--- a/tables/styled_preview/results_tables_preview.docx
+++ b/tables/styled_preview/results_tables_preview.docx
@@ -1507,19 +1507,6 @@
     <w:p>
       <w:pPr>
         <w:jc w:val="left"/>
-        <w:spacing w:after="180" w:line="276" w:lineRule="auto"/>
-      </w:pPr>
-      <w:r>
-        <w:rPr>
-          <w:sz w:val="24"/>
-          <w:szCs w:val="24"/>
-        </w:rPr>
-        <w:t xml:space="preserve"/>
-      </w:r>
-    </w:p>
-    <w:p>
-      <w:pPr>
-        <w:jc w:val="left"/>
         <w:spacing w:after="180" w:line="240" w:lineRule="auto"/>
       </w:pPr>
       <w:r>
@@ -1536,7 +1523,7 @@
           <w:sz w:val="21"/>
           <w:szCs w:val="21"/>
         </w:rPr>
-        <w:t xml:space="preserve">α = Cronbachovo α; ω = McDonaldovo ω. V tejto pilotnej ukážke sú koeficienty počítané z veľmi malého počtu hodnotení, preto ich treba interpretovať len orientačne.</w:t>
+        <w:t xml:space="preserve">α = Cronbachovo α; ω = McDonaldovo ω. Koeficienty v tomto preview vychádzajú z veľmi malej pilotnej vzorky, preto ich treba čítať len orientačne.</w:t>
       </w:r>
     </w:p>
     <w:p>
@@ -2465,19 +2452,6 @@
     <w:p>
       <w:pPr>
         <w:jc w:val="left"/>
-        <w:spacing w:after="180" w:line="276" w:lineRule="auto"/>
-      </w:pPr>
-      <w:r>
-        <w:rPr>
-          <w:sz w:val="24"/>
-          <w:szCs w:val="24"/>
-        </w:rPr>
-        <w:t xml:space="preserve"/>
-      </w:r>
-    </w:p>
-    <w:p>
-      <w:pPr>
-        <w:jc w:val="left"/>
         <w:spacing w:after="180" w:line="240" w:lineRule="auto"/>
       </w:pPr>
       <w:r>
@@ -2494,7 +2468,7 @@
           <w:sz w:val="21"/>
           <w:szCs w:val="21"/>
         </w:rPr>
-        <w:t xml:space="preserve">ICC = intratriedna korelácia; CI = interval spoľahlivosti. V aktuálnom preview sú odhady preskočené, pretože pilotné dáta zatiaľ neobsahujú aspoň dvoch hodnotiteľov pre aspoň dva transkripty.</w:t>
+        <w:t xml:space="preserve">ICC = intratriedna korelácia; CI = interval spoľahlivosti. Odhady sú v tomto preview preskočené, pretože pilotné dáta zatiaľ neobsahujú aspoň dvoch hodnotiteľov pre aspoň dva transkripty.</w:t>
       </w:r>
     </w:p>
     <w:p>
@@ -3884,19 +3858,6 @@
     <w:p>
       <w:pPr>
         <w:jc w:val="left"/>
-        <w:spacing w:after="180" w:line="276" w:lineRule="auto"/>
-      </w:pPr>
-      <w:r>
-        <w:rPr>
-          <w:sz w:val="24"/>
-          <w:szCs w:val="24"/>
-        </w:rPr>
-        <w:t xml:space="preserve"/>
-      </w:r>
-    </w:p>
-    <w:p>
-      <w:pPr>
-        <w:jc w:val="left"/>
         <w:spacing w:after="180" w:line="240" w:lineRule="auto"/>
       </w:pPr>
       <w:r>
@@ -3913,7 +3874,7 @@
           <w:sz w:val="21"/>
           <w:szCs w:val="21"/>
         </w:rPr>
-        <w:t xml:space="preserve">LMM = lineárny zmiešaný model; CLMM = kumulatívny link mixed model; CI = interval spoľahlivosti. V aktuálnom preview sú modely preskočené pre nedostatočný počet riadkov alebo úrovní faktorov.</w:t>
+        <w:t xml:space="preserve">LMM = lineárny zmiešaný model; CLMM = kumulatívny link mixed model; CI = interval spoľahlivosti. Modely sú v tomto preview preskočené pre nedostatočný počet riadkov alebo úrovní faktorov.</w:t>
       </w:r>
     </w:p>
     <w:sectPr>

--- a/tables/styled_preview/results_tables_preview.docx
+++ b/tables/styled_preview/results_tables_preview.docx
@@ -9,6 +9,7 @@
       </w:pPr>
       <w:r>
         <w:rPr>
+          <w:rFonts w:ascii="Times New Roman" w:hAnsi="Times New Roman" w:cs="Times New Roman"/>
           <w:b/>
           <w:bCs/>
           <w:sz w:val="32"/>
@@ -24,40 +25,37 @@
       </w:pPr>
       <w:r>
         <w:rPr>
+          <w:rFonts w:ascii="Times New Roman" w:hAnsi="Times New Roman" w:cs="Times New Roman"/>
           <w:sz w:val="24"/>
           <w:szCs w:val="24"/>
         </w:rPr>
-        <w:t xml:space="preserve">Toto je nový natívny DOCX preview build. Tabuľky sú zámerne užšie než textový blok, sú centrované a používajú len horizontálne čiary.</w:t>
+        <w:t xml:space="preserve">Toto je nový natívny DOCX preview build so štýlovým presetom `pevš-final-preview`. Tabuľky sú užšie než textový blok, používajú Times New Roman, len horizontálne čiary a zjednotený caption/note systém.</w:t>
       </w:r>
     </w:p>
     <w:p>
       <w:pPr>
         <w:jc w:val="left"/>
-        <w:spacing w:after="60" w:line="276" w:lineRule="auto"/>
+        <w:spacing w:after="80" w:line="240" w:lineRule="auto"/>
       </w:pPr>
       <w:r>
         <w:rPr>
+          <w:rFonts w:ascii="Times New Roman" w:hAnsi="Times New Roman" w:cs="Times New Roman"/>
           <w:b/>
           <w:bCs/>
-          <w:sz w:val="24"/>
-          <w:szCs w:val="24"/>
+          <w:sz w:val="20"/>
+          <w:szCs w:val="20"/>
         </w:rPr>
-        <w:t xml:space="preserve">Tabuľka 1</w:t>
+        <w:t xml:space="preserve">Tabuľka 1. </w:t>
       </w:r>
-    </w:p>
-    <w:p>
-      <w:pPr>
-        <w:jc w:val="left"/>
-        <w:spacing w:after="90" w:line="276" w:lineRule="auto"/>
-      </w:pPr>
       <w:r>
         <w:rPr>
+          <w:rFonts w:ascii="Times New Roman" w:hAnsi="Times New Roman" w:cs="Times New Roman"/>
           <w:i/>
           <w:iCs/>
-          <w:sz w:val="24"/>
-          <w:szCs w:val="24"/>
+          <w:sz w:val="20"/>
+          <w:szCs w:val="20"/>
         </w:rPr>
-        <w:t xml:space="preserve">Základná charakteristika datasetu</w:t>
+        <w:t xml:space="preserve">Základná charakteristika datasetu.</w:t>
       </w:r>
     </w:p>
     <w:tbl>
@@ -66,8 +64,10 @@
         <w:jc w:val="center"/>
         <w:tblLayout w:type="fixed"/>
         <w:tblCellMar>
-          <w:left w:w="80" w:type="dxa"/>
-          <w:right w:w="80" w:type="dxa"/>
+          <w:top w:w="35" w:type="dxa"/>
+          <w:left w:w="90" w:type="dxa"/>
+          <w:bottom w:w="35" w:type="dxa"/>
+          <w:right w:w="90" w:type="dxa"/>
         </w:tblCellMar>
         <w:tblBorders>
           <w:top w:val="nil"/>
@@ -88,7 +88,7 @@
           <w:tcPr>
             <w:tcW w:w="4400" w:type="dxa"/>
             <w:tcBorders>
-              <w:top w:val="single" w:sz="8" w:space="0" w:color="000000"/>
+              <w:top w:val="single" w:sz="10" w:space="0" w:color="000000"/>
               <w:left w:val="nil"/>
               <w:bottom w:val="single" w:sz="8" w:space="0" w:color="000000"/>
               <w:right w:val="nil"/>
@@ -101,10 +101,11 @@
             </w:pPr>
             <w:r>
               <w:rPr>
+                <w:rFonts w:ascii="Times New Roman" w:hAnsi="Times New Roman" w:cs="Times New Roman"/>
                 <w:b/>
                 <w:bCs/>
-                <w:sz w:val="24"/>
-                <w:szCs w:val="24"/>
+                <w:sz w:val="20"/>
+                <w:szCs w:val="20"/>
               </w:rPr>
               <w:t xml:space="preserve">Ukazovateľ</w:t>
             </w:r>
@@ -114,7 +115,7 @@
           <w:tcPr>
             <w:tcW w:w="2600" w:type="dxa"/>
             <w:tcBorders>
-              <w:top w:val="single" w:sz="8" w:space="0" w:color="000000"/>
+              <w:top w:val="single" w:sz="10" w:space="0" w:color="000000"/>
               <w:left w:val="nil"/>
               <w:bottom w:val="single" w:sz="8" w:space="0" w:color="000000"/>
               <w:right w:val="nil"/>
@@ -127,10 +128,11 @@
             </w:pPr>
             <w:r>
               <w:rPr>
+                <w:rFonts w:ascii="Times New Roman" w:hAnsi="Times New Roman" w:cs="Times New Roman"/>
                 <w:b/>
                 <w:bCs/>
-                <w:sz w:val="24"/>
-                <w:szCs w:val="24"/>
+                <w:sz w:val="20"/>
+                <w:szCs w:val="20"/>
               </w:rPr>
               <w:t xml:space="preserve">Hodnota</w:t>
             </w:r>
@@ -155,8 +157,9 @@
             </w:pPr>
             <w:r>
               <w:rPr>
-                <w:sz w:val="21"/>
-                <w:szCs w:val="21"/>
+                <w:rFonts w:ascii="Times New Roman" w:hAnsi="Times New Roman" w:cs="Times New Roman"/>
+                <w:sz w:val="20"/>
+                <w:szCs w:val="20"/>
               </w:rPr>
               <w:t xml:space="preserve">Zdroj dát</w:t>
             </w:r>
@@ -179,8 +182,9 @@
             </w:pPr>
             <w:r>
               <w:rPr>
-                <w:sz w:val="21"/>
-                <w:szCs w:val="21"/>
+                <w:rFonts w:ascii="Times New Roman" w:hAnsi="Times New Roman" w:cs="Times New Roman"/>
+                <w:sz w:val="20"/>
+                <w:szCs w:val="20"/>
               </w:rPr>
               <w:t xml:space="preserve">Clean dáta</w:t>
             </w:r>
@@ -205,8 +209,9 @@
             </w:pPr>
             <w:r>
               <w:rPr>
-                <w:sz w:val="21"/>
-                <w:szCs w:val="21"/>
+                <w:rFonts w:ascii="Times New Roman" w:hAnsi="Times New Roman" w:cs="Times New Roman"/>
+                <w:sz w:val="20"/>
+                <w:szCs w:val="20"/>
               </w:rPr>
               <w:t xml:space="preserve">Počet hodnotiteľov</w:t>
             </w:r>
@@ -229,8 +234,9 @@
             </w:pPr>
             <w:r>
               <w:rPr>
-                <w:sz w:val="21"/>
-                <w:szCs w:val="21"/>
+                <w:rFonts w:ascii="Times New Roman" w:hAnsi="Times New Roman" w:cs="Times New Roman"/>
+                <w:sz w:val="20"/>
+                <w:szCs w:val="20"/>
               </w:rPr>
               <w:t xml:space="preserve">1</w:t>
             </w:r>
@@ -255,8 +261,9 @@
             </w:pPr>
             <w:r>
               <w:rPr>
-                <w:sz w:val="21"/>
-                <w:szCs w:val="21"/>
+                <w:rFonts w:ascii="Times New Roman" w:hAnsi="Times New Roman" w:cs="Times New Roman"/>
+                <w:sz w:val="20"/>
+                <w:szCs w:val="20"/>
               </w:rPr>
               <w:t xml:space="preserve">Počet transkriptov</w:t>
             </w:r>
@@ -279,8 +286,9 @@
             </w:pPr>
             <w:r>
               <w:rPr>
-                <w:sz w:val="21"/>
-                <w:szCs w:val="21"/>
+                <w:rFonts w:ascii="Times New Roman" w:hAnsi="Times New Roman" w:cs="Times New Roman"/>
+                <w:sz w:val="20"/>
+                <w:szCs w:val="20"/>
               </w:rPr>
               <w:t xml:space="preserve">4</w:t>
             </w:r>
@@ -305,8 +313,9 @@
             </w:pPr>
             <w:r>
               <w:rPr>
-                <w:sz w:val="21"/>
-                <w:szCs w:val="21"/>
+                <w:rFonts w:ascii="Times New Roman" w:hAnsi="Times New Roman" w:cs="Times New Roman"/>
+                <w:sz w:val="20"/>
+                <w:szCs w:val="20"/>
               </w:rPr>
               <w:t xml:space="preserve">Počet seedov</w:t>
             </w:r>
@@ -329,8 +338,9 @@
             </w:pPr>
             <w:r>
               <w:rPr>
-                <w:sz w:val="21"/>
-                <w:szCs w:val="21"/>
+                <w:rFonts w:ascii="Times New Roman" w:hAnsi="Times New Roman" w:cs="Times New Roman"/>
+                <w:sz w:val="20"/>
+                <w:szCs w:val="20"/>
               </w:rPr>
               <w:t xml:space="preserve">4</w:t>
             </w:r>
@@ -355,8 +365,9 @@
             </w:pPr>
             <w:r>
               <w:rPr>
-                <w:sz w:val="21"/>
-                <w:szCs w:val="21"/>
+                <w:rFonts w:ascii="Times New Roman" w:hAnsi="Times New Roman" w:cs="Times New Roman"/>
+                <w:sz w:val="20"/>
+                <w:szCs w:val="20"/>
               </w:rPr>
               <w:t xml:space="preserve">Počet hodnotení</w:t>
             </w:r>
@@ -379,8 +390,9 @@
             </w:pPr>
             <w:r>
               <w:rPr>
-                <w:sz w:val="21"/>
-                <w:szCs w:val="21"/>
+                <w:rFonts w:ascii="Times New Roman" w:hAnsi="Times New Roman" w:cs="Times New Roman"/>
+                <w:sz w:val="20"/>
+                <w:szCs w:val="20"/>
               </w:rPr>
               <w:t xml:space="preserve">4</w:t>
             </w:r>
@@ -405,8 +417,9 @@
             </w:pPr>
             <w:r>
               <w:rPr>
-                <w:sz w:val="21"/>
-                <w:szCs w:val="21"/>
+                <w:rFonts w:ascii="Times New Roman" w:hAnsi="Times New Roman" w:cs="Times New Roman"/>
+                <w:sz w:val="20"/>
+                <w:szCs w:val="20"/>
               </w:rPr>
               <w:t xml:space="preserve">Priemerný počet hodnotení na transkript</w:t>
             </w:r>
@@ -429,8 +442,9 @@
             </w:pPr>
             <w:r>
               <w:rPr>
-                <w:sz w:val="21"/>
-                <w:szCs w:val="21"/>
+                <w:rFonts w:ascii="Times New Roman" w:hAnsi="Times New Roman" w:cs="Times New Roman"/>
+                <w:sz w:val="20"/>
+                <w:szCs w:val="20"/>
               </w:rPr>
               <w:t xml:space="preserve">1</w:t>
             </w:r>
@@ -455,8 +469,9 @@
             </w:pPr>
             <w:r>
               <w:rPr>
-                <w:sz w:val="21"/>
-                <w:szCs w:val="21"/>
+                <w:rFonts w:ascii="Times New Roman" w:hAnsi="Times New Roman" w:cs="Times New Roman"/>
+                <w:sz w:val="20"/>
+                <w:szCs w:val="20"/>
               </w:rPr>
               <w:t xml:space="preserve">Minimálny počet hodnotení na transkript</w:t>
             </w:r>
@@ -479,8 +494,9 @@
             </w:pPr>
             <w:r>
               <w:rPr>
-                <w:sz w:val="21"/>
-                <w:szCs w:val="21"/>
+                <w:rFonts w:ascii="Times New Roman" w:hAnsi="Times New Roman" w:cs="Times New Roman"/>
+                <w:sz w:val="20"/>
+                <w:szCs w:val="20"/>
               </w:rPr>
               <w:t xml:space="preserve">1</w:t>
             </w:r>
@@ -505,8 +521,9 @@
             </w:pPr>
             <w:r>
               <w:rPr>
-                <w:sz w:val="21"/>
-                <w:szCs w:val="21"/>
+                <w:rFonts w:ascii="Times New Roman" w:hAnsi="Times New Roman" w:cs="Times New Roman"/>
+                <w:sz w:val="20"/>
+                <w:szCs w:val="20"/>
               </w:rPr>
               <w:t xml:space="preserve">Maximálny počet hodnotení na transkript</w:t>
             </w:r>
@@ -529,8 +546,9 @@
             </w:pPr>
             <w:r>
               <w:rPr>
-                <w:sz w:val="21"/>
-                <w:szCs w:val="21"/>
+                <w:rFonts w:ascii="Times New Roman" w:hAnsi="Times New Roman" w:cs="Times New Roman"/>
+                <w:sz w:val="20"/>
+                <w:szCs w:val="20"/>
               </w:rPr>
               <w:t xml:space="preserve">1</w:t>
             </w:r>
@@ -555,8 +573,9 @@
             </w:pPr>
             <w:r>
               <w:rPr>
-                <w:sz w:val="21"/>
-                <w:szCs w:val="21"/>
+                <w:rFonts w:ascii="Times New Roman" w:hAnsi="Times New Roman" w:cs="Times New Roman"/>
+                <w:sz w:val="20"/>
+                <w:szCs w:val="20"/>
               </w:rPr>
               <w:t xml:space="preserve">Režim výpočtu chyby závažnosti</w:t>
             </w:r>
@@ -579,8 +598,9 @@
             </w:pPr>
             <w:r>
               <w:rPr>
-                <w:sz w:val="21"/>
-                <w:szCs w:val="21"/>
+                <w:rFonts w:ascii="Times New Roman" w:hAnsi="Times New Roman" w:cs="Times New Roman"/>
+                <w:sz w:val="20"/>
+                <w:szCs w:val="20"/>
               </w:rPr>
               <w:t xml:space="preserve">direct_1to5</w:t>
             </w:r>
@@ -605,8 +625,9 @@
             </w:pPr>
             <w:r>
               <w:rPr>
-                <w:sz w:val="21"/>
-                <w:szCs w:val="21"/>
+                <w:rFonts w:ascii="Times New Roman" w:hAnsi="Times New Roman" w:cs="Times New Roman"/>
+                <w:sz w:val="20"/>
+                <w:szCs w:val="20"/>
               </w:rPr>
               <w:t xml:space="preserve">Počet hodnotení bez guardrailu</w:t>
             </w:r>
@@ -629,8 +650,9 @@
             </w:pPr>
             <w:r>
               <w:rPr>
-                <w:sz w:val="21"/>
-                <w:szCs w:val="21"/>
+                <w:rFonts w:ascii="Times New Roman" w:hAnsi="Times New Roman" w:cs="Times New Roman"/>
+                <w:sz w:val="20"/>
+                <w:szCs w:val="20"/>
               </w:rPr>
               <w:t xml:space="preserve">4</w:t>
             </w:r>
@@ -655,8 +677,9 @@
             </w:pPr>
             <w:r>
               <w:rPr>
-                <w:sz w:val="21"/>
-                <w:szCs w:val="21"/>
+                <w:rFonts w:ascii="Times New Roman" w:hAnsi="Times New Roman" w:cs="Times New Roman"/>
+                <w:sz w:val="20"/>
+                <w:szCs w:val="20"/>
               </w:rPr>
               <w:t xml:space="preserve">Počet hodnotení pre profil P1</w:t>
             </w:r>
@@ -679,8 +702,9 @@
             </w:pPr>
             <w:r>
               <w:rPr>
-                <w:sz w:val="21"/>
-                <w:szCs w:val="21"/>
+                <w:rFonts w:ascii="Times New Roman" w:hAnsi="Times New Roman" w:cs="Times New Roman"/>
+                <w:sz w:val="20"/>
+                <w:szCs w:val="20"/>
               </w:rPr>
               <w:t xml:space="preserve">4</w:t>
             </w:r>
@@ -694,19 +718,20 @@
             <w:tcBorders>
               <w:top w:val="nil"/>
               <w:left w:val="nil"/>
-              <w:bottom w:val="single" w:sz="8" w:space="0" w:color="000000"/>
-              <w:right w:val="nil"/>
-            </w:tcBorders>
-          </w:tcPr>
-          <w:p>
-            <w:pPr>
-              <w:jc w:val="left"/>
-              <w:spacing w:after="0" w:line="240" w:lineRule="auto"/>
-            </w:pPr>
-            <w:r>
-              <w:rPr>
-                <w:sz w:val="21"/>
-                <w:szCs w:val="21"/>
+              <w:bottom w:val="single" w:sz="10" w:space="0" w:color="000000"/>
+              <w:right w:val="nil"/>
+            </w:tcBorders>
+          </w:tcPr>
+          <w:p>
+            <w:pPr>
+              <w:jc w:val="left"/>
+              <w:spacing w:after="0" w:line="240" w:lineRule="auto"/>
+            </w:pPr>
+            <w:r>
+              <w:rPr>
+                <w:rFonts w:ascii="Times New Roman" w:hAnsi="Times New Roman" w:cs="Times New Roman"/>
+                <w:sz w:val="20"/>
+                <w:szCs w:val="20"/>
               </w:rPr>
               <w:t xml:space="preserve">Bez guardrailu × profil P1</w:t>
             </w:r>
@@ -718,7 +743,7 @@
             <w:tcBorders>
               <w:top w:val="nil"/>
               <w:left w:val="nil"/>
-              <w:bottom w:val="single" w:sz="8" w:space="0" w:color="000000"/>
+              <w:bottom w:val="single" w:sz="10" w:space="0" w:color="000000"/>
               <w:right w:val="nil"/>
             </w:tcBorders>
           </w:tcPr>
@@ -729,8 +754,9 @@
             </w:pPr>
             <w:r>
               <w:rPr>
-                <w:sz w:val="21"/>
-                <w:szCs w:val="21"/>
+                <w:rFonts w:ascii="Times New Roman" w:hAnsi="Times New Roman" w:cs="Times New Roman"/>
+                <w:sz w:val="20"/>
+                <w:szCs w:val="20"/>
               </w:rPr>
               <w:t xml:space="preserve">4</w:t>
             </w:r>
@@ -741,10 +767,11 @@
     <w:p>
       <w:pPr>
         <w:jc w:val="left"/>
-        <w:spacing w:after="180" w:line="276" w:lineRule="auto"/>
+        <w:spacing w:after="210" w:line="276" w:lineRule="auto"/>
       </w:pPr>
       <w:r>
         <w:rPr>
+          <w:rFonts w:ascii="Times New Roman" w:hAnsi="Times New Roman" w:cs="Times New Roman"/>
           <w:sz w:val="24"/>
           <w:szCs w:val="24"/>
         </w:rPr>
@@ -754,31 +781,27 @@
     <w:p>
       <w:pPr>
         <w:jc w:val="left"/>
-        <w:spacing w:after="60" w:line="276" w:lineRule="auto"/>
+        <w:spacing w:after="80" w:line="240" w:lineRule="auto"/>
       </w:pPr>
       <w:r>
         <w:rPr>
+          <w:rFonts w:ascii="Times New Roman" w:hAnsi="Times New Roman" w:cs="Times New Roman"/>
           <w:b/>
           <w:bCs/>
-          <w:sz w:val="24"/>
-          <w:szCs w:val="24"/>
+          <w:sz w:val="20"/>
+          <w:szCs w:val="20"/>
         </w:rPr>
-        <w:t xml:space="preserve">Tabuľka 4</w:t>
+        <w:t xml:space="preserve">Tabuľka 4. </w:t>
       </w:r>
-    </w:p>
-    <w:p>
-      <w:pPr>
-        <w:jc w:val="left"/>
-        <w:spacing w:after="90" w:line="276" w:lineRule="auto"/>
-      </w:pPr>
       <w:r>
         <w:rPr>
+          <w:rFonts w:ascii="Times New Roman" w:hAnsi="Times New Roman" w:cs="Times New Roman"/>
           <w:i/>
           <w:iCs/>
-          <w:sz w:val="24"/>
-          <w:szCs w:val="24"/>
+          <w:sz w:val="20"/>
+          <w:szCs w:val="20"/>
         </w:rPr>
-        <w:t xml:space="preserve">Vnútorná konzistencia ratingových blokov</w:t>
+        <w:t xml:space="preserve">Vnútorná konzistencia ratingových blokov.</w:t>
       </w:r>
     </w:p>
     <w:tbl>
@@ -787,8 +810,10 @@
         <w:jc w:val="center"/>
         <w:tblLayout w:type="fixed"/>
         <w:tblCellMar>
-          <w:left w:w="80" w:type="dxa"/>
-          <w:right w:w="80" w:type="dxa"/>
+          <w:top w:w="35" w:type="dxa"/>
+          <w:left w:w="90" w:type="dxa"/>
+          <w:bottom w:w="35" w:type="dxa"/>
+          <w:right w:w="90" w:type="dxa"/>
         </w:tblCellMar>
         <w:tblBorders>
           <w:top w:val="nil"/>
@@ -814,7 +839,7 @@
           <w:tcPr>
             <w:tcW w:w="2600" w:type="dxa"/>
             <w:tcBorders>
-              <w:top w:val="single" w:sz="8" w:space="0" w:color="000000"/>
+              <w:top w:val="single" w:sz="10" w:space="0" w:color="000000"/>
               <w:left w:val="nil"/>
               <w:bottom w:val="single" w:sz="8" w:space="0" w:color="000000"/>
               <w:right w:val="nil"/>
@@ -827,10 +852,11 @@
             </w:pPr>
             <w:r>
               <w:rPr>
+                <w:rFonts w:ascii="Times New Roman" w:hAnsi="Times New Roman" w:cs="Times New Roman"/>
                 <w:b/>
                 <w:bCs/>
-                <w:sz w:val="24"/>
-                <w:szCs w:val="24"/>
+                <w:sz w:val="20"/>
+                <w:szCs w:val="20"/>
               </w:rPr>
               <w:t xml:space="preserve">Blok</w:t>
             </w:r>
@@ -840,7 +866,7 @@
           <w:tcPr>
             <w:tcW w:w="900" w:type="dxa"/>
             <w:tcBorders>
-              <w:top w:val="single" w:sz="8" w:space="0" w:color="000000"/>
+              <w:top w:val="single" w:sz="10" w:space="0" w:color="000000"/>
               <w:left w:val="nil"/>
               <w:bottom w:val="single" w:sz="8" w:space="0" w:color="000000"/>
               <w:right w:val="nil"/>
@@ -853,10 +879,11 @@
             </w:pPr>
             <w:r>
               <w:rPr>
+                <w:rFonts w:ascii="Times New Roman" w:hAnsi="Times New Roman" w:cs="Times New Roman"/>
                 <w:b/>
                 <w:bCs/>
-                <w:sz w:val="24"/>
-                <w:szCs w:val="24"/>
+                <w:sz w:val="20"/>
+                <w:szCs w:val="20"/>
               </w:rPr>
               <w:t xml:space="preserve">Počet položiek</w:t>
             </w:r>
@@ -866,7 +893,7 @@
           <w:tcPr>
             <w:tcW w:w="900" w:type="dxa"/>
             <w:tcBorders>
-              <w:top w:val="single" w:sz="8" w:space="0" w:color="000000"/>
+              <w:top w:val="single" w:sz="10" w:space="0" w:color="000000"/>
               <w:left w:val="nil"/>
               <w:bottom w:val="single" w:sz="8" w:space="0" w:color="000000"/>
               <w:right w:val="nil"/>
@@ -879,10 +906,11 @@
             </w:pPr>
             <w:r>
               <w:rPr>
+                <w:rFonts w:ascii="Times New Roman" w:hAnsi="Times New Roman" w:cs="Times New Roman"/>
                 <w:b/>
                 <w:bCs/>
-                <w:sz w:val="24"/>
-                <w:szCs w:val="24"/>
+                <w:sz w:val="20"/>
+                <w:szCs w:val="20"/>
               </w:rPr>
               <w:t xml:space="preserve">Počet riadkov</w:t>
             </w:r>
@@ -892,7 +920,7 @@
           <w:tcPr>
             <w:tcW w:w="1000" w:type="dxa"/>
             <w:tcBorders>
-              <w:top w:val="single" w:sz="8" w:space="0" w:color="000000"/>
+              <w:top w:val="single" w:sz="10" w:space="0" w:color="000000"/>
               <w:left w:val="nil"/>
               <w:bottom w:val="single" w:sz="8" w:space="0" w:color="000000"/>
               <w:right w:val="nil"/>
@@ -905,10 +933,11 @@
             </w:pPr>
             <w:r>
               <w:rPr>
+                <w:rFonts w:ascii="Times New Roman" w:hAnsi="Times New Roman" w:cs="Times New Roman"/>
                 <w:b/>
                 <w:bCs/>
-                <w:sz w:val="24"/>
-                <w:szCs w:val="24"/>
+                <w:sz w:val="20"/>
+                <w:szCs w:val="20"/>
               </w:rPr>
               <w:t xml:space="preserve">Cronbachovo α</w:t>
             </w:r>
@@ -918,7 +947,7 @@
           <w:tcPr>
             <w:tcW w:w="1100" w:type="dxa"/>
             <w:tcBorders>
-              <w:top w:val="single" w:sz="8" w:space="0" w:color="000000"/>
+              <w:top w:val="single" w:sz="10" w:space="0" w:color="000000"/>
               <w:left w:val="nil"/>
               <w:bottom w:val="single" w:sz="8" w:space="0" w:color="000000"/>
               <w:right w:val="nil"/>
@@ -931,10 +960,11 @@
             </w:pPr>
             <w:r>
               <w:rPr>
+                <w:rFonts w:ascii="Times New Roman" w:hAnsi="Times New Roman" w:cs="Times New Roman"/>
                 <w:b/>
                 <w:bCs/>
-                <w:sz w:val="24"/>
-                <w:szCs w:val="24"/>
+                <w:sz w:val="20"/>
+                <w:szCs w:val="20"/>
               </w:rPr>
               <w:t xml:space="preserve">McDonaldovo ω</w:t>
             </w:r>
@@ -944,7 +974,7 @@
           <w:tcPr>
             <w:tcW w:w="900" w:type="dxa"/>
             <w:tcBorders>
-              <w:top w:val="single" w:sz="8" w:space="0" w:color="000000"/>
+              <w:top w:val="single" w:sz="10" w:space="0" w:color="000000"/>
               <w:left w:val="nil"/>
               <w:bottom w:val="single" w:sz="8" w:space="0" w:color="000000"/>
               <w:right w:val="nil"/>
@@ -957,10 +987,11 @@
             </w:pPr>
             <w:r>
               <w:rPr>
+                <w:rFonts w:ascii="Times New Roman" w:hAnsi="Times New Roman" w:cs="Times New Roman"/>
                 <w:b/>
                 <w:bCs/>
-                <w:sz w:val="24"/>
-                <w:szCs w:val="24"/>
+                <w:sz w:val="20"/>
+                <w:szCs w:val="20"/>
               </w:rPr>
               <w:t xml:space="preserve">Stav</w:t>
             </w:r>
@@ -970,7 +1001,7 @@
           <w:tcPr>
             <w:tcW w:w="2200" w:type="dxa"/>
             <w:tcBorders>
-              <w:top w:val="single" w:sz="8" w:space="0" w:color="000000"/>
+              <w:top w:val="single" w:sz="10" w:space="0" w:color="000000"/>
               <w:left w:val="nil"/>
               <w:bottom w:val="single" w:sz="8" w:space="0" w:color="000000"/>
               <w:right w:val="nil"/>
@@ -983,10 +1014,11 @@
             </w:pPr>
             <w:r>
               <w:rPr>
+                <w:rFonts w:ascii="Times New Roman" w:hAnsi="Times New Roman" w:cs="Times New Roman"/>
                 <w:b/>
                 <w:bCs/>
-                <w:sz w:val="24"/>
-                <w:szCs w:val="24"/>
+                <w:sz w:val="20"/>
+                <w:szCs w:val="20"/>
               </w:rPr>
               <w:t xml:space="preserve">Poznámka</w:t>
             </w:r>
@@ -1011,8 +1043,9 @@
             </w:pPr>
             <w:r>
               <w:rPr>
-                <w:sz w:val="21"/>
-                <w:szCs w:val="21"/>
+                <w:rFonts w:ascii="Times New Roman" w:hAnsi="Times New Roman" w:cs="Times New Roman"/>
+                <w:sz w:val="20"/>
+                <w:szCs w:val="20"/>
               </w:rPr>
               <w:t xml:space="preserve">Blok G1-G5</w:t>
             </w:r>
@@ -1035,8 +1068,9 @@
             </w:pPr>
             <w:r>
               <w:rPr>
-                <w:sz w:val="21"/>
-                <w:szCs w:val="21"/>
+                <w:rFonts w:ascii="Times New Roman" w:hAnsi="Times New Roman" w:cs="Times New Roman"/>
+                <w:sz w:val="20"/>
+                <w:szCs w:val="20"/>
               </w:rPr>
               <w:t xml:space="preserve">5</w:t>
             </w:r>
@@ -1059,8 +1093,9 @@
             </w:pPr>
             <w:r>
               <w:rPr>
-                <w:sz w:val="21"/>
-                <w:szCs w:val="21"/>
+                <w:rFonts w:ascii="Times New Roman" w:hAnsi="Times New Roman" w:cs="Times New Roman"/>
+                <w:sz w:val="20"/>
+                <w:szCs w:val="20"/>
               </w:rPr>
               <w:t xml:space="preserve">4</w:t>
             </w:r>
@@ -1083,8 +1118,9 @@
             </w:pPr>
             <w:r>
               <w:rPr>
-                <w:sz w:val="21"/>
-                <w:szCs w:val="21"/>
+                <w:rFonts w:ascii="Times New Roman" w:hAnsi="Times New Roman" w:cs="Times New Roman"/>
+                <w:sz w:val="20"/>
+                <w:szCs w:val="20"/>
               </w:rPr>
               <w:t xml:space="preserve">-0.933</w:t>
             </w:r>
@@ -1107,8 +1143,9 @@
             </w:pPr>
             <w:r>
               <w:rPr>
-                <w:sz w:val="21"/>
-                <w:szCs w:val="21"/>
+                <w:rFonts w:ascii="Times New Roman" w:hAnsi="Times New Roman" w:cs="Times New Roman"/>
+                <w:sz w:val="20"/>
+                <w:szCs w:val="20"/>
               </w:rPr>
               <w:t xml:space="preserve"/>
             </w:r>
@@ -1131,8 +1168,9 @@
             </w:pPr>
             <w:r>
               <w:rPr>
-                <w:sz w:val="21"/>
-                <w:szCs w:val="21"/>
+                <w:rFonts w:ascii="Times New Roman" w:hAnsi="Times New Roman" w:cs="Times New Roman"/>
+                <w:sz w:val="20"/>
+                <w:szCs w:val="20"/>
               </w:rPr>
               <w:t xml:space="preserve">OK</w:t>
             </w:r>
@@ -1155,8 +1193,9 @@
             </w:pPr>
             <w:r>
               <w:rPr>
-                <w:sz w:val="21"/>
-                <w:szCs w:val="21"/>
+                <w:rFonts w:ascii="Times New Roman" w:hAnsi="Times New Roman" w:cs="Times New Roman"/>
+                <w:sz w:val="20"/>
+                <w:szCs w:val="20"/>
               </w:rPr>
               <w:t xml:space="preserve">Cronbachovo α bolo odhadnuté; McDonaldovo ω sa nepodarilo vypočítať.</w:t>
             </w:r>
@@ -1181,8 +1220,9 @@
             </w:pPr>
             <w:r>
               <w:rPr>
-                <w:sz w:val="21"/>
-                <w:szCs w:val="21"/>
+                <w:rFonts w:ascii="Times New Roman" w:hAnsi="Times New Roman" w:cs="Times New Roman"/>
+                <w:sz w:val="20"/>
+                <w:szCs w:val="20"/>
               </w:rPr>
               <w:t xml:space="preserve">Jadro klinickej vierohodnosti</w:t>
             </w:r>
@@ -1205,8 +1245,9 @@
             </w:pPr>
             <w:r>
               <w:rPr>
-                <w:sz w:val="21"/>
-                <w:szCs w:val="21"/>
+                <w:rFonts w:ascii="Times New Roman" w:hAnsi="Times New Roman" w:cs="Times New Roman"/>
+                <w:sz w:val="20"/>
+                <w:szCs w:val="20"/>
               </w:rPr>
               <w:t xml:space="preserve">3</w:t>
             </w:r>
@@ -1229,8 +1270,9 @@
             </w:pPr>
             <w:r>
               <w:rPr>
-                <w:sz w:val="21"/>
-                <w:szCs w:val="21"/>
+                <w:rFonts w:ascii="Times New Roman" w:hAnsi="Times New Roman" w:cs="Times New Roman"/>
+                <w:sz w:val="20"/>
+                <w:szCs w:val="20"/>
               </w:rPr>
               <w:t xml:space="preserve">4</w:t>
             </w:r>
@@ -1253,8 +1295,9 @@
             </w:pPr>
             <w:r>
               <w:rPr>
-                <w:sz w:val="21"/>
-                <w:szCs w:val="21"/>
+                <w:rFonts w:ascii="Times New Roman" w:hAnsi="Times New Roman" w:cs="Times New Roman"/>
+                <w:sz w:val="20"/>
+                <w:szCs w:val="20"/>
               </w:rPr>
               <w:t xml:space="preserve">-8</w:t>
             </w:r>
@@ -1277,8 +1320,9 @@
             </w:pPr>
             <w:r>
               <w:rPr>
-                <w:sz w:val="21"/>
-                <w:szCs w:val="21"/>
+                <w:rFonts w:ascii="Times New Roman" w:hAnsi="Times New Roman" w:cs="Times New Roman"/>
+                <w:sz w:val="20"/>
+                <w:szCs w:val="20"/>
               </w:rPr>
               <w:t xml:space="preserve"/>
             </w:r>
@@ -1301,8 +1345,9 @@
             </w:pPr>
             <w:r>
               <w:rPr>
-                <w:sz w:val="21"/>
-                <w:szCs w:val="21"/>
+                <w:rFonts w:ascii="Times New Roman" w:hAnsi="Times New Roman" w:cs="Times New Roman"/>
+                <w:sz w:val="20"/>
+                <w:szCs w:val="20"/>
               </w:rPr>
               <w:t xml:space="preserve">OK</w:t>
             </w:r>
@@ -1325,8 +1370,9 @@
             </w:pPr>
             <w:r>
               <w:rPr>
-                <w:sz w:val="21"/>
-                <w:szCs w:val="21"/>
+                <w:rFonts w:ascii="Times New Roman" w:hAnsi="Times New Roman" w:cs="Times New Roman"/>
+                <w:sz w:val="20"/>
+                <w:szCs w:val="20"/>
               </w:rPr>
               <w:t xml:space="preserve">Cronbachovo α bolo odhadnuté; McDonaldovo ω sa nepodarilo vypočítať.</w:t>
             </w:r>
@@ -1340,19 +1386,20 @@
             <w:tcBorders>
               <w:top w:val="nil"/>
               <w:left w:val="nil"/>
-              <w:bottom w:val="single" w:sz="8" w:space="0" w:color="000000"/>
-              <w:right w:val="nil"/>
-            </w:tcBorders>
-          </w:tcPr>
-          <w:p>
-            <w:pPr>
-              <w:jc w:val="left"/>
-              <w:spacing w:after="0" w:line="240" w:lineRule="auto"/>
-            </w:pPr>
-            <w:r>
-              <w:rPr>
-                <w:sz w:val="21"/>
-                <w:szCs w:val="21"/>
+              <w:bottom w:val="single" w:sz="10" w:space="0" w:color="000000"/>
+              <w:right w:val="nil"/>
+            </w:tcBorders>
+          </w:tcPr>
+          <w:p>
+            <w:pPr>
+              <w:jc w:val="left"/>
+              <w:spacing w:after="0" w:line="240" w:lineRule="auto"/>
+            </w:pPr>
+            <w:r>
+              <w:rPr>
+                <w:rFonts w:ascii="Times New Roman" w:hAnsi="Times New Roman" w:cs="Times New Roman"/>
+                <w:sz w:val="20"/>
+                <w:szCs w:val="20"/>
               </w:rPr>
               <w:t xml:space="preserve">Blok R1-R5</w:t>
             </w:r>
@@ -1364,7 +1411,7 @@
             <w:tcBorders>
               <w:top w:val="nil"/>
               <w:left w:val="nil"/>
-              <w:bottom w:val="single" w:sz="8" w:space="0" w:color="000000"/>
+              <w:bottom w:val="single" w:sz="10" w:space="0" w:color="000000"/>
               <w:right w:val="nil"/>
             </w:tcBorders>
           </w:tcPr>
@@ -1375,8 +1422,9 @@
             </w:pPr>
             <w:r>
               <w:rPr>
-                <w:sz w:val="21"/>
-                <w:szCs w:val="21"/>
+                <w:rFonts w:ascii="Times New Roman" w:hAnsi="Times New Roman" w:cs="Times New Roman"/>
+                <w:sz w:val="20"/>
+                <w:szCs w:val="20"/>
               </w:rPr>
               <w:t xml:space="preserve">5</w:t>
             </w:r>
@@ -1388,7 +1436,7 @@
             <w:tcBorders>
               <w:top w:val="nil"/>
               <w:left w:val="nil"/>
-              <w:bottom w:val="single" w:sz="8" w:space="0" w:color="000000"/>
+              <w:bottom w:val="single" w:sz="10" w:space="0" w:color="000000"/>
               <w:right w:val="nil"/>
             </w:tcBorders>
           </w:tcPr>
@@ -1399,8 +1447,9 @@
             </w:pPr>
             <w:r>
               <w:rPr>
-                <w:sz w:val="21"/>
-                <w:szCs w:val="21"/>
+                <w:rFonts w:ascii="Times New Roman" w:hAnsi="Times New Roman" w:cs="Times New Roman"/>
+                <w:sz w:val="20"/>
+                <w:szCs w:val="20"/>
               </w:rPr>
               <w:t xml:space="preserve">4</w:t>
             </w:r>
@@ -1412,7 +1461,7 @@
             <w:tcBorders>
               <w:top w:val="nil"/>
               <w:left w:val="nil"/>
-              <w:bottom w:val="single" w:sz="8" w:space="0" w:color="000000"/>
+              <w:bottom w:val="single" w:sz="10" w:space="0" w:color="000000"/>
               <w:right w:val="nil"/>
             </w:tcBorders>
           </w:tcPr>
@@ -1423,8 +1472,9 @@
             </w:pPr>
             <w:r>
               <w:rPr>
-                <w:sz w:val="21"/>
-                <w:szCs w:val="21"/>
+                <w:rFonts w:ascii="Times New Roman" w:hAnsi="Times New Roman" w:cs="Times New Roman"/>
+                <w:sz w:val="20"/>
+                <w:szCs w:val="20"/>
               </w:rPr>
               <w:t xml:space="preserve">-Inf</w:t>
             </w:r>
@@ -1436,7 +1486,7 @@
             <w:tcBorders>
               <w:top w:val="nil"/>
               <w:left w:val="nil"/>
-              <w:bottom w:val="single" w:sz="8" w:space="0" w:color="000000"/>
+              <w:bottom w:val="single" w:sz="10" w:space="0" w:color="000000"/>
               <w:right w:val="nil"/>
             </w:tcBorders>
           </w:tcPr>
@@ -1447,8 +1497,9 @@
             </w:pPr>
             <w:r>
               <w:rPr>
-                <w:sz w:val="21"/>
-                <w:szCs w:val="21"/>
+                <w:rFonts w:ascii="Times New Roman" w:hAnsi="Times New Roman" w:cs="Times New Roman"/>
+                <w:sz w:val="20"/>
+                <w:szCs w:val="20"/>
               </w:rPr>
               <w:t xml:space="preserve"/>
             </w:r>
@@ -1460,19 +1511,20 @@
             <w:tcBorders>
               <w:top w:val="nil"/>
               <w:left w:val="nil"/>
-              <w:bottom w:val="single" w:sz="8" w:space="0" w:color="000000"/>
-              <w:right w:val="nil"/>
-            </w:tcBorders>
-          </w:tcPr>
-          <w:p>
-            <w:pPr>
-              <w:jc w:val="left"/>
-              <w:spacing w:after="0" w:line="240" w:lineRule="auto"/>
-            </w:pPr>
-            <w:r>
-              <w:rPr>
-                <w:sz w:val="21"/>
-                <w:szCs w:val="21"/>
+              <w:bottom w:val="single" w:sz="10" w:space="0" w:color="000000"/>
+              <w:right w:val="nil"/>
+            </w:tcBorders>
+          </w:tcPr>
+          <w:p>
+            <w:pPr>
+              <w:jc w:val="left"/>
+              <w:spacing w:after="0" w:line="240" w:lineRule="auto"/>
+            </w:pPr>
+            <w:r>
+              <w:rPr>
+                <w:rFonts w:ascii="Times New Roman" w:hAnsi="Times New Roman" w:cs="Times New Roman"/>
+                <w:sz w:val="20"/>
+                <w:szCs w:val="20"/>
               </w:rPr>
               <w:t xml:space="preserve">OK</w:t>
             </w:r>
@@ -1484,19 +1536,20 @@
             <w:tcBorders>
               <w:top w:val="nil"/>
               <w:left w:val="nil"/>
-              <w:bottom w:val="single" w:sz="8" w:space="0" w:color="000000"/>
-              <w:right w:val="nil"/>
-            </w:tcBorders>
-          </w:tcPr>
-          <w:p>
-            <w:pPr>
-              <w:jc w:val="left"/>
-              <w:spacing w:after="0" w:line="240" w:lineRule="auto"/>
-            </w:pPr>
-            <w:r>
-              <w:rPr>
-                <w:sz w:val="21"/>
-                <w:szCs w:val="21"/>
+              <w:bottom w:val="single" w:sz="10" w:space="0" w:color="000000"/>
+              <w:right w:val="nil"/>
+            </w:tcBorders>
+          </w:tcPr>
+          <w:p>
+            <w:pPr>
+              <w:jc w:val="left"/>
+              <w:spacing w:after="0" w:line="240" w:lineRule="auto"/>
+            </w:pPr>
+            <w:r>
+              <w:rPr>
+                <w:rFonts w:ascii="Times New Roman" w:hAnsi="Times New Roman" w:cs="Times New Roman"/>
+                <w:sz w:val="20"/>
+                <w:szCs w:val="20"/>
               </w:rPr>
               <w:t xml:space="preserve">Cronbachovo α bolo odhadnuté; McDonaldovo ω sa nepodarilo vypočítať.</w:t>
             </w:r>
@@ -1511,17 +1564,19 @@
       </w:pPr>
       <w:r>
         <w:rPr>
+          <w:rFonts w:ascii="Times New Roman" w:hAnsi="Times New Roman" w:cs="Times New Roman"/>
           <w:i/>
           <w:iCs/>
-          <w:sz w:val="21"/>
-          <w:szCs w:val="21"/>
+          <w:sz w:val="18"/>
+          <w:szCs w:val="18"/>
         </w:rPr>
         <w:t xml:space="preserve">Poznámka. </w:t>
       </w:r>
       <w:r>
         <w:rPr>
-          <w:sz w:val="21"/>
-          <w:szCs w:val="21"/>
+          <w:rFonts w:ascii="Times New Roman" w:hAnsi="Times New Roman" w:cs="Times New Roman"/>
+          <w:sz w:val="18"/>
+          <w:szCs w:val="18"/>
         </w:rPr>
         <w:t xml:space="preserve">α = Cronbachovo α; ω = McDonaldovo ω. Koeficienty v tomto preview vychádzajú z veľmi malej pilotnej vzorky, preto ich treba čítať len orientačne.</w:t>
       </w:r>
@@ -1529,31 +1584,27 @@
     <w:p>
       <w:pPr>
         <w:jc w:val="left"/>
-        <w:spacing w:after="60" w:line="276" w:lineRule="auto"/>
+        <w:spacing w:after="80" w:line="240" w:lineRule="auto"/>
       </w:pPr>
       <w:r>
         <w:rPr>
+          <w:rFonts w:ascii="Times New Roman" w:hAnsi="Times New Roman" w:cs="Times New Roman"/>
           <w:b/>
           <w:bCs/>
-          <w:sz w:val="24"/>
-          <w:szCs w:val="24"/>
+          <w:sz w:val="20"/>
+          <w:szCs w:val="20"/>
         </w:rPr>
-        <w:t xml:space="preserve">Tabuľka 5</w:t>
+        <w:t xml:space="preserve">Tabuľka 5. </w:t>
       </w:r>
-    </w:p>
-    <w:p>
-      <w:pPr>
-        <w:jc w:val="left"/>
-        <w:spacing w:after="90" w:line="276" w:lineRule="auto"/>
-      </w:pPr>
       <w:r>
         <w:rPr>
+          <w:rFonts w:ascii="Times New Roman" w:hAnsi="Times New Roman" w:cs="Times New Roman"/>
           <w:i/>
           <w:iCs/>
-          <w:sz w:val="24"/>
-          <w:szCs w:val="24"/>
+          <w:sz w:val="20"/>
+          <w:szCs w:val="20"/>
         </w:rPr>
-        <w:t xml:space="preserve">Interrater reliabilita hlavných outcome-ov</w:t>
+        <w:t xml:space="preserve">Interrater reliabilita hlavných outcome-ov.</w:t>
       </w:r>
     </w:p>
     <w:tbl>
@@ -1562,8 +1613,10 @@
         <w:jc w:val="center"/>
         <w:tblLayout w:type="fixed"/>
         <w:tblCellMar>
-          <w:left w:w="80" w:type="dxa"/>
-          <w:right w:w="80" w:type="dxa"/>
+          <w:top w:w="35" w:type="dxa"/>
+          <w:left w:w="90" w:type="dxa"/>
+          <w:bottom w:w="35" w:type="dxa"/>
+          <w:right w:w="90" w:type="dxa"/>
         </w:tblCellMar>
         <w:tblBorders>
           <w:top w:val="nil"/>
@@ -1589,7 +1642,7 @@
           <w:tcPr>
             <w:tcW w:w="2400" w:type="dxa"/>
             <w:tcBorders>
-              <w:top w:val="single" w:sz="8" w:space="0" w:color="000000"/>
+              <w:top w:val="single" w:sz="10" w:space="0" w:color="000000"/>
               <w:left w:val="nil"/>
               <w:bottom w:val="single" w:sz="8" w:space="0" w:color="000000"/>
               <w:right w:val="nil"/>
@@ -1602,10 +1655,11 @@
             </w:pPr>
             <w:r>
               <w:rPr>
+                <w:rFonts w:ascii="Times New Roman" w:hAnsi="Times New Roman" w:cs="Times New Roman"/>
                 <w:b/>
                 <w:bCs/>
-                <w:sz w:val="24"/>
-                <w:szCs w:val="24"/>
+                <w:sz w:val="20"/>
+                <w:szCs w:val="20"/>
               </w:rPr>
               <w:t xml:space="preserve">Ukazovateľ</w:t>
             </w:r>
@@ -1615,7 +1669,7 @@
           <w:tcPr>
             <w:tcW w:w="1000" w:type="dxa"/>
             <w:tcBorders>
-              <w:top w:val="single" w:sz="8" w:space="0" w:color="000000"/>
+              <w:top w:val="single" w:sz="10" w:space="0" w:color="000000"/>
               <w:left w:val="nil"/>
               <w:bottom w:val="single" w:sz="8" w:space="0" w:color="000000"/>
               <w:right w:val="nil"/>
@@ -1628,10 +1682,11 @@
             </w:pPr>
             <w:r>
               <w:rPr>
+                <w:rFonts w:ascii="Times New Roman" w:hAnsi="Times New Roman" w:cs="Times New Roman"/>
                 <w:b/>
                 <w:bCs/>
-                <w:sz w:val="24"/>
-                <w:szCs w:val="24"/>
+                <w:sz w:val="20"/>
+                <w:szCs w:val="20"/>
               </w:rPr>
               <w:t xml:space="preserve">Typ ICC</w:t>
             </w:r>
@@ -1641,7 +1696,7 @@
           <w:tcPr>
             <w:tcW w:w="900" w:type="dxa"/>
             <w:tcBorders>
-              <w:top w:val="single" w:sz="8" w:space="0" w:color="000000"/>
+              <w:top w:val="single" w:sz="10" w:space="0" w:color="000000"/>
               <w:left w:val="nil"/>
               <w:bottom w:val="single" w:sz="8" w:space="0" w:color="000000"/>
               <w:right w:val="nil"/>
@@ -1654,10 +1709,11 @@
             </w:pPr>
             <w:r>
               <w:rPr>
+                <w:rFonts w:ascii="Times New Roman" w:hAnsi="Times New Roman" w:cs="Times New Roman"/>
                 <w:b/>
                 <w:bCs/>
-                <w:sz w:val="24"/>
-                <w:szCs w:val="24"/>
+                <w:sz w:val="20"/>
+                <w:szCs w:val="20"/>
               </w:rPr>
               <w:t xml:space="preserve">Odhad</w:t>
             </w:r>
@@ -1667,7 +1723,7 @@
           <w:tcPr>
             <w:tcW w:w="900" w:type="dxa"/>
             <w:tcBorders>
-              <w:top w:val="single" w:sz="8" w:space="0" w:color="000000"/>
+              <w:top w:val="single" w:sz="10" w:space="0" w:color="000000"/>
               <w:left w:val="nil"/>
               <w:bottom w:val="single" w:sz="8" w:space="0" w:color="000000"/>
               <w:right w:val="nil"/>
@@ -1680,10 +1736,11 @@
             </w:pPr>
             <w:r>
               <w:rPr>
+                <w:rFonts w:ascii="Times New Roman" w:hAnsi="Times New Roman" w:cs="Times New Roman"/>
                 <w:b/>
                 <w:bCs/>
-                <w:sz w:val="24"/>
-                <w:szCs w:val="24"/>
+                <w:sz w:val="20"/>
+                <w:szCs w:val="20"/>
               </w:rPr>
               <w:t xml:space="preserve">95 % CI dolná</w:t>
             </w:r>
@@ -1693,7 +1750,7 @@
           <w:tcPr>
             <w:tcW w:w="900" w:type="dxa"/>
             <w:tcBorders>
-              <w:top w:val="single" w:sz="8" w:space="0" w:color="000000"/>
+              <w:top w:val="single" w:sz="10" w:space="0" w:color="000000"/>
               <w:left w:val="nil"/>
               <w:bottom w:val="single" w:sz="8" w:space="0" w:color="000000"/>
               <w:right w:val="nil"/>
@@ -1706,10 +1763,11 @@
             </w:pPr>
             <w:r>
               <w:rPr>
+                <w:rFonts w:ascii="Times New Roman" w:hAnsi="Times New Roman" w:cs="Times New Roman"/>
                 <w:b/>
                 <w:bCs/>
-                <w:sz w:val="24"/>
-                <w:szCs w:val="24"/>
+                <w:sz w:val="20"/>
+                <w:szCs w:val="20"/>
               </w:rPr>
               <w:t xml:space="preserve">95 % CI horná</w:t>
             </w:r>
@@ -1719,7 +1777,7 @@
           <w:tcPr>
             <w:tcW w:w="1000" w:type="dxa"/>
             <w:tcBorders>
-              <w:top w:val="single" w:sz="8" w:space="0" w:color="000000"/>
+              <w:top w:val="single" w:sz="10" w:space="0" w:color="000000"/>
               <w:left w:val="nil"/>
               <w:bottom w:val="single" w:sz="8" w:space="0" w:color="000000"/>
               <w:right w:val="nil"/>
@@ -1732,10 +1790,11 @@
             </w:pPr>
             <w:r>
               <w:rPr>
+                <w:rFonts w:ascii="Times New Roman" w:hAnsi="Times New Roman" w:cs="Times New Roman"/>
                 <w:b/>
                 <w:bCs/>
-                <w:sz w:val="24"/>
-                <w:szCs w:val="24"/>
+                <w:sz w:val="20"/>
+                <w:szCs w:val="20"/>
               </w:rPr>
               <w:t xml:space="preserve">Stav</w:t>
             </w:r>
@@ -1745,7 +1804,7 @@
           <w:tcPr>
             <w:tcW w:w="1500" w:type="dxa"/>
             <w:tcBorders>
-              <w:top w:val="single" w:sz="8" w:space="0" w:color="000000"/>
+              <w:top w:val="single" w:sz="10" w:space="0" w:color="000000"/>
               <w:left w:val="nil"/>
               <w:bottom w:val="single" w:sz="8" w:space="0" w:color="000000"/>
               <w:right w:val="nil"/>
@@ -1758,10 +1817,11 @@
             </w:pPr>
             <w:r>
               <w:rPr>
+                <w:rFonts w:ascii="Times New Roman" w:hAnsi="Times New Roman" w:cs="Times New Roman"/>
                 <w:b/>
                 <w:bCs/>
-                <w:sz w:val="24"/>
-                <w:szCs w:val="24"/>
+                <w:sz w:val="20"/>
+                <w:szCs w:val="20"/>
               </w:rPr>
               <w:t xml:space="preserve">Poznámka</w:t>
             </w:r>
@@ -1786,8 +1846,9 @@
             </w:pPr>
             <w:r>
               <w:rPr>
-                <w:sz w:val="21"/>
-                <w:szCs w:val="21"/>
+                <w:rFonts w:ascii="Times New Roman" w:hAnsi="Times New Roman" w:cs="Times New Roman"/>
+                <w:sz w:val="20"/>
+                <w:szCs w:val="20"/>
               </w:rPr>
               <w:t xml:space="preserve">Kompozit klinickej plausibility</w:t>
             </w:r>
@@ -1810,8 +1871,9 @@
             </w:pPr>
             <w:r>
               <w:rPr>
-                <w:sz w:val="21"/>
-                <w:szCs w:val="21"/>
+                <w:rFonts w:ascii="Times New Roman" w:hAnsi="Times New Roman" w:cs="Times New Roman"/>
+                <w:sz w:val="20"/>
+                <w:szCs w:val="20"/>
               </w:rPr>
               <w:t xml:space="preserve">ICC2K</w:t>
             </w:r>
@@ -1834,8 +1896,9 @@
             </w:pPr>
             <w:r>
               <w:rPr>
-                <w:sz w:val="21"/>
-                <w:szCs w:val="21"/>
+                <w:rFonts w:ascii="Times New Roman" w:hAnsi="Times New Roman" w:cs="Times New Roman"/>
+                <w:sz w:val="20"/>
+                <w:szCs w:val="20"/>
               </w:rPr>
               <w:t xml:space="preserve"/>
             </w:r>
@@ -1858,8 +1921,9 @@
             </w:pPr>
             <w:r>
               <w:rPr>
-                <w:sz w:val="21"/>
-                <w:szCs w:val="21"/>
+                <w:rFonts w:ascii="Times New Roman" w:hAnsi="Times New Roman" w:cs="Times New Roman"/>
+                <w:sz w:val="20"/>
+                <w:szCs w:val="20"/>
               </w:rPr>
               <w:t xml:space="preserve"/>
             </w:r>
@@ -1882,8 +1946,9 @@
             </w:pPr>
             <w:r>
               <w:rPr>
-                <w:sz w:val="21"/>
-                <w:szCs w:val="21"/>
+                <w:rFonts w:ascii="Times New Roman" w:hAnsi="Times New Roman" w:cs="Times New Roman"/>
+                <w:sz w:val="20"/>
+                <w:szCs w:val="20"/>
               </w:rPr>
               <w:t xml:space="preserve"/>
             </w:r>
@@ -1906,8 +1971,9 @@
             </w:pPr>
             <w:r>
               <w:rPr>
-                <w:sz w:val="21"/>
-                <w:szCs w:val="21"/>
+                <w:rFonts w:ascii="Times New Roman" w:hAnsi="Times New Roman" w:cs="Times New Roman"/>
+                <w:sz w:val="20"/>
+                <w:szCs w:val="20"/>
               </w:rPr>
               <w:t xml:space="preserve">Preskočené</w:t>
             </w:r>
@@ -1930,8 +1996,9 @@
             </w:pPr>
             <w:r>
               <w:rPr>
-                <w:sz w:val="21"/>
-                <w:szCs w:val="21"/>
+                <w:rFonts w:ascii="Times New Roman" w:hAnsi="Times New Roman" w:cs="Times New Roman"/>
+                <w:sz w:val="20"/>
+                <w:szCs w:val="20"/>
               </w:rPr>
               <w:t xml:space="preserve">Pre ICC treba aspoň 2 transkripty a 2 hodnotiteľov.</w:t>
             </w:r>
@@ -1956,8 +2023,9 @@
             </w:pPr>
             <w:r>
               <w:rPr>
-                <w:sz w:val="21"/>
-                <w:szCs w:val="21"/>
+                <w:rFonts w:ascii="Times New Roman" w:hAnsi="Times New Roman" w:cs="Times New Roman"/>
+                <w:sz w:val="20"/>
+                <w:szCs w:val="20"/>
               </w:rPr>
               <w:t xml:space="preserve">Kompozit defektov / red flags</w:t>
             </w:r>
@@ -1980,8 +2048,9 @@
             </w:pPr>
             <w:r>
               <w:rPr>
-                <w:sz w:val="21"/>
-                <w:szCs w:val="21"/>
+                <w:rFonts w:ascii="Times New Roman" w:hAnsi="Times New Roman" w:cs="Times New Roman"/>
+                <w:sz w:val="20"/>
+                <w:szCs w:val="20"/>
               </w:rPr>
               <w:t xml:space="preserve">ICC2K</w:t>
             </w:r>
@@ -2004,8 +2073,9 @@
             </w:pPr>
             <w:r>
               <w:rPr>
-                <w:sz w:val="21"/>
-                <w:szCs w:val="21"/>
+                <w:rFonts w:ascii="Times New Roman" w:hAnsi="Times New Roman" w:cs="Times New Roman"/>
+                <w:sz w:val="20"/>
+                <w:szCs w:val="20"/>
               </w:rPr>
               <w:t xml:space="preserve"/>
             </w:r>
@@ -2028,8 +2098,9 @@
             </w:pPr>
             <w:r>
               <w:rPr>
-                <w:sz w:val="21"/>
-                <w:szCs w:val="21"/>
+                <w:rFonts w:ascii="Times New Roman" w:hAnsi="Times New Roman" w:cs="Times New Roman"/>
+                <w:sz w:val="20"/>
+                <w:szCs w:val="20"/>
               </w:rPr>
               <w:t xml:space="preserve"/>
             </w:r>
@@ -2052,8 +2123,9 @@
             </w:pPr>
             <w:r>
               <w:rPr>
-                <w:sz w:val="21"/>
-                <w:szCs w:val="21"/>
+                <w:rFonts w:ascii="Times New Roman" w:hAnsi="Times New Roman" w:cs="Times New Roman"/>
+                <w:sz w:val="20"/>
+                <w:szCs w:val="20"/>
               </w:rPr>
               <w:t xml:space="preserve"/>
             </w:r>
@@ -2076,8 +2148,9 @@
             </w:pPr>
             <w:r>
               <w:rPr>
-                <w:sz w:val="21"/>
-                <w:szCs w:val="21"/>
+                <w:rFonts w:ascii="Times New Roman" w:hAnsi="Times New Roman" w:cs="Times New Roman"/>
+                <w:sz w:val="20"/>
+                <w:szCs w:val="20"/>
               </w:rPr>
               <w:t xml:space="preserve">Preskočené</w:t>
             </w:r>
@@ -2100,8 +2173,9 @@
             </w:pPr>
             <w:r>
               <w:rPr>
-                <w:sz w:val="21"/>
-                <w:szCs w:val="21"/>
+                <w:rFonts w:ascii="Times New Roman" w:hAnsi="Times New Roman" w:cs="Times New Roman"/>
+                <w:sz w:val="20"/>
+                <w:szCs w:val="20"/>
               </w:rPr>
               <w:t xml:space="preserve">Pre ICC treba aspoň 2 transkripty a 2 hodnotiteľov.</w:t>
             </w:r>
@@ -2126,8 +2200,9 @@
             </w:pPr>
             <w:r>
               <w:rPr>
-                <w:sz w:val="21"/>
-                <w:szCs w:val="21"/>
+                <w:rFonts w:ascii="Times New Roman" w:hAnsi="Times New Roman" w:cs="Times New Roman"/>
+                <w:sz w:val="20"/>
+                <w:szCs w:val="20"/>
               </w:rPr>
               <w:t xml:space="preserve">Ľudský odhad celkovej závažnosti depresívnej symptomatiky</w:t>
             </w:r>
@@ -2150,8 +2225,9 @@
             </w:pPr>
             <w:r>
               <w:rPr>
-                <w:sz w:val="21"/>
-                <w:szCs w:val="21"/>
+                <w:rFonts w:ascii="Times New Roman" w:hAnsi="Times New Roman" w:cs="Times New Roman"/>
+                <w:sz w:val="20"/>
+                <w:szCs w:val="20"/>
               </w:rPr>
               <w:t xml:space="preserve">ICC2K</w:t>
             </w:r>
@@ -2174,8 +2250,9 @@
             </w:pPr>
             <w:r>
               <w:rPr>
-                <w:sz w:val="21"/>
-                <w:szCs w:val="21"/>
+                <w:rFonts w:ascii="Times New Roman" w:hAnsi="Times New Roman" w:cs="Times New Roman"/>
+                <w:sz w:val="20"/>
+                <w:szCs w:val="20"/>
               </w:rPr>
               <w:t xml:space="preserve"/>
             </w:r>
@@ -2198,8 +2275,9 @@
             </w:pPr>
             <w:r>
               <w:rPr>
-                <w:sz w:val="21"/>
-                <w:szCs w:val="21"/>
+                <w:rFonts w:ascii="Times New Roman" w:hAnsi="Times New Roman" w:cs="Times New Roman"/>
+                <w:sz w:val="20"/>
+                <w:szCs w:val="20"/>
               </w:rPr>
               <w:t xml:space="preserve"/>
             </w:r>
@@ -2222,8 +2300,9 @@
             </w:pPr>
             <w:r>
               <w:rPr>
-                <w:sz w:val="21"/>
-                <w:szCs w:val="21"/>
+                <w:rFonts w:ascii="Times New Roman" w:hAnsi="Times New Roman" w:cs="Times New Roman"/>
+                <w:sz w:val="20"/>
+                <w:szCs w:val="20"/>
               </w:rPr>
               <w:t xml:space="preserve"/>
             </w:r>
@@ -2246,8 +2325,9 @@
             </w:pPr>
             <w:r>
               <w:rPr>
-                <w:sz w:val="21"/>
-                <w:szCs w:val="21"/>
+                <w:rFonts w:ascii="Times New Roman" w:hAnsi="Times New Roman" w:cs="Times New Roman"/>
+                <w:sz w:val="20"/>
+                <w:szCs w:val="20"/>
               </w:rPr>
               <w:t xml:space="preserve">Preskočené</w:t>
             </w:r>
@@ -2270,8 +2350,9 @@
             </w:pPr>
             <w:r>
               <w:rPr>
-                <w:sz w:val="21"/>
-                <w:szCs w:val="21"/>
+                <w:rFonts w:ascii="Times New Roman" w:hAnsi="Times New Roman" w:cs="Times New Roman"/>
+                <w:sz w:val="20"/>
+                <w:szCs w:val="20"/>
               </w:rPr>
               <w:t xml:space="preserve">Pre ICC treba aspoň 2 transkripty a 2 hodnotiteľov.</w:t>
             </w:r>
@@ -2285,19 +2366,20 @@
             <w:tcBorders>
               <w:top w:val="nil"/>
               <w:left w:val="nil"/>
-              <w:bottom w:val="single" w:sz="8" w:space="0" w:color="000000"/>
-              <w:right w:val="nil"/>
-            </w:tcBorders>
-          </w:tcPr>
-          <w:p>
-            <w:pPr>
-              <w:jc w:val="left"/>
-              <w:spacing w:after="0" w:line="240" w:lineRule="auto"/>
-            </w:pPr>
-            <w:r>
-              <w:rPr>
-                <w:sz w:val="21"/>
-                <w:szCs w:val="21"/>
+              <w:bottom w:val="single" w:sz="10" w:space="0" w:color="000000"/>
+              <w:right w:val="nil"/>
+            </w:tcBorders>
+          </w:tcPr>
+          <w:p>
+            <w:pPr>
+              <w:jc w:val="left"/>
+              <w:spacing w:after="0" w:line="240" w:lineRule="auto"/>
+            </w:pPr>
+            <w:r>
+              <w:rPr>
+                <w:rFonts w:ascii="Times New Roman" w:hAnsi="Times New Roman" w:cs="Times New Roman"/>
+                <w:sz w:val="20"/>
+                <w:szCs w:val="20"/>
               </w:rPr>
               <w:t xml:space="preserve">Ľudský odhad funkčného dopadu na bežné fungovanie</w:t>
             </w:r>
@@ -2309,19 +2391,20 @@
             <w:tcBorders>
               <w:top w:val="nil"/>
               <w:left w:val="nil"/>
-              <w:bottom w:val="single" w:sz="8" w:space="0" w:color="000000"/>
-              <w:right w:val="nil"/>
-            </w:tcBorders>
-          </w:tcPr>
-          <w:p>
-            <w:pPr>
-              <w:jc w:val="left"/>
-              <w:spacing w:after="0" w:line="240" w:lineRule="auto"/>
-            </w:pPr>
-            <w:r>
-              <w:rPr>
-                <w:sz w:val="21"/>
-                <w:szCs w:val="21"/>
+              <w:bottom w:val="single" w:sz="10" w:space="0" w:color="000000"/>
+              <w:right w:val="nil"/>
+            </w:tcBorders>
+          </w:tcPr>
+          <w:p>
+            <w:pPr>
+              <w:jc w:val="left"/>
+              <w:spacing w:after="0" w:line="240" w:lineRule="auto"/>
+            </w:pPr>
+            <w:r>
+              <w:rPr>
+                <w:rFonts w:ascii="Times New Roman" w:hAnsi="Times New Roman" w:cs="Times New Roman"/>
+                <w:sz w:val="20"/>
+                <w:szCs w:val="20"/>
               </w:rPr>
               <w:t xml:space="preserve">ICC2K</w:t>
             </w:r>
@@ -2333,7 +2416,7 @@
             <w:tcBorders>
               <w:top w:val="nil"/>
               <w:left w:val="nil"/>
-              <w:bottom w:val="single" w:sz="8" w:space="0" w:color="000000"/>
+              <w:bottom w:val="single" w:sz="10" w:space="0" w:color="000000"/>
               <w:right w:val="nil"/>
             </w:tcBorders>
           </w:tcPr>
@@ -2344,8 +2427,9 @@
             </w:pPr>
             <w:r>
               <w:rPr>
-                <w:sz w:val="21"/>
-                <w:szCs w:val="21"/>
+                <w:rFonts w:ascii="Times New Roman" w:hAnsi="Times New Roman" w:cs="Times New Roman"/>
+                <w:sz w:val="20"/>
+                <w:szCs w:val="20"/>
               </w:rPr>
               <w:t xml:space="preserve"/>
             </w:r>
@@ -2357,7 +2441,7 @@
             <w:tcBorders>
               <w:top w:val="nil"/>
               <w:left w:val="nil"/>
-              <w:bottom w:val="single" w:sz="8" w:space="0" w:color="000000"/>
+              <w:bottom w:val="single" w:sz="10" w:space="0" w:color="000000"/>
               <w:right w:val="nil"/>
             </w:tcBorders>
           </w:tcPr>
@@ -2368,8 +2452,9 @@
             </w:pPr>
             <w:r>
               <w:rPr>
-                <w:sz w:val="21"/>
-                <w:szCs w:val="21"/>
+                <w:rFonts w:ascii="Times New Roman" w:hAnsi="Times New Roman" w:cs="Times New Roman"/>
+                <w:sz w:val="20"/>
+                <w:szCs w:val="20"/>
               </w:rPr>
               <w:t xml:space="preserve"/>
             </w:r>
@@ -2381,7 +2466,7 @@
             <w:tcBorders>
               <w:top w:val="nil"/>
               <w:left w:val="nil"/>
-              <w:bottom w:val="single" w:sz="8" w:space="0" w:color="000000"/>
+              <w:bottom w:val="single" w:sz="10" w:space="0" w:color="000000"/>
               <w:right w:val="nil"/>
             </w:tcBorders>
           </w:tcPr>
@@ -2392,8 +2477,9 @@
             </w:pPr>
             <w:r>
               <w:rPr>
-                <w:sz w:val="21"/>
-                <w:szCs w:val="21"/>
+                <w:rFonts w:ascii="Times New Roman" w:hAnsi="Times New Roman" w:cs="Times New Roman"/>
+                <w:sz w:val="20"/>
+                <w:szCs w:val="20"/>
               </w:rPr>
               <w:t xml:space="preserve"/>
             </w:r>
@@ -2405,19 +2491,20 @@
             <w:tcBorders>
               <w:top w:val="nil"/>
               <w:left w:val="nil"/>
-              <w:bottom w:val="single" w:sz="8" w:space="0" w:color="000000"/>
-              <w:right w:val="nil"/>
-            </w:tcBorders>
-          </w:tcPr>
-          <w:p>
-            <w:pPr>
-              <w:jc w:val="left"/>
-              <w:spacing w:after="0" w:line="240" w:lineRule="auto"/>
-            </w:pPr>
-            <w:r>
-              <w:rPr>
-                <w:sz w:val="21"/>
-                <w:szCs w:val="21"/>
+              <w:bottom w:val="single" w:sz="10" w:space="0" w:color="000000"/>
+              <w:right w:val="nil"/>
+            </w:tcBorders>
+          </w:tcPr>
+          <w:p>
+            <w:pPr>
+              <w:jc w:val="left"/>
+              <w:spacing w:after="0" w:line="240" w:lineRule="auto"/>
+            </w:pPr>
+            <w:r>
+              <w:rPr>
+                <w:rFonts w:ascii="Times New Roman" w:hAnsi="Times New Roman" w:cs="Times New Roman"/>
+                <w:sz w:val="20"/>
+                <w:szCs w:val="20"/>
               </w:rPr>
               <w:t xml:space="preserve">Preskočené</w:t>
             </w:r>
@@ -2429,19 +2516,20 @@
             <w:tcBorders>
               <w:top w:val="nil"/>
               <w:left w:val="nil"/>
-              <w:bottom w:val="single" w:sz="8" w:space="0" w:color="000000"/>
-              <w:right w:val="nil"/>
-            </w:tcBorders>
-          </w:tcPr>
-          <w:p>
-            <w:pPr>
-              <w:jc w:val="left"/>
-              <w:spacing w:after="0" w:line="240" w:lineRule="auto"/>
-            </w:pPr>
-            <w:r>
-              <w:rPr>
-                <w:sz w:val="21"/>
-                <w:szCs w:val="21"/>
+              <w:bottom w:val="single" w:sz="10" w:space="0" w:color="000000"/>
+              <w:right w:val="nil"/>
+            </w:tcBorders>
+          </w:tcPr>
+          <w:p>
+            <w:pPr>
+              <w:jc w:val="left"/>
+              <w:spacing w:after="0" w:line="240" w:lineRule="auto"/>
+            </w:pPr>
+            <w:r>
+              <w:rPr>
+                <w:rFonts w:ascii="Times New Roman" w:hAnsi="Times New Roman" w:cs="Times New Roman"/>
+                <w:sz w:val="20"/>
+                <w:szCs w:val="20"/>
               </w:rPr>
               <w:t xml:space="preserve">Pre ICC treba aspoň 2 transkripty a 2 hodnotiteľov.</w:t>
             </w:r>
@@ -2456,17 +2544,19 @@
       </w:pPr>
       <w:r>
         <w:rPr>
+          <w:rFonts w:ascii="Times New Roman" w:hAnsi="Times New Roman" w:cs="Times New Roman"/>
           <w:i/>
           <w:iCs/>
-          <w:sz w:val="21"/>
-          <w:szCs w:val="21"/>
+          <w:sz w:val="18"/>
+          <w:szCs w:val="18"/>
         </w:rPr>
         <w:t xml:space="preserve">Poznámka. </w:t>
       </w:r>
       <w:r>
         <w:rPr>
-          <w:sz w:val="21"/>
-          <w:szCs w:val="21"/>
+          <w:rFonts w:ascii="Times New Roman" w:hAnsi="Times New Roman" w:cs="Times New Roman"/>
+          <w:sz w:val="18"/>
+          <w:szCs w:val="18"/>
         </w:rPr>
         <w:t xml:space="preserve">ICC = intratriedna korelácia; CI = interval spoľahlivosti. Odhady sú v tomto preview preskočené, pretože pilotné dáta zatiaľ neobsahujú aspoň dvoch hodnotiteľov pre aspoň dva transkripty.</w:t>
       </w:r>
@@ -2474,31 +2564,27 @@
     <w:p>
       <w:pPr>
         <w:jc w:val="left"/>
-        <w:spacing w:after="60" w:line="276" w:lineRule="auto"/>
+        <w:spacing w:after="80" w:line="240" w:lineRule="auto"/>
       </w:pPr>
       <w:r>
         <w:rPr>
+          <w:rFonts w:ascii="Times New Roman" w:hAnsi="Times New Roman" w:cs="Times New Roman"/>
           <w:b/>
           <w:bCs/>
-          <w:sz w:val="24"/>
-          <w:szCs w:val="24"/>
+          <w:sz w:val="20"/>
+          <w:szCs w:val="20"/>
         </w:rPr>
-        <w:t xml:space="preserve">Tabuľka 6</w:t>
+        <w:t xml:space="preserve">Tabuľka 6. </w:t>
       </w:r>
-    </w:p>
-    <w:p>
-      <w:pPr>
-        <w:jc w:val="left"/>
-        <w:spacing w:after="90" w:line="276" w:lineRule="auto"/>
-      </w:pPr>
       <w:r>
         <w:rPr>
+          <w:rFonts w:ascii="Times New Roman" w:hAnsi="Times New Roman" w:cs="Times New Roman"/>
           <w:i/>
           <w:iCs/>
-          <w:sz w:val="24"/>
-          <w:szCs w:val="24"/>
+          <w:sz w:val="20"/>
+          <w:szCs w:val="20"/>
         </w:rPr>
-        <w:t xml:space="preserve">Súhrn jadrových zmiešaných modelov</w:t>
+        <w:t xml:space="preserve">Súhrn jadrových zmiešaných modelov.</w:t>
       </w:r>
     </w:p>
     <w:tbl>
@@ -2507,8 +2593,10 @@
         <w:jc w:val="center"/>
         <w:tblLayout w:type="fixed"/>
         <w:tblCellMar>
-          <w:left w:w="80" w:type="dxa"/>
-          <w:right w:w="80" w:type="dxa"/>
+          <w:top w:w="35" w:type="dxa"/>
+          <w:left w:w="90" w:type="dxa"/>
+          <w:bottom w:w="35" w:type="dxa"/>
+          <w:right w:w="90" w:type="dxa"/>
         </w:tblCellMar>
         <w:tblBorders>
           <w:top w:val="nil"/>
@@ -2533,7 +2621,7 @@
           <w:tcPr>
             <w:tcW w:w="2800" w:type="dxa"/>
             <w:tcBorders>
-              <w:top w:val="single" w:sz="8" w:space="0" w:color="000000"/>
+              <w:top w:val="single" w:sz="10" w:space="0" w:color="000000"/>
               <w:left w:val="nil"/>
               <w:bottom w:val="single" w:sz="8" w:space="0" w:color="000000"/>
               <w:right w:val="nil"/>
@@ -2546,10 +2634,11 @@
             </w:pPr>
             <w:r>
               <w:rPr>
+                <w:rFonts w:ascii="Times New Roman" w:hAnsi="Times New Roman" w:cs="Times New Roman"/>
                 <w:b/>
                 <w:bCs/>
-                <w:sz w:val="24"/>
-                <w:szCs w:val="24"/>
+                <w:sz w:val="20"/>
+                <w:szCs w:val="20"/>
               </w:rPr>
               <w:t xml:space="preserve">Ukazovateľ</w:t>
             </w:r>
@@ -2559,7 +2648,7 @@
           <w:tcPr>
             <w:tcW w:w="1100" w:type="dxa"/>
             <w:tcBorders>
-              <w:top w:val="single" w:sz="8" w:space="0" w:color="000000"/>
+              <w:top w:val="single" w:sz="10" w:space="0" w:color="000000"/>
               <w:left w:val="nil"/>
               <w:bottom w:val="single" w:sz="8" w:space="0" w:color="000000"/>
               <w:right w:val="nil"/>
@@ -2572,10 +2661,11 @@
             </w:pPr>
             <w:r>
               <w:rPr>
+                <w:rFonts w:ascii="Times New Roman" w:hAnsi="Times New Roman" w:cs="Times New Roman"/>
                 <w:b/>
                 <w:bCs/>
-                <w:sz w:val="24"/>
-                <w:szCs w:val="24"/>
+                <w:sz w:val="20"/>
+                <w:szCs w:val="20"/>
               </w:rPr>
               <w:t xml:space="preserve">Model</w:t>
             </w:r>
@@ -2585,7 +2675,7 @@
           <w:tcPr>
             <w:tcW w:w="1000" w:type="dxa"/>
             <w:tcBorders>
-              <w:top w:val="single" w:sz="8" w:space="0" w:color="000000"/>
+              <w:top w:val="single" w:sz="10" w:space="0" w:color="000000"/>
               <w:left w:val="nil"/>
               <w:bottom w:val="single" w:sz="8" w:space="0" w:color="000000"/>
               <w:right w:val="nil"/>
@@ -2598,10 +2688,11 @@
             </w:pPr>
             <w:r>
               <w:rPr>
+                <w:rFonts w:ascii="Times New Roman" w:hAnsi="Times New Roman" w:cs="Times New Roman"/>
                 <w:b/>
                 <w:bCs/>
-                <w:sz w:val="24"/>
-                <w:szCs w:val="24"/>
+                <w:sz w:val="20"/>
+                <w:szCs w:val="20"/>
               </w:rPr>
               <w:t xml:space="preserve">Odhad</w:t>
             </w:r>
@@ -2611,7 +2702,7 @@
           <w:tcPr>
             <w:tcW w:w="1000" w:type="dxa"/>
             <w:tcBorders>
-              <w:top w:val="single" w:sz="8" w:space="0" w:color="000000"/>
+              <w:top w:val="single" w:sz="10" w:space="0" w:color="000000"/>
               <w:left w:val="nil"/>
               <w:bottom w:val="single" w:sz="8" w:space="0" w:color="000000"/>
               <w:right w:val="nil"/>
@@ -2624,10 +2715,11 @@
             </w:pPr>
             <w:r>
               <w:rPr>
+                <w:rFonts w:ascii="Times New Roman" w:hAnsi="Times New Roman" w:cs="Times New Roman"/>
                 <w:b/>
                 <w:bCs/>
-                <w:sz w:val="24"/>
-                <w:szCs w:val="24"/>
+                <w:sz w:val="20"/>
+                <w:szCs w:val="20"/>
               </w:rPr>
               <w:t xml:space="preserve">95 % CI dolná</w:t>
             </w:r>
@@ -2637,7 +2729,7 @@
           <w:tcPr>
             <w:tcW w:w="1000" w:type="dxa"/>
             <w:tcBorders>
-              <w:top w:val="single" w:sz="8" w:space="0" w:color="000000"/>
+              <w:top w:val="single" w:sz="10" w:space="0" w:color="000000"/>
               <w:left w:val="nil"/>
               <w:bottom w:val="single" w:sz="8" w:space="0" w:color="000000"/>
               <w:right w:val="nil"/>
@@ -2650,10 +2742,11 @@
             </w:pPr>
             <w:r>
               <w:rPr>
+                <w:rFonts w:ascii="Times New Roman" w:hAnsi="Times New Roman" w:cs="Times New Roman"/>
                 <w:b/>
                 <w:bCs/>
-                <w:sz w:val="24"/>
-                <w:szCs w:val="24"/>
+                <w:sz w:val="20"/>
+                <w:szCs w:val="20"/>
               </w:rPr>
               <w:t xml:space="preserve">95 % CI horná</w:t>
             </w:r>
@@ -2663,7 +2756,7 @@
           <w:tcPr>
             <w:tcW w:w="1500" w:type="dxa"/>
             <w:tcBorders>
-              <w:top w:val="single" w:sz="8" w:space="0" w:color="000000"/>
+              <w:top w:val="single" w:sz="10" w:space="0" w:color="000000"/>
               <w:left w:val="nil"/>
               <w:bottom w:val="single" w:sz="8" w:space="0" w:color="000000"/>
               <w:right w:val="nil"/>
@@ -2676,10 +2769,11 @@
             </w:pPr>
             <w:r>
               <w:rPr>
+                <w:rFonts w:ascii="Times New Roman" w:hAnsi="Times New Roman" w:cs="Times New Roman"/>
                 <w:b/>
                 <w:bCs/>
-                <w:sz w:val="24"/>
-                <w:szCs w:val="24"/>
+                <w:sz w:val="20"/>
+                <w:szCs w:val="20"/>
               </w:rPr>
               <w:t xml:space="preserve">Stav</w:t>
             </w:r>
@@ -2704,8 +2798,9 @@
             </w:pPr>
             <w:r>
               <w:rPr>
-                <w:sz w:val="21"/>
-                <w:szCs w:val="21"/>
+                <w:rFonts w:ascii="Times New Roman" w:hAnsi="Times New Roman" w:cs="Times New Roman"/>
+                <w:sz w:val="20"/>
+                <w:szCs w:val="20"/>
               </w:rPr>
               <w:t xml:space="preserve">Kompozit klinickej plausibility</w:t>
             </w:r>
@@ -2728,8 +2823,9 @@
             </w:pPr>
             <w:r>
               <w:rPr>
-                <w:sz w:val="21"/>
-                <w:szCs w:val="21"/>
+                <w:rFonts w:ascii="Times New Roman" w:hAnsi="Times New Roman" w:cs="Times New Roman"/>
+                <w:sz w:val="20"/>
+                <w:szCs w:val="20"/>
               </w:rPr>
               <w:t xml:space="preserve">LMM</w:t>
             </w:r>
@@ -2752,8 +2848,9 @@
             </w:pPr>
             <w:r>
               <w:rPr>
-                <w:sz w:val="21"/>
-                <w:szCs w:val="21"/>
+                <w:rFonts w:ascii="Times New Roman" w:hAnsi="Times New Roman" w:cs="Times New Roman"/>
+                <w:sz w:val="20"/>
+                <w:szCs w:val="20"/>
               </w:rPr>
               <w:t xml:space="preserve"/>
             </w:r>
@@ -2776,8 +2873,9 @@
             </w:pPr>
             <w:r>
               <w:rPr>
-                <w:sz w:val="21"/>
-                <w:szCs w:val="21"/>
+                <w:rFonts w:ascii="Times New Roman" w:hAnsi="Times New Roman" w:cs="Times New Roman"/>
+                <w:sz w:val="20"/>
+                <w:szCs w:val="20"/>
               </w:rPr>
               <w:t xml:space="preserve"/>
             </w:r>
@@ -2800,8 +2898,9 @@
             </w:pPr>
             <w:r>
               <w:rPr>
-                <w:sz w:val="21"/>
-                <w:szCs w:val="21"/>
+                <w:rFonts w:ascii="Times New Roman" w:hAnsi="Times New Roman" w:cs="Times New Roman"/>
+                <w:sz w:val="20"/>
+                <w:szCs w:val="20"/>
               </w:rPr>
               <w:t xml:space="preserve"/>
             </w:r>
@@ -2824,8 +2923,9 @@
             </w:pPr>
             <w:r>
               <w:rPr>
-                <w:sz w:val="21"/>
-                <w:szCs w:val="21"/>
+                <w:rFonts w:ascii="Times New Roman" w:hAnsi="Times New Roman" w:cs="Times New Roman"/>
+                <w:sz w:val="20"/>
+                <w:szCs w:val="20"/>
               </w:rPr>
               <w:t xml:space="preserve">Preskočené</w:t>
             </w:r>
@@ -2850,8 +2950,9 @@
             </w:pPr>
             <w:r>
               <w:rPr>
-                <w:sz w:val="21"/>
-                <w:szCs w:val="21"/>
+                <w:rFonts w:ascii="Times New Roman" w:hAnsi="Times New Roman" w:cs="Times New Roman"/>
+                <w:sz w:val="20"/>
+                <w:szCs w:val="20"/>
               </w:rPr>
               <w:t xml:space="preserve">Kompozit defektov / red flags</w:t>
             </w:r>
@@ -2874,8 +2975,9 @@
             </w:pPr>
             <w:r>
               <w:rPr>
-                <w:sz w:val="21"/>
-                <w:szCs w:val="21"/>
+                <w:rFonts w:ascii="Times New Roman" w:hAnsi="Times New Roman" w:cs="Times New Roman"/>
+                <w:sz w:val="20"/>
+                <w:szCs w:val="20"/>
               </w:rPr>
               <w:t xml:space="preserve">LMM</w:t>
             </w:r>
@@ -2898,8 +3000,9 @@
             </w:pPr>
             <w:r>
               <w:rPr>
-                <w:sz w:val="21"/>
-                <w:szCs w:val="21"/>
+                <w:rFonts w:ascii="Times New Roman" w:hAnsi="Times New Roman" w:cs="Times New Roman"/>
+                <w:sz w:val="20"/>
+                <w:szCs w:val="20"/>
               </w:rPr>
               <w:t xml:space="preserve"/>
             </w:r>
@@ -2922,8 +3025,9 @@
             </w:pPr>
             <w:r>
               <w:rPr>
-                <w:sz w:val="21"/>
-                <w:szCs w:val="21"/>
+                <w:rFonts w:ascii="Times New Roman" w:hAnsi="Times New Roman" w:cs="Times New Roman"/>
+                <w:sz w:val="20"/>
+                <w:szCs w:val="20"/>
               </w:rPr>
               <w:t xml:space="preserve"/>
             </w:r>
@@ -2946,8 +3050,9 @@
             </w:pPr>
             <w:r>
               <w:rPr>
-                <w:sz w:val="21"/>
-                <w:szCs w:val="21"/>
+                <w:rFonts w:ascii="Times New Roman" w:hAnsi="Times New Roman" w:cs="Times New Roman"/>
+                <w:sz w:val="20"/>
+                <w:szCs w:val="20"/>
               </w:rPr>
               <w:t xml:space="preserve"/>
             </w:r>
@@ -2970,8 +3075,9 @@
             </w:pPr>
             <w:r>
               <w:rPr>
-                <w:sz w:val="21"/>
-                <w:szCs w:val="21"/>
+                <w:rFonts w:ascii="Times New Roman" w:hAnsi="Times New Roman" w:cs="Times New Roman"/>
+                <w:sz w:val="20"/>
+                <w:szCs w:val="20"/>
               </w:rPr>
               <w:t xml:space="preserve">Preskočené</w:t>
             </w:r>
@@ -2996,8 +3102,9 @@
             </w:pPr>
             <w:r>
               <w:rPr>
-                <w:sz w:val="21"/>
-                <w:szCs w:val="21"/>
+                <w:rFonts w:ascii="Times New Roman" w:hAnsi="Times New Roman" w:cs="Times New Roman"/>
+                <w:sz w:val="20"/>
+                <w:szCs w:val="20"/>
               </w:rPr>
               <w:t xml:space="preserve">Priemerná absolútna chyba A1-A9 voči seedu</w:t>
             </w:r>
@@ -3020,8 +3127,9 @@
             </w:pPr>
             <w:r>
               <w:rPr>
-                <w:sz w:val="21"/>
-                <w:szCs w:val="21"/>
+                <w:rFonts w:ascii="Times New Roman" w:hAnsi="Times New Roman" w:cs="Times New Roman"/>
+                <w:sz w:val="20"/>
+                <w:szCs w:val="20"/>
               </w:rPr>
               <w:t xml:space="preserve">LMM</w:t>
             </w:r>
@@ -3044,8 +3152,9 @@
             </w:pPr>
             <w:r>
               <w:rPr>
-                <w:sz w:val="21"/>
-                <w:szCs w:val="21"/>
+                <w:rFonts w:ascii="Times New Roman" w:hAnsi="Times New Roman" w:cs="Times New Roman"/>
+                <w:sz w:val="20"/>
+                <w:szCs w:val="20"/>
               </w:rPr>
               <w:t xml:space="preserve"/>
             </w:r>
@@ -3068,8 +3177,9 @@
             </w:pPr>
             <w:r>
               <w:rPr>
-                <w:sz w:val="21"/>
-                <w:szCs w:val="21"/>
+                <w:rFonts w:ascii="Times New Roman" w:hAnsi="Times New Roman" w:cs="Times New Roman"/>
+                <w:sz w:val="20"/>
+                <w:szCs w:val="20"/>
               </w:rPr>
               <w:t xml:space="preserve"/>
             </w:r>
@@ -3092,8 +3202,9 @@
             </w:pPr>
             <w:r>
               <w:rPr>
-                <w:sz w:val="21"/>
-                <w:szCs w:val="21"/>
+                <w:rFonts w:ascii="Times New Roman" w:hAnsi="Times New Roman" w:cs="Times New Roman"/>
+                <w:sz w:val="20"/>
+                <w:szCs w:val="20"/>
               </w:rPr>
               <w:t xml:space="preserve"/>
             </w:r>
@@ -3116,8 +3227,9 @@
             </w:pPr>
             <w:r>
               <w:rPr>
-                <w:sz w:val="21"/>
-                <w:szCs w:val="21"/>
+                <w:rFonts w:ascii="Times New Roman" w:hAnsi="Times New Roman" w:cs="Times New Roman"/>
+                <w:sz w:val="20"/>
+                <w:szCs w:val="20"/>
               </w:rPr>
               <w:t xml:space="preserve">Preskočené</w:t>
             </w:r>
@@ -3142,8 +3254,9 @@
             </w:pPr>
             <w:r>
               <w:rPr>
-                <w:sz w:val="21"/>
-                <w:szCs w:val="21"/>
+                <w:rFonts w:ascii="Times New Roman" w:hAnsi="Times New Roman" w:cs="Times New Roman"/>
+                <w:sz w:val="20"/>
+                <w:szCs w:val="20"/>
               </w:rPr>
               <w:t xml:space="preserve">Absolútna chyba S1 voči seedu</w:t>
             </w:r>
@@ -3166,8 +3279,9 @@
             </w:pPr>
             <w:r>
               <w:rPr>
-                <w:sz w:val="21"/>
-                <w:szCs w:val="21"/>
+                <w:rFonts w:ascii="Times New Roman" w:hAnsi="Times New Roman" w:cs="Times New Roman"/>
+                <w:sz w:val="20"/>
+                <w:szCs w:val="20"/>
               </w:rPr>
               <w:t xml:space="preserve">LMM</w:t>
             </w:r>
@@ -3190,8 +3304,9 @@
             </w:pPr>
             <w:r>
               <w:rPr>
-                <w:sz w:val="21"/>
-                <w:szCs w:val="21"/>
+                <w:rFonts w:ascii="Times New Roman" w:hAnsi="Times New Roman" w:cs="Times New Roman"/>
+                <w:sz w:val="20"/>
+                <w:szCs w:val="20"/>
               </w:rPr>
               <w:t xml:space="preserve"/>
             </w:r>
@@ -3214,8 +3329,9 @@
             </w:pPr>
             <w:r>
               <w:rPr>
-                <w:sz w:val="21"/>
-                <w:szCs w:val="21"/>
+                <w:rFonts w:ascii="Times New Roman" w:hAnsi="Times New Roman" w:cs="Times New Roman"/>
+                <w:sz w:val="20"/>
+                <w:szCs w:val="20"/>
               </w:rPr>
               <w:t xml:space="preserve"/>
             </w:r>
@@ -3238,8 +3354,9 @@
             </w:pPr>
             <w:r>
               <w:rPr>
-                <w:sz w:val="21"/>
-                <w:szCs w:val="21"/>
+                <w:rFonts w:ascii="Times New Roman" w:hAnsi="Times New Roman" w:cs="Times New Roman"/>
+                <w:sz w:val="20"/>
+                <w:szCs w:val="20"/>
               </w:rPr>
               <w:t xml:space="preserve"/>
             </w:r>
@@ -3262,8 +3379,9 @@
             </w:pPr>
             <w:r>
               <w:rPr>
-                <w:sz w:val="21"/>
-                <w:szCs w:val="21"/>
+                <w:rFonts w:ascii="Times New Roman" w:hAnsi="Times New Roman" w:cs="Times New Roman"/>
+                <w:sz w:val="20"/>
+                <w:szCs w:val="20"/>
               </w:rPr>
               <w:t xml:space="preserve">Preskočené</w:t>
             </w:r>
@@ -3288,8 +3406,9 @@
             </w:pPr>
             <w:r>
               <w:rPr>
-                <w:sz w:val="21"/>
-                <w:szCs w:val="21"/>
+                <w:rFonts w:ascii="Times New Roman" w:hAnsi="Times New Roman" w:cs="Times New Roman"/>
+                <w:sz w:val="20"/>
+                <w:szCs w:val="20"/>
               </w:rPr>
               <w:t xml:space="preserve">Absolútna chyba S2 voči seedu</w:t>
             </w:r>
@@ -3312,8 +3431,9 @@
             </w:pPr>
             <w:r>
               <w:rPr>
-                <w:sz w:val="21"/>
-                <w:szCs w:val="21"/>
+                <w:rFonts w:ascii="Times New Roman" w:hAnsi="Times New Roman" w:cs="Times New Roman"/>
+                <w:sz w:val="20"/>
+                <w:szCs w:val="20"/>
               </w:rPr>
               <w:t xml:space="preserve">LMM</w:t>
             </w:r>
@@ -3336,8 +3456,9 @@
             </w:pPr>
             <w:r>
               <w:rPr>
-                <w:sz w:val="21"/>
-                <w:szCs w:val="21"/>
+                <w:rFonts w:ascii="Times New Roman" w:hAnsi="Times New Roman" w:cs="Times New Roman"/>
+                <w:sz w:val="20"/>
+                <w:szCs w:val="20"/>
               </w:rPr>
               <w:t xml:space="preserve"/>
             </w:r>
@@ -3360,8 +3481,9 @@
             </w:pPr>
             <w:r>
               <w:rPr>
-                <w:sz w:val="21"/>
-                <w:szCs w:val="21"/>
+                <w:rFonts w:ascii="Times New Roman" w:hAnsi="Times New Roman" w:cs="Times New Roman"/>
+                <w:sz w:val="20"/>
+                <w:szCs w:val="20"/>
               </w:rPr>
               <w:t xml:space="preserve"/>
             </w:r>
@@ -3384,8 +3506,9 @@
             </w:pPr>
             <w:r>
               <w:rPr>
-                <w:sz w:val="21"/>
-                <w:szCs w:val="21"/>
+                <w:rFonts w:ascii="Times New Roman" w:hAnsi="Times New Roman" w:cs="Times New Roman"/>
+                <w:sz w:val="20"/>
+                <w:szCs w:val="20"/>
               </w:rPr>
               <w:t xml:space="preserve"/>
             </w:r>
@@ -3408,8 +3531,9 @@
             </w:pPr>
             <w:r>
               <w:rPr>
-                <w:sz w:val="21"/>
-                <w:szCs w:val="21"/>
+                <w:rFonts w:ascii="Times New Roman" w:hAnsi="Times New Roman" w:cs="Times New Roman"/>
+                <w:sz w:val="20"/>
+                <w:szCs w:val="20"/>
               </w:rPr>
               <w:t xml:space="preserve">Preskočené</w:t>
             </w:r>
@@ -3434,8 +3558,9 @@
             </w:pPr>
             <w:r>
               <w:rPr>
-                <w:sz w:val="21"/>
-                <w:szCs w:val="21"/>
+                <w:rFonts w:ascii="Times New Roman" w:hAnsi="Times New Roman" w:cs="Times New Roman"/>
+                <w:sz w:val="20"/>
+                <w:szCs w:val="20"/>
               </w:rPr>
               <w:t xml:space="preserve">Prirodzenosť jazyka a štýlu odpovedí</w:t>
             </w:r>
@@ -3458,8 +3583,9 @@
             </w:pPr>
             <w:r>
               <w:rPr>
-                <w:sz w:val="21"/>
-                <w:szCs w:val="21"/>
+                <w:rFonts w:ascii="Times New Roman" w:hAnsi="Times New Roman" w:cs="Times New Roman"/>
+                <w:sz w:val="20"/>
+                <w:szCs w:val="20"/>
               </w:rPr>
               <w:t xml:space="preserve">CLMM</w:t>
             </w:r>
@@ -3482,8 +3608,9 @@
             </w:pPr>
             <w:r>
               <w:rPr>
-                <w:sz w:val="21"/>
-                <w:szCs w:val="21"/>
+                <w:rFonts w:ascii="Times New Roman" w:hAnsi="Times New Roman" w:cs="Times New Roman"/>
+                <w:sz w:val="20"/>
+                <w:szCs w:val="20"/>
               </w:rPr>
               <w:t xml:space="preserve"/>
             </w:r>
@@ -3506,8 +3633,9 @@
             </w:pPr>
             <w:r>
               <w:rPr>
-                <w:sz w:val="21"/>
-                <w:szCs w:val="21"/>
+                <w:rFonts w:ascii="Times New Roman" w:hAnsi="Times New Roman" w:cs="Times New Roman"/>
+                <w:sz w:val="20"/>
+                <w:szCs w:val="20"/>
               </w:rPr>
               <w:t xml:space="preserve"/>
             </w:r>
@@ -3530,8 +3658,9 @@
             </w:pPr>
             <w:r>
               <w:rPr>
-                <w:sz w:val="21"/>
-                <w:szCs w:val="21"/>
+                <w:rFonts w:ascii="Times New Roman" w:hAnsi="Times New Roman" w:cs="Times New Roman"/>
+                <w:sz w:val="20"/>
+                <w:szCs w:val="20"/>
               </w:rPr>
               <w:t xml:space="preserve"/>
             </w:r>
@@ -3554,8 +3683,9 @@
             </w:pPr>
             <w:r>
               <w:rPr>
-                <w:sz w:val="21"/>
-                <w:szCs w:val="21"/>
+                <w:rFonts w:ascii="Times New Roman" w:hAnsi="Times New Roman" w:cs="Times New Roman"/>
+                <w:sz w:val="20"/>
+                <w:szCs w:val="20"/>
               </w:rPr>
               <w:t xml:space="preserve">Preskočené</w:t>
             </w:r>
@@ -3580,8 +3710,9 @@
             </w:pPr>
             <w:r>
               <w:rPr>
-                <w:sz w:val="21"/>
-                <w:szCs w:val="21"/>
+                <w:rFonts w:ascii="Times New Roman" w:hAnsi="Times New Roman" w:cs="Times New Roman"/>
+                <w:sz w:val="20"/>
+                <w:szCs w:val="20"/>
               </w:rPr>
               <w:t xml:space="preserve">Použiteľnosť rozhovoru na tréningové / výučbové účely</w:t>
             </w:r>
@@ -3604,8 +3735,9 @@
             </w:pPr>
             <w:r>
               <w:rPr>
-                <w:sz w:val="21"/>
-                <w:szCs w:val="21"/>
+                <w:rFonts w:ascii="Times New Roman" w:hAnsi="Times New Roman" w:cs="Times New Roman"/>
+                <w:sz w:val="20"/>
+                <w:szCs w:val="20"/>
               </w:rPr>
               <w:t xml:space="preserve">CLMM</w:t>
             </w:r>
@@ -3628,8 +3760,9 @@
             </w:pPr>
             <w:r>
               <w:rPr>
-                <w:sz w:val="21"/>
-                <w:szCs w:val="21"/>
+                <w:rFonts w:ascii="Times New Roman" w:hAnsi="Times New Roman" w:cs="Times New Roman"/>
+                <w:sz w:val="20"/>
+                <w:szCs w:val="20"/>
               </w:rPr>
               <w:t xml:space="preserve"/>
             </w:r>
@@ -3652,8 +3785,9 @@
             </w:pPr>
             <w:r>
               <w:rPr>
-                <w:sz w:val="21"/>
-                <w:szCs w:val="21"/>
+                <w:rFonts w:ascii="Times New Roman" w:hAnsi="Times New Roman" w:cs="Times New Roman"/>
+                <w:sz w:val="20"/>
+                <w:szCs w:val="20"/>
               </w:rPr>
               <w:t xml:space="preserve"/>
             </w:r>
@@ -3676,8 +3810,9 @@
             </w:pPr>
             <w:r>
               <w:rPr>
-                <w:sz w:val="21"/>
-                <w:szCs w:val="21"/>
+                <w:rFonts w:ascii="Times New Roman" w:hAnsi="Times New Roman" w:cs="Times New Roman"/>
+                <w:sz w:val="20"/>
+                <w:szCs w:val="20"/>
               </w:rPr>
               <w:t xml:space="preserve"/>
             </w:r>
@@ -3700,8 +3835,9 @@
             </w:pPr>
             <w:r>
               <w:rPr>
-                <w:sz w:val="21"/>
-                <w:szCs w:val="21"/>
+                <w:rFonts w:ascii="Times New Roman" w:hAnsi="Times New Roman" w:cs="Times New Roman"/>
+                <w:sz w:val="20"/>
+                <w:szCs w:val="20"/>
               </w:rPr>
               <w:t xml:space="preserve">Preskočené</w:t>
             </w:r>
@@ -3715,19 +3851,20 @@
             <w:tcBorders>
               <w:top w:val="nil"/>
               <w:left w:val="nil"/>
-              <w:bottom w:val="single" w:sz="8" w:space="0" w:color="000000"/>
-              <w:right w:val="nil"/>
-            </w:tcBorders>
-          </w:tcPr>
-          <w:p>
-            <w:pPr>
-              <w:jc w:val="left"/>
-              <w:spacing w:after="0" w:line="240" w:lineRule="auto"/>
-            </w:pPr>
-            <w:r>
-              <w:rPr>
-                <w:sz w:val="21"/>
-                <w:szCs w:val="21"/>
+              <w:bottom w:val="single" w:sz="10" w:space="0" w:color="000000"/>
+              <w:right w:val="nil"/>
+            </w:tcBorders>
+          </w:tcPr>
+          <w:p>
+            <w:pPr>
+              <w:jc w:val="left"/>
+              <w:spacing w:after="0" w:line="240" w:lineRule="auto"/>
+            </w:pPr>
+            <w:r>
+              <w:rPr>
+                <w:rFonts w:ascii="Times New Roman" w:hAnsi="Times New Roman" w:cs="Times New Roman"/>
+                <w:sz w:val="20"/>
+                <w:szCs w:val="20"/>
               </w:rPr>
               <w:t xml:space="preserve">Ľudský odhad celkovej závažnosti depresívnej symptomatiky</w:t>
             </w:r>
@@ -3739,19 +3876,20 @@
             <w:tcBorders>
               <w:top w:val="nil"/>
               <w:left w:val="nil"/>
-              <w:bottom w:val="single" w:sz="8" w:space="0" w:color="000000"/>
-              <w:right w:val="nil"/>
-            </w:tcBorders>
-          </w:tcPr>
-          <w:p>
-            <w:pPr>
-              <w:jc w:val="left"/>
-              <w:spacing w:after="0" w:line="240" w:lineRule="auto"/>
-            </w:pPr>
-            <w:r>
-              <w:rPr>
-                <w:sz w:val="21"/>
-                <w:szCs w:val="21"/>
+              <w:bottom w:val="single" w:sz="10" w:space="0" w:color="000000"/>
+              <w:right w:val="nil"/>
+            </w:tcBorders>
+          </w:tcPr>
+          <w:p>
+            <w:pPr>
+              <w:jc w:val="left"/>
+              <w:spacing w:after="0" w:line="240" w:lineRule="auto"/>
+            </w:pPr>
+            <w:r>
+              <w:rPr>
+                <w:rFonts w:ascii="Times New Roman" w:hAnsi="Times New Roman" w:cs="Times New Roman"/>
+                <w:sz w:val="20"/>
+                <w:szCs w:val="20"/>
               </w:rPr>
               <w:t xml:space="preserve">CLMM</w:t>
             </w:r>
@@ -3763,7 +3901,7 @@
             <w:tcBorders>
               <w:top w:val="nil"/>
               <w:left w:val="nil"/>
-              <w:bottom w:val="single" w:sz="8" w:space="0" w:color="000000"/>
+              <w:bottom w:val="single" w:sz="10" w:space="0" w:color="000000"/>
               <w:right w:val="nil"/>
             </w:tcBorders>
           </w:tcPr>
@@ -3774,8 +3912,9 @@
             </w:pPr>
             <w:r>
               <w:rPr>
-                <w:sz w:val="21"/>
-                <w:szCs w:val="21"/>
+                <w:rFonts w:ascii="Times New Roman" w:hAnsi="Times New Roman" w:cs="Times New Roman"/>
+                <w:sz w:val="20"/>
+                <w:szCs w:val="20"/>
               </w:rPr>
               <w:t xml:space="preserve"/>
             </w:r>
@@ -3787,7 +3926,7 @@
             <w:tcBorders>
               <w:top w:val="nil"/>
               <w:left w:val="nil"/>
-              <w:bottom w:val="single" w:sz="8" w:space="0" w:color="000000"/>
+              <w:bottom w:val="single" w:sz="10" w:space="0" w:color="000000"/>
               <w:right w:val="nil"/>
             </w:tcBorders>
           </w:tcPr>
@@ -3798,8 +3937,9 @@
             </w:pPr>
             <w:r>
               <w:rPr>
-                <w:sz w:val="21"/>
-                <w:szCs w:val="21"/>
+                <w:rFonts w:ascii="Times New Roman" w:hAnsi="Times New Roman" w:cs="Times New Roman"/>
+                <w:sz w:val="20"/>
+                <w:szCs w:val="20"/>
               </w:rPr>
               <w:t xml:space="preserve"/>
             </w:r>
@@ -3811,7 +3951,7 @@
             <w:tcBorders>
               <w:top w:val="nil"/>
               <w:left w:val="nil"/>
-              <w:bottom w:val="single" w:sz="8" w:space="0" w:color="000000"/>
+              <w:bottom w:val="single" w:sz="10" w:space="0" w:color="000000"/>
               <w:right w:val="nil"/>
             </w:tcBorders>
           </w:tcPr>
@@ -3822,8 +3962,9 @@
             </w:pPr>
             <w:r>
               <w:rPr>
-                <w:sz w:val="21"/>
-                <w:szCs w:val="21"/>
+                <w:rFonts w:ascii="Times New Roman" w:hAnsi="Times New Roman" w:cs="Times New Roman"/>
+                <w:sz w:val="20"/>
+                <w:szCs w:val="20"/>
               </w:rPr>
               <w:t xml:space="preserve"/>
             </w:r>
@@ -3835,19 +3976,20 @@
             <w:tcBorders>
               <w:top w:val="nil"/>
               <w:left w:val="nil"/>
-              <w:bottom w:val="single" w:sz="8" w:space="0" w:color="000000"/>
-              <w:right w:val="nil"/>
-            </w:tcBorders>
-          </w:tcPr>
-          <w:p>
-            <w:pPr>
-              <w:jc w:val="left"/>
-              <w:spacing w:after="0" w:line="240" w:lineRule="auto"/>
-            </w:pPr>
-            <w:r>
-              <w:rPr>
-                <w:sz w:val="21"/>
-                <w:szCs w:val="21"/>
+              <w:bottom w:val="single" w:sz="10" w:space="0" w:color="000000"/>
+              <w:right w:val="nil"/>
+            </w:tcBorders>
+          </w:tcPr>
+          <w:p>
+            <w:pPr>
+              <w:jc w:val="left"/>
+              <w:spacing w:after="0" w:line="240" w:lineRule="auto"/>
+            </w:pPr>
+            <w:r>
+              <w:rPr>
+                <w:rFonts w:ascii="Times New Roman" w:hAnsi="Times New Roman" w:cs="Times New Roman"/>
+                <w:sz w:val="20"/>
+                <w:szCs w:val="20"/>
               </w:rPr>
               <w:t xml:space="preserve">Preskočené</w:t>
             </w:r>
@@ -3862,19 +4004,5797 @@
       </w:pPr>
       <w:r>
         <w:rPr>
+          <w:rFonts w:ascii="Times New Roman" w:hAnsi="Times New Roman" w:cs="Times New Roman"/>
           <w:i/>
           <w:iCs/>
-          <w:sz w:val="21"/>
-          <w:szCs w:val="21"/>
+          <w:sz w:val="18"/>
+          <w:szCs w:val="18"/>
         </w:rPr>
         <w:t xml:space="preserve">Poznámka. </w:t>
       </w:r>
       <w:r>
         <w:rPr>
-          <w:sz w:val="21"/>
-          <w:szCs w:val="21"/>
+          <w:rFonts w:ascii="Times New Roman" w:hAnsi="Times New Roman" w:cs="Times New Roman"/>
+          <w:sz w:val="18"/>
+          <w:szCs w:val="18"/>
         </w:rPr>
         <w:t xml:space="preserve">LMM = lineárny zmiešaný model; CLMM = kumulatívny link mixed model; CI = interval spoľahlivosti. Modely sú v tomto preview preskočené pre nedostatočný počet riadkov alebo úrovní faktorov.</w:t>
+      </w:r>
+    </w:p>
+    <w:p>
+      <w:pPr>
+        <w:jc w:val="left"/>
+        <w:spacing w:after="80" w:line="240" w:lineRule="auto"/>
+      </w:pPr>
+      <w:r>
+        <w:rPr>
+          <w:rFonts w:ascii="Times New Roman" w:hAnsi="Times New Roman" w:cs="Times New Roman"/>
+          <w:b/>
+          <w:bCs/>
+          <w:sz w:val="20"/>
+          <w:szCs w:val="20"/>
+        </w:rPr>
+        <w:t xml:space="preserve">Tabuľka S4. </w:t>
+      </w:r>
+      <w:r>
+        <w:rPr>
+          <w:rFonts w:ascii="Times New Roman" w:hAnsi="Times New Roman" w:cs="Times New Roman"/>
+          <w:i/>
+          <w:iCs/>
+          <w:sz w:val="20"/>
+          <w:szCs w:val="20"/>
+        </w:rPr>
+        <w:t xml:space="preserve">Predbežná expertná kontrola položiek ratingového nástroja.</w:t>
+      </w:r>
+    </w:p>
+    <w:tbl>
+      <w:tblPr>
+        <w:tblW w:w="9000" w:type="dxa"/>
+        <w:jc w:val="center"/>
+        <w:tblLayout w:type="fixed"/>
+        <w:tblCellMar>
+          <w:top w:w="35" w:type="dxa"/>
+          <w:left w:w="90" w:type="dxa"/>
+          <w:bottom w:w="35" w:type="dxa"/>
+          <w:right w:w="90" w:type="dxa"/>
+        </w:tblCellMar>
+        <w:tblBorders>
+          <w:top w:val="nil"/>
+          <w:left w:val="nil"/>
+          <w:bottom w:val="nil"/>
+          <w:right w:val="nil"/>
+          <w:insideH w:val="nil"/>
+          <w:insideV w:val="nil"/>
+        </w:tblBorders>
+        <w:tblLook w:val="04A0" w:firstRow="1" w:lastRow="0" w:firstColumn="1" w:lastColumn="0" w:noHBand="0" w:noVBand="1"/>
+      </w:tblPr>
+      <w:tblGrid>
+        <w:gridCol w:w="700"/>
+        <w:gridCol w:w="2600"/>
+        <w:gridCol w:w="900"/>
+        <w:gridCol w:w="900"/>
+        <w:gridCol w:w="900"/>
+        <w:gridCol w:w="950"/>
+        <w:gridCol w:w="950"/>
+        <w:gridCol w:w="1100"/>
+      </w:tblGrid>
+      <w:tr>
+        <w:tc>
+          <w:tcPr>
+            <w:tcW w:w="700" w:type="dxa"/>
+            <w:tcBorders>
+              <w:top w:val="single" w:sz="10" w:space="0" w:color="000000"/>
+              <w:left w:val="nil"/>
+              <w:bottom w:val="single" w:sz="8" w:space="0" w:color="000000"/>
+              <w:right w:val="nil"/>
+            </w:tcBorders>
+          </w:tcPr>
+          <w:p>
+            <w:pPr>
+              <w:jc w:val="left"/>
+              <w:spacing w:after="0" w:line="240" w:lineRule="auto"/>
+            </w:pPr>
+            <w:r>
+              <w:rPr>
+                <w:rFonts w:ascii="Times New Roman" w:hAnsi="Times New Roman" w:cs="Times New Roman"/>
+                <w:b/>
+                <w:bCs/>
+                <w:sz w:val="20"/>
+                <w:szCs w:val="20"/>
+              </w:rPr>
+              <w:t xml:space="preserve">Kód</w:t>
+            </w:r>
+          </w:p>
+        </w:tc>
+        <w:tc>
+          <w:tcPr>
+            <w:tcW w:w="2600" w:type="dxa"/>
+            <w:tcBorders>
+              <w:top w:val="single" w:sz="10" w:space="0" w:color="000000"/>
+              <w:left w:val="nil"/>
+              <w:bottom w:val="single" w:sz="8" w:space="0" w:color="000000"/>
+              <w:right w:val="nil"/>
+            </w:tcBorders>
+          </w:tcPr>
+          <w:p>
+            <w:pPr>
+              <w:jc w:val="left"/>
+              <w:spacing w:after="0" w:line="240" w:lineRule="auto"/>
+            </w:pPr>
+            <w:r>
+              <w:rPr>
+                <w:rFonts w:ascii="Times New Roman" w:hAnsi="Times New Roman" w:cs="Times New Roman"/>
+                <w:b/>
+                <w:bCs/>
+                <w:sz w:val="20"/>
+                <w:szCs w:val="20"/>
+              </w:rPr>
+              <w:t xml:space="preserve">Položka</w:t>
+            </w:r>
+          </w:p>
+        </w:tc>
+        <w:tc>
+          <w:tcPr>
+            <w:tcW w:w="900" w:type="dxa"/>
+            <w:tcBorders>
+              <w:top w:val="single" w:sz="10" w:space="0" w:color="000000"/>
+              <w:left w:val="nil"/>
+              <w:bottom w:val="single" w:sz="8" w:space="0" w:color="000000"/>
+              <w:right w:val="nil"/>
+            </w:tcBorders>
+          </w:tcPr>
+          <w:p>
+            <w:pPr>
+              <w:jc w:val="left"/>
+              <w:spacing w:after="0" w:line="240" w:lineRule="auto"/>
+            </w:pPr>
+            <w:r>
+              <w:rPr>
+                <w:rFonts w:ascii="Times New Roman" w:hAnsi="Times New Roman" w:cs="Times New Roman"/>
+                <w:b/>
+                <w:bCs/>
+                <w:sz w:val="20"/>
+                <w:szCs w:val="20"/>
+              </w:rPr>
+              <w:t xml:space="preserve">Relevantnosť M</w:t>
+            </w:r>
+          </w:p>
+        </w:tc>
+        <w:tc>
+          <w:tcPr>
+            <w:tcW w:w="900" w:type="dxa"/>
+            <w:tcBorders>
+              <w:top w:val="single" w:sz="10" w:space="0" w:color="000000"/>
+              <w:left w:val="nil"/>
+              <w:bottom w:val="single" w:sz="8" w:space="0" w:color="000000"/>
+              <w:right w:val="nil"/>
+            </w:tcBorders>
+          </w:tcPr>
+          <w:p>
+            <w:pPr>
+              <w:jc w:val="left"/>
+              <w:spacing w:after="0" w:line="240" w:lineRule="auto"/>
+            </w:pPr>
+            <w:r>
+              <w:rPr>
+                <w:rFonts w:ascii="Times New Roman" w:hAnsi="Times New Roman" w:cs="Times New Roman"/>
+                <w:b/>
+                <w:bCs/>
+                <w:sz w:val="20"/>
+                <w:szCs w:val="20"/>
+              </w:rPr>
+              <w:t xml:space="preserve">Zrozumiteľnosť M</w:t>
+            </w:r>
+          </w:p>
+        </w:tc>
+        <w:tc>
+          <w:tcPr>
+            <w:tcW w:w="900" w:type="dxa"/>
+            <w:tcBorders>
+              <w:top w:val="single" w:sz="10" w:space="0" w:color="000000"/>
+              <w:left w:val="nil"/>
+              <w:bottom w:val="single" w:sz="8" w:space="0" w:color="000000"/>
+              <w:right w:val="nil"/>
+            </w:tcBorders>
+          </w:tcPr>
+          <w:p>
+            <w:pPr>
+              <w:jc w:val="left"/>
+              <w:spacing w:after="0" w:line="240" w:lineRule="auto"/>
+            </w:pPr>
+            <w:r>
+              <w:rPr>
+                <w:rFonts w:ascii="Times New Roman" w:hAnsi="Times New Roman" w:cs="Times New Roman"/>
+                <w:b/>
+                <w:bCs/>
+                <w:sz w:val="20"/>
+                <w:szCs w:val="20"/>
+              </w:rPr>
+              <w:t xml:space="preserve">Potrebnosť M</w:t>
+            </w:r>
+          </w:p>
+        </w:tc>
+        <w:tc>
+          <w:tcPr>
+            <w:tcW w:w="950" w:type="dxa"/>
+            <w:tcBorders>
+              <w:top w:val="single" w:sz="10" w:space="0" w:color="000000"/>
+              <w:left w:val="nil"/>
+              <w:bottom w:val="single" w:sz="8" w:space="0" w:color="000000"/>
+              <w:right w:val="nil"/>
+            </w:tcBorders>
+          </w:tcPr>
+          <w:p>
+            <w:pPr>
+              <w:jc w:val="left"/>
+              <w:spacing w:after="0" w:line="240" w:lineRule="auto"/>
+            </w:pPr>
+            <w:r>
+              <w:rPr>
+                <w:rFonts w:ascii="Times New Roman" w:hAnsi="Times New Roman" w:cs="Times New Roman"/>
+                <w:b/>
+                <w:bCs/>
+                <w:sz w:val="20"/>
+                <w:szCs w:val="20"/>
+              </w:rPr>
+              <w:t xml:space="preserve">Celkový priemer M</w:t>
+            </w:r>
+          </w:p>
+        </w:tc>
+        <w:tc>
+          <w:tcPr>
+            <w:tcW w:w="950" w:type="dxa"/>
+            <w:tcBorders>
+              <w:top w:val="single" w:sz="10" w:space="0" w:color="000000"/>
+              <w:left w:val="nil"/>
+              <w:bottom w:val="single" w:sz="8" w:space="0" w:color="000000"/>
+              <w:right w:val="nil"/>
+            </w:tcBorders>
+          </w:tcPr>
+          <w:p>
+            <w:pPr>
+              <w:jc w:val="left"/>
+              <w:spacing w:after="0" w:line="240" w:lineRule="auto"/>
+            </w:pPr>
+            <w:r>
+              <w:rPr>
+                <w:rFonts w:ascii="Times New Roman" w:hAnsi="Times New Roman" w:cs="Times New Roman"/>
+                <w:b/>
+                <w:bCs/>
+                <w:sz w:val="20"/>
+                <w:szCs w:val="20"/>
+              </w:rPr>
+              <w:t xml:space="preserve">Podpora 3-4 (%)</w:t>
+            </w:r>
+          </w:p>
+        </w:tc>
+        <w:tc>
+          <w:tcPr>
+            <w:tcW w:w="1100" w:type="dxa"/>
+            <w:tcBorders>
+              <w:top w:val="single" w:sz="10" w:space="0" w:color="000000"/>
+              <w:left w:val="nil"/>
+              <w:bottom w:val="single" w:sz="8" w:space="0" w:color="000000"/>
+              <w:right w:val="nil"/>
+            </w:tcBorders>
+          </w:tcPr>
+          <w:p>
+            <w:pPr>
+              <w:jc w:val="left"/>
+              <w:spacing w:after="0" w:line="240" w:lineRule="auto"/>
+            </w:pPr>
+            <w:r>
+              <w:rPr>
+                <w:rFonts w:ascii="Times New Roman" w:hAnsi="Times New Roman" w:cs="Times New Roman"/>
+                <w:b/>
+                <w:bCs/>
+                <w:sz w:val="20"/>
+                <w:szCs w:val="20"/>
+              </w:rPr>
+              <w:t xml:space="preserve">Potrebný follow-up</w:t>
+            </w:r>
+          </w:p>
+        </w:tc>
+      </w:tr>
+      <w:tr>
+        <w:tc>
+          <w:tcPr>
+            <w:tcW w:w="700" w:type="dxa"/>
+            <w:tcBorders>
+              <w:top w:val="nil"/>
+              <w:left w:val="nil"/>
+              <w:bottom w:val="nil"/>
+              <w:right w:val="nil"/>
+            </w:tcBorders>
+          </w:tcPr>
+          <w:p>
+            <w:pPr>
+              <w:jc w:val="left"/>
+              <w:spacing w:after="0" w:line="240" w:lineRule="auto"/>
+            </w:pPr>
+            <w:r>
+              <w:rPr>
+                <w:rFonts w:ascii="Times New Roman" w:hAnsi="Times New Roman" w:cs="Times New Roman"/>
+                <w:sz w:val="20"/>
+                <w:szCs w:val="20"/>
+              </w:rPr>
+              <w:t xml:space="preserve">R5</w:t>
+            </w:r>
+          </w:p>
+        </w:tc>
+        <w:tc>
+          <w:tcPr>
+            <w:tcW w:w="2600" w:type="dxa"/>
+            <w:tcBorders>
+              <w:top w:val="nil"/>
+              <w:left w:val="nil"/>
+              <w:bottom w:val="nil"/>
+              <w:right w:val="nil"/>
+            </w:tcBorders>
+          </w:tcPr>
+          <w:p>
+            <w:pPr>
+              <w:jc w:val="left"/>
+              <w:spacing w:after="0" w:line="240" w:lineRule="auto"/>
+            </w:pPr>
+            <w:r>
+              <w:rPr>
+                <w:rFonts w:ascii="Times New Roman" w:hAnsi="Times New Roman" w:cs="Times New Roman"/>
+                <w:sz w:val="20"/>
+                <w:szCs w:val="20"/>
+              </w:rPr>
+              <w:t xml:space="preserve">Neprimeraná dramatizácia alebo neprirodzená expresivita</w:t>
+            </w:r>
+          </w:p>
+        </w:tc>
+        <w:tc>
+          <w:tcPr>
+            <w:tcW w:w="900" w:type="dxa"/>
+            <w:tcBorders>
+              <w:top w:val="nil"/>
+              <w:left w:val="nil"/>
+              <w:bottom w:val="nil"/>
+              <w:right w:val="nil"/>
+            </w:tcBorders>
+          </w:tcPr>
+          <w:p>
+            <w:pPr>
+              <w:jc w:val="left"/>
+              <w:spacing w:after="0" w:line="240" w:lineRule="auto"/>
+            </w:pPr>
+            <w:r>
+              <w:rPr>
+                <w:rFonts w:ascii="Times New Roman" w:hAnsi="Times New Roman" w:cs="Times New Roman"/>
+                <w:sz w:val="20"/>
+                <w:szCs w:val="20"/>
+              </w:rPr>
+              <w:t xml:space="preserve">2.67</w:t>
+            </w:r>
+          </w:p>
+        </w:tc>
+        <w:tc>
+          <w:tcPr>
+            <w:tcW w:w="900" w:type="dxa"/>
+            <w:tcBorders>
+              <w:top w:val="nil"/>
+              <w:left w:val="nil"/>
+              <w:bottom w:val="nil"/>
+              <w:right w:val="nil"/>
+            </w:tcBorders>
+          </w:tcPr>
+          <w:p>
+            <w:pPr>
+              <w:jc w:val="left"/>
+              <w:spacing w:after="0" w:line="240" w:lineRule="auto"/>
+            </w:pPr>
+            <w:r>
+              <w:rPr>
+                <w:rFonts w:ascii="Times New Roman" w:hAnsi="Times New Roman" w:cs="Times New Roman"/>
+                <w:sz w:val="20"/>
+                <w:szCs w:val="20"/>
+              </w:rPr>
+              <w:t xml:space="preserve">2.67</w:t>
+            </w:r>
+          </w:p>
+        </w:tc>
+        <w:tc>
+          <w:tcPr>
+            <w:tcW w:w="900" w:type="dxa"/>
+            <w:tcBorders>
+              <w:top w:val="nil"/>
+              <w:left w:val="nil"/>
+              <w:bottom w:val="nil"/>
+              <w:right w:val="nil"/>
+            </w:tcBorders>
+          </w:tcPr>
+          <w:p>
+            <w:pPr>
+              <w:jc w:val="left"/>
+              <w:spacing w:after="0" w:line="240" w:lineRule="auto"/>
+            </w:pPr>
+            <w:r>
+              <w:rPr>
+                <w:rFonts w:ascii="Times New Roman" w:hAnsi="Times New Roman" w:cs="Times New Roman"/>
+                <w:sz w:val="20"/>
+                <w:szCs w:val="20"/>
+              </w:rPr>
+              <w:t xml:space="preserve">3</w:t>
+            </w:r>
+          </w:p>
+        </w:tc>
+        <w:tc>
+          <w:tcPr>
+            <w:tcW w:w="950" w:type="dxa"/>
+            <w:tcBorders>
+              <w:top w:val="nil"/>
+              <w:left w:val="nil"/>
+              <w:bottom w:val="nil"/>
+              <w:right w:val="nil"/>
+            </w:tcBorders>
+          </w:tcPr>
+          <w:p>
+            <w:pPr>
+              <w:jc w:val="left"/>
+              <w:spacing w:after="0" w:line="240" w:lineRule="auto"/>
+            </w:pPr>
+            <w:r>
+              <w:rPr>
+                <w:rFonts w:ascii="Times New Roman" w:hAnsi="Times New Roman" w:cs="Times New Roman"/>
+                <w:sz w:val="20"/>
+                <w:szCs w:val="20"/>
+              </w:rPr>
+              <w:t xml:space="preserve">2.78</w:t>
+            </w:r>
+          </w:p>
+        </w:tc>
+        <w:tc>
+          <w:tcPr>
+            <w:tcW w:w="950" w:type="dxa"/>
+            <w:tcBorders>
+              <w:top w:val="nil"/>
+              <w:left w:val="nil"/>
+              <w:bottom w:val="nil"/>
+              <w:right w:val="nil"/>
+            </w:tcBorders>
+          </w:tcPr>
+          <w:p>
+            <w:pPr>
+              <w:jc w:val="left"/>
+              <w:spacing w:after="0" w:line="240" w:lineRule="auto"/>
+            </w:pPr>
+            <w:r>
+              <w:rPr>
+                <w:rFonts w:ascii="Times New Roman" w:hAnsi="Times New Roman" w:cs="Times New Roman"/>
+                <w:sz w:val="20"/>
+                <w:szCs w:val="20"/>
+              </w:rPr>
+              <w:t xml:space="preserve">66.7</w:t>
+            </w:r>
+          </w:p>
+        </w:tc>
+        <w:tc>
+          <w:tcPr>
+            <w:tcW w:w="1100" w:type="dxa"/>
+            <w:tcBorders>
+              <w:top w:val="nil"/>
+              <w:left w:val="nil"/>
+              <w:bottom w:val="nil"/>
+              <w:right w:val="nil"/>
+            </w:tcBorders>
+          </w:tcPr>
+          <w:p>
+            <w:pPr>
+              <w:jc w:val="left"/>
+              <w:spacing w:after="0" w:line="240" w:lineRule="auto"/>
+            </w:pPr>
+            <w:r>
+              <w:rPr>
+                <w:rFonts w:ascii="Times New Roman" w:hAnsi="Times New Roman" w:cs="Times New Roman"/>
+                <w:sz w:val="20"/>
+                <w:szCs w:val="20"/>
+              </w:rPr>
+              <w:t xml:space="preserve">áno</w:t>
+            </w:r>
+          </w:p>
+        </w:tc>
+      </w:tr>
+      <w:tr>
+        <w:tc>
+          <w:tcPr>
+            <w:tcW w:w="700" w:type="dxa"/>
+            <w:tcBorders>
+              <w:top w:val="nil"/>
+              <w:left w:val="nil"/>
+              <w:bottom w:val="nil"/>
+              <w:right w:val="nil"/>
+            </w:tcBorders>
+          </w:tcPr>
+          <w:p>
+            <w:pPr>
+              <w:jc w:val="left"/>
+              <w:spacing w:after="0" w:line="240" w:lineRule="auto"/>
+            </w:pPr>
+            <w:r>
+              <w:rPr>
+                <w:rFonts w:ascii="Times New Roman" w:hAnsi="Times New Roman" w:cs="Times New Roman"/>
+                <w:sz w:val="20"/>
+                <w:szCs w:val="20"/>
+              </w:rPr>
+              <w:t xml:space="preserve">R2</w:t>
+            </w:r>
+          </w:p>
+        </w:tc>
+        <w:tc>
+          <w:tcPr>
+            <w:tcW w:w="2600" w:type="dxa"/>
+            <w:tcBorders>
+              <w:top w:val="nil"/>
+              <w:left w:val="nil"/>
+              <w:bottom w:val="nil"/>
+              <w:right w:val="nil"/>
+            </w:tcBorders>
+          </w:tcPr>
+          <w:p>
+            <w:pPr>
+              <w:jc w:val="left"/>
+              <w:spacing w:after="0" w:line="240" w:lineRule="auto"/>
+            </w:pPr>
+            <w:r>
+              <w:rPr>
+                <w:rFonts w:ascii="Times New Roman" w:hAnsi="Times New Roman" w:cs="Times New Roman"/>
+                <w:sz w:val="20"/>
+                <w:szCs w:val="20"/>
+              </w:rPr>
+              <w:t xml:space="preserve">Klišé alebo šablónovité odpovede</w:t>
+            </w:r>
+          </w:p>
+        </w:tc>
+        <w:tc>
+          <w:tcPr>
+            <w:tcW w:w="900" w:type="dxa"/>
+            <w:tcBorders>
+              <w:top w:val="nil"/>
+              <w:left w:val="nil"/>
+              <w:bottom w:val="nil"/>
+              <w:right w:val="nil"/>
+            </w:tcBorders>
+          </w:tcPr>
+          <w:p>
+            <w:pPr>
+              <w:jc w:val="left"/>
+              <w:spacing w:after="0" w:line="240" w:lineRule="auto"/>
+            </w:pPr>
+            <w:r>
+              <w:rPr>
+                <w:rFonts w:ascii="Times New Roman" w:hAnsi="Times New Roman" w:cs="Times New Roman"/>
+                <w:sz w:val="20"/>
+                <w:szCs w:val="20"/>
+              </w:rPr>
+              <w:t xml:space="preserve">3</w:t>
+            </w:r>
+          </w:p>
+        </w:tc>
+        <w:tc>
+          <w:tcPr>
+            <w:tcW w:w="900" w:type="dxa"/>
+            <w:tcBorders>
+              <w:top w:val="nil"/>
+              <w:left w:val="nil"/>
+              <w:bottom w:val="nil"/>
+              <w:right w:val="nil"/>
+            </w:tcBorders>
+          </w:tcPr>
+          <w:p>
+            <w:pPr>
+              <w:jc w:val="left"/>
+              <w:spacing w:after="0" w:line="240" w:lineRule="auto"/>
+            </w:pPr>
+            <w:r>
+              <w:rPr>
+                <w:rFonts w:ascii="Times New Roman" w:hAnsi="Times New Roman" w:cs="Times New Roman"/>
+                <w:sz w:val="20"/>
+                <w:szCs w:val="20"/>
+              </w:rPr>
+              <w:t xml:space="preserve">2.83</w:t>
+            </w:r>
+          </w:p>
+        </w:tc>
+        <w:tc>
+          <w:tcPr>
+            <w:tcW w:w="900" w:type="dxa"/>
+            <w:tcBorders>
+              <w:top w:val="nil"/>
+              <w:left w:val="nil"/>
+              <w:bottom w:val="nil"/>
+              <w:right w:val="nil"/>
+            </w:tcBorders>
+          </w:tcPr>
+          <w:p>
+            <w:pPr>
+              <w:jc w:val="left"/>
+              <w:spacing w:after="0" w:line="240" w:lineRule="auto"/>
+            </w:pPr>
+            <w:r>
+              <w:rPr>
+                <w:rFonts w:ascii="Times New Roman" w:hAnsi="Times New Roman" w:cs="Times New Roman"/>
+                <w:sz w:val="20"/>
+                <w:szCs w:val="20"/>
+              </w:rPr>
+              <w:t xml:space="preserve">3</w:t>
+            </w:r>
+          </w:p>
+        </w:tc>
+        <w:tc>
+          <w:tcPr>
+            <w:tcW w:w="950" w:type="dxa"/>
+            <w:tcBorders>
+              <w:top w:val="nil"/>
+              <w:left w:val="nil"/>
+              <w:bottom w:val="nil"/>
+              <w:right w:val="nil"/>
+            </w:tcBorders>
+          </w:tcPr>
+          <w:p>
+            <w:pPr>
+              <w:jc w:val="left"/>
+              <w:spacing w:after="0" w:line="240" w:lineRule="auto"/>
+            </w:pPr>
+            <w:r>
+              <w:rPr>
+                <w:rFonts w:ascii="Times New Roman" w:hAnsi="Times New Roman" w:cs="Times New Roman"/>
+                <w:sz w:val="20"/>
+                <w:szCs w:val="20"/>
+              </w:rPr>
+              <w:t xml:space="preserve">2.94</w:t>
+            </w:r>
+          </w:p>
+        </w:tc>
+        <w:tc>
+          <w:tcPr>
+            <w:tcW w:w="950" w:type="dxa"/>
+            <w:tcBorders>
+              <w:top w:val="nil"/>
+              <w:left w:val="nil"/>
+              <w:bottom w:val="nil"/>
+              <w:right w:val="nil"/>
+            </w:tcBorders>
+          </w:tcPr>
+          <w:p>
+            <w:pPr>
+              <w:jc w:val="left"/>
+              <w:spacing w:after="0" w:line="240" w:lineRule="auto"/>
+            </w:pPr>
+            <w:r>
+              <w:rPr>
+                <w:rFonts w:ascii="Times New Roman" w:hAnsi="Times New Roman" w:cs="Times New Roman"/>
+                <w:sz w:val="20"/>
+                <w:szCs w:val="20"/>
+              </w:rPr>
+              <w:t xml:space="preserve">61.1</w:t>
+            </w:r>
+          </w:p>
+        </w:tc>
+        <w:tc>
+          <w:tcPr>
+            <w:tcW w:w="1100" w:type="dxa"/>
+            <w:tcBorders>
+              <w:top w:val="nil"/>
+              <w:left w:val="nil"/>
+              <w:bottom w:val="nil"/>
+              <w:right w:val="nil"/>
+            </w:tcBorders>
+          </w:tcPr>
+          <w:p>
+            <w:pPr>
+              <w:jc w:val="left"/>
+              <w:spacing w:after="0" w:line="240" w:lineRule="auto"/>
+            </w:pPr>
+            <w:r>
+              <w:rPr>
+                <w:rFonts w:ascii="Times New Roman" w:hAnsi="Times New Roman" w:cs="Times New Roman"/>
+                <w:sz w:val="20"/>
+                <w:szCs w:val="20"/>
+              </w:rPr>
+              <w:t xml:space="preserve">áno</w:t>
+            </w:r>
+          </w:p>
+        </w:tc>
+      </w:tr>
+      <w:tr>
+        <w:tc>
+          <w:tcPr>
+            <w:tcW w:w="700" w:type="dxa"/>
+            <w:tcBorders>
+              <w:top w:val="nil"/>
+              <w:left w:val="nil"/>
+              <w:bottom w:val="nil"/>
+              <w:right w:val="nil"/>
+            </w:tcBorders>
+          </w:tcPr>
+          <w:p>
+            <w:pPr>
+              <w:jc w:val="left"/>
+              <w:spacing w:after="0" w:line="240" w:lineRule="auto"/>
+            </w:pPr>
+            <w:r>
+              <w:rPr>
+                <w:rFonts w:ascii="Times New Roman" w:hAnsi="Times New Roman" w:cs="Times New Roman"/>
+                <w:sz w:val="20"/>
+                <w:szCs w:val="20"/>
+              </w:rPr>
+              <w:t xml:space="preserve">R3</w:t>
+            </w:r>
+          </w:p>
+        </w:tc>
+        <w:tc>
+          <w:tcPr>
+            <w:tcW w:w="2600" w:type="dxa"/>
+            <w:tcBorders>
+              <w:top w:val="nil"/>
+              <w:left w:val="nil"/>
+              <w:bottom w:val="nil"/>
+              <w:right w:val="nil"/>
+            </w:tcBorders>
+          </w:tcPr>
+          <w:p>
+            <w:pPr>
+              <w:jc w:val="left"/>
+              <w:spacing w:after="0" w:line="240" w:lineRule="auto"/>
+            </w:pPr>
+            <w:r>
+              <w:rPr>
+                <w:rFonts w:ascii="Times New Roman" w:hAnsi="Times New Roman" w:cs="Times New Roman"/>
+                <w:sz w:val="20"/>
+                <w:szCs w:val="20"/>
+              </w:rPr>
+              <w:t xml:space="preserve">Nesúlad medzi kontextom a symptomatikou</w:t>
+            </w:r>
+          </w:p>
+        </w:tc>
+        <w:tc>
+          <w:tcPr>
+            <w:tcW w:w="900" w:type="dxa"/>
+            <w:tcBorders>
+              <w:top w:val="nil"/>
+              <w:left w:val="nil"/>
+              <w:bottom w:val="nil"/>
+              <w:right w:val="nil"/>
+            </w:tcBorders>
+          </w:tcPr>
+          <w:p>
+            <w:pPr>
+              <w:jc w:val="left"/>
+              <w:spacing w:after="0" w:line="240" w:lineRule="auto"/>
+            </w:pPr>
+            <w:r>
+              <w:rPr>
+                <w:rFonts w:ascii="Times New Roman" w:hAnsi="Times New Roman" w:cs="Times New Roman"/>
+                <w:sz w:val="20"/>
+                <w:szCs w:val="20"/>
+              </w:rPr>
+              <w:t xml:space="preserve">3</w:t>
+            </w:r>
+          </w:p>
+        </w:tc>
+        <w:tc>
+          <w:tcPr>
+            <w:tcW w:w="900" w:type="dxa"/>
+            <w:tcBorders>
+              <w:top w:val="nil"/>
+              <w:left w:val="nil"/>
+              <w:bottom w:val="nil"/>
+              <w:right w:val="nil"/>
+            </w:tcBorders>
+          </w:tcPr>
+          <w:p>
+            <w:pPr>
+              <w:jc w:val="left"/>
+              <w:spacing w:after="0" w:line="240" w:lineRule="auto"/>
+            </w:pPr>
+            <w:r>
+              <w:rPr>
+                <w:rFonts w:ascii="Times New Roman" w:hAnsi="Times New Roman" w:cs="Times New Roman"/>
+                <w:sz w:val="20"/>
+                <w:szCs w:val="20"/>
+              </w:rPr>
+              <w:t xml:space="preserve">3.17</w:t>
+            </w:r>
+          </w:p>
+        </w:tc>
+        <w:tc>
+          <w:tcPr>
+            <w:tcW w:w="900" w:type="dxa"/>
+            <w:tcBorders>
+              <w:top w:val="nil"/>
+              <w:left w:val="nil"/>
+              <w:bottom w:val="nil"/>
+              <w:right w:val="nil"/>
+            </w:tcBorders>
+          </w:tcPr>
+          <w:p>
+            <w:pPr>
+              <w:jc w:val="left"/>
+              <w:spacing w:after="0" w:line="240" w:lineRule="auto"/>
+            </w:pPr>
+            <w:r>
+              <w:rPr>
+                <w:rFonts w:ascii="Times New Roman" w:hAnsi="Times New Roman" w:cs="Times New Roman"/>
+                <w:sz w:val="20"/>
+                <w:szCs w:val="20"/>
+              </w:rPr>
+              <w:t xml:space="preserve">3</w:t>
+            </w:r>
+          </w:p>
+        </w:tc>
+        <w:tc>
+          <w:tcPr>
+            <w:tcW w:w="950" w:type="dxa"/>
+            <w:tcBorders>
+              <w:top w:val="nil"/>
+              <w:left w:val="nil"/>
+              <w:bottom w:val="nil"/>
+              <w:right w:val="nil"/>
+            </w:tcBorders>
+          </w:tcPr>
+          <w:p>
+            <w:pPr>
+              <w:jc w:val="left"/>
+              <w:spacing w:after="0" w:line="240" w:lineRule="auto"/>
+            </w:pPr>
+            <w:r>
+              <w:rPr>
+                <w:rFonts w:ascii="Times New Roman" w:hAnsi="Times New Roman" w:cs="Times New Roman"/>
+                <w:sz w:val="20"/>
+                <w:szCs w:val="20"/>
+              </w:rPr>
+              <w:t xml:space="preserve">3.06</w:t>
+            </w:r>
+          </w:p>
+        </w:tc>
+        <w:tc>
+          <w:tcPr>
+            <w:tcW w:w="950" w:type="dxa"/>
+            <w:tcBorders>
+              <w:top w:val="nil"/>
+              <w:left w:val="nil"/>
+              <w:bottom w:val="nil"/>
+              <w:right w:val="nil"/>
+            </w:tcBorders>
+          </w:tcPr>
+          <w:p>
+            <w:pPr>
+              <w:jc w:val="left"/>
+              <w:spacing w:after="0" w:line="240" w:lineRule="auto"/>
+            </w:pPr>
+            <w:r>
+              <w:rPr>
+                <w:rFonts w:ascii="Times New Roman" w:hAnsi="Times New Roman" w:cs="Times New Roman"/>
+                <w:sz w:val="20"/>
+                <w:szCs w:val="20"/>
+              </w:rPr>
+              <w:t xml:space="preserve">66.7</w:t>
+            </w:r>
+          </w:p>
+        </w:tc>
+        <w:tc>
+          <w:tcPr>
+            <w:tcW w:w="1100" w:type="dxa"/>
+            <w:tcBorders>
+              <w:top w:val="nil"/>
+              <w:left w:val="nil"/>
+              <w:bottom w:val="nil"/>
+              <w:right w:val="nil"/>
+            </w:tcBorders>
+          </w:tcPr>
+          <w:p>
+            <w:pPr>
+              <w:jc w:val="left"/>
+              <w:spacing w:after="0" w:line="240" w:lineRule="auto"/>
+            </w:pPr>
+            <w:r>
+              <w:rPr>
+                <w:rFonts w:ascii="Times New Roman" w:hAnsi="Times New Roman" w:cs="Times New Roman"/>
+                <w:sz w:val="20"/>
+                <w:szCs w:val="20"/>
+              </w:rPr>
+              <w:t xml:space="preserve">áno</w:t>
+            </w:r>
+          </w:p>
+        </w:tc>
+      </w:tr>
+      <w:tr>
+        <w:tc>
+          <w:tcPr>
+            <w:tcW w:w="700" w:type="dxa"/>
+            <w:tcBorders>
+              <w:top w:val="nil"/>
+              <w:left w:val="nil"/>
+              <w:bottom w:val="nil"/>
+              <w:right w:val="nil"/>
+            </w:tcBorders>
+          </w:tcPr>
+          <w:p>
+            <w:pPr>
+              <w:jc w:val="left"/>
+              <w:spacing w:after="0" w:line="240" w:lineRule="auto"/>
+            </w:pPr>
+            <w:r>
+              <w:rPr>
+                <w:rFonts w:ascii="Times New Roman" w:hAnsi="Times New Roman" w:cs="Times New Roman"/>
+                <w:sz w:val="20"/>
+                <w:szCs w:val="20"/>
+              </w:rPr>
+              <w:t xml:space="preserve">R1</w:t>
+            </w:r>
+          </w:p>
+        </w:tc>
+        <w:tc>
+          <w:tcPr>
+            <w:tcW w:w="2600" w:type="dxa"/>
+            <w:tcBorders>
+              <w:top w:val="nil"/>
+              <w:left w:val="nil"/>
+              <w:bottom w:val="nil"/>
+              <w:right w:val="nil"/>
+            </w:tcBorders>
+          </w:tcPr>
+          <w:p>
+            <w:pPr>
+              <w:jc w:val="left"/>
+              <w:spacing w:after="0" w:line="240" w:lineRule="auto"/>
+            </w:pPr>
+            <w:r>
+              <w:rPr>
+                <w:rFonts w:ascii="Times New Roman" w:hAnsi="Times New Roman" w:cs="Times New Roman"/>
+                <w:sz w:val="20"/>
+                <w:szCs w:val="20"/>
+              </w:rPr>
+              <w:t xml:space="preserve">Prítomnosť vnútorných kontradikcií v rozhovore</w:t>
+            </w:r>
+          </w:p>
+        </w:tc>
+        <w:tc>
+          <w:tcPr>
+            <w:tcW w:w="900" w:type="dxa"/>
+            <w:tcBorders>
+              <w:top w:val="nil"/>
+              <w:left w:val="nil"/>
+              <w:bottom w:val="nil"/>
+              <w:right w:val="nil"/>
+            </w:tcBorders>
+          </w:tcPr>
+          <w:p>
+            <w:pPr>
+              <w:jc w:val="left"/>
+              <w:spacing w:after="0" w:line="240" w:lineRule="auto"/>
+            </w:pPr>
+            <w:r>
+              <w:rPr>
+                <w:rFonts w:ascii="Times New Roman" w:hAnsi="Times New Roman" w:cs="Times New Roman"/>
+                <w:sz w:val="20"/>
+                <w:szCs w:val="20"/>
+              </w:rPr>
+              <w:t xml:space="preserve">3.17</w:t>
+            </w:r>
+          </w:p>
+        </w:tc>
+        <w:tc>
+          <w:tcPr>
+            <w:tcW w:w="900" w:type="dxa"/>
+            <w:tcBorders>
+              <w:top w:val="nil"/>
+              <w:left w:val="nil"/>
+              <w:bottom w:val="nil"/>
+              <w:right w:val="nil"/>
+            </w:tcBorders>
+          </w:tcPr>
+          <w:p>
+            <w:pPr>
+              <w:jc w:val="left"/>
+              <w:spacing w:after="0" w:line="240" w:lineRule="auto"/>
+            </w:pPr>
+            <w:r>
+              <w:rPr>
+                <w:rFonts w:ascii="Times New Roman" w:hAnsi="Times New Roman" w:cs="Times New Roman"/>
+                <w:sz w:val="20"/>
+                <w:szCs w:val="20"/>
+              </w:rPr>
+              <w:t xml:space="preserve">3.33</w:t>
+            </w:r>
+          </w:p>
+        </w:tc>
+        <w:tc>
+          <w:tcPr>
+            <w:tcW w:w="900" w:type="dxa"/>
+            <w:tcBorders>
+              <w:top w:val="nil"/>
+              <w:left w:val="nil"/>
+              <w:bottom w:val="nil"/>
+              <w:right w:val="nil"/>
+            </w:tcBorders>
+          </w:tcPr>
+          <w:p>
+            <w:pPr>
+              <w:jc w:val="left"/>
+              <w:spacing w:after="0" w:line="240" w:lineRule="auto"/>
+            </w:pPr>
+            <w:r>
+              <w:rPr>
+                <w:rFonts w:ascii="Times New Roman" w:hAnsi="Times New Roman" w:cs="Times New Roman"/>
+                <w:sz w:val="20"/>
+                <w:szCs w:val="20"/>
+              </w:rPr>
+              <w:t xml:space="preserve">3.33</w:t>
+            </w:r>
+          </w:p>
+        </w:tc>
+        <w:tc>
+          <w:tcPr>
+            <w:tcW w:w="950" w:type="dxa"/>
+            <w:tcBorders>
+              <w:top w:val="nil"/>
+              <w:left w:val="nil"/>
+              <w:bottom w:val="nil"/>
+              <w:right w:val="nil"/>
+            </w:tcBorders>
+          </w:tcPr>
+          <w:p>
+            <w:pPr>
+              <w:jc w:val="left"/>
+              <w:spacing w:after="0" w:line="240" w:lineRule="auto"/>
+            </w:pPr>
+            <w:r>
+              <w:rPr>
+                <w:rFonts w:ascii="Times New Roman" w:hAnsi="Times New Roman" w:cs="Times New Roman"/>
+                <w:sz w:val="20"/>
+                <w:szCs w:val="20"/>
+              </w:rPr>
+              <w:t xml:space="preserve">3.28</w:t>
+            </w:r>
+          </w:p>
+        </w:tc>
+        <w:tc>
+          <w:tcPr>
+            <w:tcW w:w="950" w:type="dxa"/>
+            <w:tcBorders>
+              <w:top w:val="nil"/>
+              <w:left w:val="nil"/>
+              <w:bottom w:val="nil"/>
+              <w:right w:val="nil"/>
+            </w:tcBorders>
+          </w:tcPr>
+          <w:p>
+            <w:pPr>
+              <w:jc w:val="left"/>
+              <w:spacing w:after="0" w:line="240" w:lineRule="auto"/>
+            </w:pPr>
+            <w:r>
+              <w:rPr>
+                <w:rFonts w:ascii="Times New Roman" w:hAnsi="Times New Roman" w:cs="Times New Roman"/>
+                <w:sz w:val="20"/>
+                <w:szCs w:val="20"/>
+              </w:rPr>
+              <w:t xml:space="preserve">77.8</w:t>
+            </w:r>
+          </w:p>
+        </w:tc>
+        <w:tc>
+          <w:tcPr>
+            <w:tcW w:w="1100" w:type="dxa"/>
+            <w:tcBorders>
+              <w:top w:val="nil"/>
+              <w:left w:val="nil"/>
+              <w:bottom w:val="nil"/>
+              <w:right w:val="nil"/>
+            </w:tcBorders>
+          </w:tcPr>
+          <w:p>
+            <w:pPr>
+              <w:jc w:val="left"/>
+              <w:spacing w:after="0" w:line="240" w:lineRule="auto"/>
+            </w:pPr>
+            <w:r>
+              <w:rPr>
+                <w:rFonts w:ascii="Times New Roman" w:hAnsi="Times New Roman" w:cs="Times New Roman"/>
+                <w:sz w:val="20"/>
+                <w:szCs w:val="20"/>
+              </w:rPr>
+              <w:t xml:space="preserve">áno</w:t>
+            </w:r>
+          </w:p>
+        </w:tc>
+      </w:tr>
+      <w:tr>
+        <w:tc>
+          <w:tcPr>
+            <w:tcW w:w="700" w:type="dxa"/>
+            <w:tcBorders>
+              <w:top w:val="nil"/>
+              <w:left w:val="nil"/>
+              <w:bottom w:val="nil"/>
+              <w:right w:val="nil"/>
+            </w:tcBorders>
+          </w:tcPr>
+          <w:p>
+            <w:pPr>
+              <w:jc w:val="left"/>
+              <w:spacing w:after="0" w:line="240" w:lineRule="auto"/>
+            </w:pPr>
+            <w:r>
+              <w:rPr>
+                <w:rFonts w:ascii="Times New Roman" w:hAnsi="Times New Roman" w:cs="Times New Roman"/>
+                <w:sz w:val="20"/>
+                <w:szCs w:val="20"/>
+              </w:rPr>
+              <w:t xml:space="preserve">G3</w:t>
+            </w:r>
+          </w:p>
+        </w:tc>
+        <w:tc>
+          <w:tcPr>
+            <w:tcW w:w="2600" w:type="dxa"/>
+            <w:tcBorders>
+              <w:top w:val="nil"/>
+              <w:left w:val="nil"/>
+              <w:bottom w:val="nil"/>
+              <w:right w:val="nil"/>
+            </w:tcBorders>
+          </w:tcPr>
+          <w:p>
+            <w:pPr>
+              <w:jc w:val="left"/>
+              <w:spacing w:after="0" w:line="240" w:lineRule="auto"/>
+            </w:pPr>
+            <w:r>
+              <w:rPr>
+                <w:rFonts w:ascii="Times New Roman" w:hAnsi="Times New Roman" w:cs="Times New Roman"/>
+                <w:sz w:val="20"/>
+                <w:szCs w:val="20"/>
+              </w:rPr>
+              <w:t xml:space="preserve">Vnútorná konzistentnosť rozhovoru</w:t>
+            </w:r>
+          </w:p>
+        </w:tc>
+        <w:tc>
+          <w:tcPr>
+            <w:tcW w:w="900" w:type="dxa"/>
+            <w:tcBorders>
+              <w:top w:val="nil"/>
+              <w:left w:val="nil"/>
+              <w:bottom w:val="nil"/>
+              <w:right w:val="nil"/>
+            </w:tcBorders>
+          </w:tcPr>
+          <w:p>
+            <w:pPr>
+              <w:jc w:val="left"/>
+              <w:spacing w:after="0" w:line="240" w:lineRule="auto"/>
+            </w:pPr>
+            <w:r>
+              <w:rPr>
+                <w:rFonts w:ascii="Times New Roman" w:hAnsi="Times New Roman" w:cs="Times New Roman"/>
+                <w:sz w:val="20"/>
+                <w:szCs w:val="20"/>
+              </w:rPr>
+              <w:t xml:space="preserve">3.33</w:t>
+            </w:r>
+          </w:p>
+        </w:tc>
+        <w:tc>
+          <w:tcPr>
+            <w:tcW w:w="900" w:type="dxa"/>
+            <w:tcBorders>
+              <w:top w:val="nil"/>
+              <w:left w:val="nil"/>
+              <w:bottom w:val="nil"/>
+              <w:right w:val="nil"/>
+            </w:tcBorders>
+          </w:tcPr>
+          <w:p>
+            <w:pPr>
+              <w:jc w:val="left"/>
+              <w:spacing w:after="0" w:line="240" w:lineRule="auto"/>
+            </w:pPr>
+            <w:r>
+              <w:rPr>
+                <w:rFonts w:ascii="Times New Roman" w:hAnsi="Times New Roman" w:cs="Times New Roman"/>
+                <w:sz w:val="20"/>
+                <w:szCs w:val="20"/>
+              </w:rPr>
+              <w:t xml:space="preserve">3.33</w:t>
+            </w:r>
+          </w:p>
+        </w:tc>
+        <w:tc>
+          <w:tcPr>
+            <w:tcW w:w="900" w:type="dxa"/>
+            <w:tcBorders>
+              <w:top w:val="nil"/>
+              <w:left w:val="nil"/>
+              <w:bottom w:val="nil"/>
+              <w:right w:val="nil"/>
+            </w:tcBorders>
+          </w:tcPr>
+          <w:p>
+            <w:pPr>
+              <w:jc w:val="left"/>
+              <w:spacing w:after="0" w:line="240" w:lineRule="auto"/>
+            </w:pPr>
+            <w:r>
+              <w:rPr>
+                <w:rFonts w:ascii="Times New Roman" w:hAnsi="Times New Roman" w:cs="Times New Roman"/>
+                <w:sz w:val="20"/>
+                <w:szCs w:val="20"/>
+              </w:rPr>
+              <w:t xml:space="preserve">3.5</w:t>
+            </w:r>
+          </w:p>
+        </w:tc>
+        <w:tc>
+          <w:tcPr>
+            <w:tcW w:w="950" w:type="dxa"/>
+            <w:tcBorders>
+              <w:top w:val="nil"/>
+              <w:left w:val="nil"/>
+              <w:bottom w:val="nil"/>
+              <w:right w:val="nil"/>
+            </w:tcBorders>
+          </w:tcPr>
+          <w:p>
+            <w:pPr>
+              <w:jc w:val="left"/>
+              <w:spacing w:after="0" w:line="240" w:lineRule="auto"/>
+            </w:pPr>
+            <w:r>
+              <w:rPr>
+                <w:rFonts w:ascii="Times New Roman" w:hAnsi="Times New Roman" w:cs="Times New Roman"/>
+                <w:sz w:val="20"/>
+                <w:szCs w:val="20"/>
+              </w:rPr>
+              <w:t xml:space="preserve">3.39</w:t>
+            </w:r>
+          </w:p>
+        </w:tc>
+        <w:tc>
+          <w:tcPr>
+            <w:tcW w:w="950" w:type="dxa"/>
+            <w:tcBorders>
+              <w:top w:val="nil"/>
+              <w:left w:val="nil"/>
+              <w:bottom w:val="nil"/>
+              <w:right w:val="nil"/>
+            </w:tcBorders>
+          </w:tcPr>
+          <w:p>
+            <w:pPr>
+              <w:jc w:val="left"/>
+              <w:spacing w:after="0" w:line="240" w:lineRule="auto"/>
+            </w:pPr>
+            <w:r>
+              <w:rPr>
+                <w:rFonts w:ascii="Times New Roman" w:hAnsi="Times New Roman" w:cs="Times New Roman"/>
+                <w:sz w:val="20"/>
+                <w:szCs w:val="20"/>
+              </w:rPr>
+              <w:t xml:space="preserve">88.9</w:t>
+            </w:r>
+          </w:p>
+        </w:tc>
+        <w:tc>
+          <w:tcPr>
+            <w:tcW w:w="1100" w:type="dxa"/>
+            <w:tcBorders>
+              <w:top w:val="nil"/>
+              <w:left w:val="nil"/>
+              <w:bottom w:val="nil"/>
+              <w:right w:val="nil"/>
+            </w:tcBorders>
+          </w:tcPr>
+          <w:p>
+            <w:pPr>
+              <w:jc w:val="left"/>
+              <w:spacing w:after="0" w:line="240" w:lineRule="auto"/>
+            </w:pPr>
+            <w:r>
+              <w:rPr>
+                <w:rFonts w:ascii="Times New Roman" w:hAnsi="Times New Roman" w:cs="Times New Roman"/>
+                <w:sz w:val="20"/>
+                <w:szCs w:val="20"/>
+              </w:rPr>
+              <w:t xml:space="preserve">nie</w:t>
+            </w:r>
+          </w:p>
+        </w:tc>
+      </w:tr>
+      <w:tr>
+        <w:tc>
+          <w:tcPr>
+            <w:tcW w:w="700" w:type="dxa"/>
+            <w:tcBorders>
+              <w:top w:val="nil"/>
+              <w:left w:val="nil"/>
+              <w:bottom w:val="nil"/>
+              <w:right w:val="nil"/>
+            </w:tcBorders>
+          </w:tcPr>
+          <w:p>
+            <w:pPr>
+              <w:jc w:val="left"/>
+              <w:spacing w:after="0" w:line="240" w:lineRule="auto"/>
+            </w:pPr>
+            <w:r>
+              <w:rPr>
+                <w:rFonts w:ascii="Times New Roman" w:hAnsi="Times New Roman" w:cs="Times New Roman"/>
+                <w:sz w:val="20"/>
+                <w:szCs w:val="20"/>
+              </w:rPr>
+              <w:t xml:space="preserve">R4</w:t>
+            </w:r>
+          </w:p>
+        </w:tc>
+        <w:tc>
+          <w:tcPr>
+            <w:tcW w:w="2600" w:type="dxa"/>
+            <w:tcBorders>
+              <w:top w:val="nil"/>
+              <w:left w:val="nil"/>
+              <w:bottom w:val="nil"/>
+              <w:right w:val="nil"/>
+            </w:tcBorders>
+          </w:tcPr>
+          <w:p>
+            <w:pPr>
+              <w:jc w:val="left"/>
+              <w:spacing w:after="0" w:line="240" w:lineRule="auto"/>
+            </w:pPr>
+            <w:r>
+              <w:rPr>
+                <w:rFonts w:ascii="Times New Roman" w:hAnsi="Times New Roman" w:cs="Times New Roman"/>
+                <w:sz w:val="20"/>
+                <w:szCs w:val="20"/>
+              </w:rPr>
+              <w:t xml:space="preserve">Podozrenie na inú primárnu psychopatológiu</w:t>
+            </w:r>
+          </w:p>
+        </w:tc>
+        <w:tc>
+          <w:tcPr>
+            <w:tcW w:w="900" w:type="dxa"/>
+            <w:tcBorders>
+              <w:top w:val="nil"/>
+              <w:left w:val="nil"/>
+              <w:bottom w:val="nil"/>
+              <w:right w:val="nil"/>
+            </w:tcBorders>
+          </w:tcPr>
+          <w:p>
+            <w:pPr>
+              <w:jc w:val="left"/>
+              <w:spacing w:after="0" w:line="240" w:lineRule="auto"/>
+            </w:pPr>
+            <w:r>
+              <w:rPr>
+                <w:rFonts w:ascii="Times New Roman" w:hAnsi="Times New Roman" w:cs="Times New Roman"/>
+                <w:sz w:val="20"/>
+                <w:szCs w:val="20"/>
+              </w:rPr>
+              <w:t xml:space="preserve">3.5</w:t>
+            </w:r>
+          </w:p>
+        </w:tc>
+        <w:tc>
+          <w:tcPr>
+            <w:tcW w:w="900" w:type="dxa"/>
+            <w:tcBorders>
+              <w:top w:val="nil"/>
+              <w:left w:val="nil"/>
+              <w:bottom w:val="nil"/>
+              <w:right w:val="nil"/>
+            </w:tcBorders>
+          </w:tcPr>
+          <w:p>
+            <w:pPr>
+              <w:jc w:val="left"/>
+              <w:spacing w:after="0" w:line="240" w:lineRule="auto"/>
+            </w:pPr>
+            <w:r>
+              <w:rPr>
+                <w:rFonts w:ascii="Times New Roman" w:hAnsi="Times New Roman" w:cs="Times New Roman"/>
+                <w:sz w:val="20"/>
+                <w:szCs w:val="20"/>
+              </w:rPr>
+              <w:t xml:space="preserve">3.83</w:t>
+            </w:r>
+          </w:p>
+        </w:tc>
+        <w:tc>
+          <w:tcPr>
+            <w:tcW w:w="900" w:type="dxa"/>
+            <w:tcBorders>
+              <w:top w:val="nil"/>
+              <w:left w:val="nil"/>
+              <w:bottom w:val="nil"/>
+              <w:right w:val="nil"/>
+            </w:tcBorders>
+          </w:tcPr>
+          <w:p>
+            <w:pPr>
+              <w:jc w:val="left"/>
+              <w:spacing w:after="0" w:line="240" w:lineRule="auto"/>
+            </w:pPr>
+            <w:r>
+              <w:rPr>
+                <w:rFonts w:ascii="Times New Roman" w:hAnsi="Times New Roman" w:cs="Times New Roman"/>
+                <w:sz w:val="20"/>
+                <w:szCs w:val="20"/>
+              </w:rPr>
+              <w:t xml:space="preserve">3.33</w:t>
+            </w:r>
+          </w:p>
+        </w:tc>
+        <w:tc>
+          <w:tcPr>
+            <w:tcW w:w="950" w:type="dxa"/>
+            <w:tcBorders>
+              <w:top w:val="nil"/>
+              <w:left w:val="nil"/>
+              <w:bottom w:val="nil"/>
+              <w:right w:val="nil"/>
+            </w:tcBorders>
+          </w:tcPr>
+          <w:p>
+            <w:pPr>
+              <w:jc w:val="left"/>
+              <w:spacing w:after="0" w:line="240" w:lineRule="auto"/>
+            </w:pPr>
+            <w:r>
+              <w:rPr>
+                <w:rFonts w:ascii="Times New Roman" w:hAnsi="Times New Roman" w:cs="Times New Roman"/>
+                <w:sz w:val="20"/>
+                <w:szCs w:val="20"/>
+              </w:rPr>
+              <w:t xml:space="preserve">3.56</w:t>
+            </w:r>
+          </w:p>
+        </w:tc>
+        <w:tc>
+          <w:tcPr>
+            <w:tcW w:w="950" w:type="dxa"/>
+            <w:tcBorders>
+              <w:top w:val="nil"/>
+              <w:left w:val="nil"/>
+              <w:bottom w:val="nil"/>
+              <w:right w:val="nil"/>
+            </w:tcBorders>
+          </w:tcPr>
+          <w:p>
+            <w:pPr>
+              <w:jc w:val="left"/>
+              <w:spacing w:after="0" w:line="240" w:lineRule="auto"/>
+            </w:pPr>
+            <w:r>
+              <w:rPr>
+                <w:rFonts w:ascii="Times New Roman" w:hAnsi="Times New Roman" w:cs="Times New Roman"/>
+                <w:sz w:val="20"/>
+                <w:szCs w:val="20"/>
+              </w:rPr>
+              <w:t xml:space="preserve">88.9</w:t>
+            </w:r>
+          </w:p>
+        </w:tc>
+        <w:tc>
+          <w:tcPr>
+            <w:tcW w:w="1100" w:type="dxa"/>
+            <w:tcBorders>
+              <w:top w:val="nil"/>
+              <w:left w:val="nil"/>
+              <w:bottom w:val="nil"/>
+              <w:right w:val="nil"/>
+            </w:tcBorders>
+          </w:tcPr>
+          <w:p>
+            <w:pPr>
+              <w:jc w:val="left"/>
+              <w:spacing w:after="0" w:line="240" w:lineRule="auto"/>
+            </w:pPr>
+            <w:r>
+              <w:rPr>
+                <w:rFonts w:ascii="Times New Roman" w:hAnsi="Times New Roman" w:cs="Times New Roman"/>
+                <w:sz w:val="20"/>
+                <w:szCs w:val="20"/>
+              </w:rPr>
+              <w:t xml:space="preserve">nie</w:t>
+            </w:r>
+          </w:p>
+        </w:tc>
+      </w:tr>
+      <w:tr>
+        <w:tc>
+          <w:tcPr>
+            <w:tcW w:w="700" w:type="dxa"/>
+            <w:tcBorders>
+              <w:top w:val="nil"/>
+              <w:left w:val="nil"/>
+              <w:bottom w:val="nil"/>
+              <w:right w:val="nil"/>
+            </w:tcBorders>
+          </w:tcPr>
+          <w:p>
+            <w:pPr>
+              <w:jc w:val="left"/>
+              <w:spacing w:after="0" w:line="240" w:lineRule="auto"/>
+            </w:pPr>
+            <w:r>
+              <w:rPr>
+                <w:rFonts w:ascii="Times New Roman" w:hAnsi="Times New Roman" w:cs="Times New Roman"/>
+                <w:sz w:val="20"/>
+                <w:szCs w:val="20"/>
+              </w:rPr>
+              <w:t xml:space="preserve">G5</w:t>
+            </w:r>
+          </w:p>
+        </w:tc>
+        <w:tc>
+          <w:tcPr>
+            <w:tcW w:w="2600" w:type="dxa"/>
+            <w:tcBorders>
+              <w:top w:val="nil"/>
+              <w:left w:val="nil"/>
+              <w:bottom w:val="nil"/>
+              <w:right w:val="nil"/>
+            </w:tcBorders>
+          </w:tcPr>
+          <w:p>
+            <w:pPr>
+              <w:jc w:val="left"/>
+              <w:spacing w:after="0" w:line="240" w:lineRule="auto"/>
+            </w:pPr>
+            <w:r>
+              <w:rPr>
+                <w:rFonts w:ascii="Times New Roman" w:hAnsi="Times New Roman" w:cs="Times New Roman"/>
+                <w:sz w:val="20"/>
+                <w:szCs w:val="20"/>
+              </w:rPr>
+              <w:t xml:space="preserve">Použiteľnosť rozhovoru na tréningové / výučbové účely</w:t>
+            </w:r>
+          </w:p>
+        </w:tc>
+        <w:tc>
+          <w:tcPr>
+            <w:tcW w:w="900" w:type="dxa"/>
+            <w:tcBorders>
+              <w:top w:val="nil"/>
+              <w:left w:val="nil"/>
+              <w:bottom w:val="nil"/>
+              <w:right w:val="nil"/>
+            </w:tcBorders>
+          </w:tcPr>
+          <w:p>
+            <w:pPr>
+              <w:jc w:val="left"/>
+              <w:spacing w:after="0" w:line="240" w:lineRule="auto"/>
+            </w:pPr>
+            <w:r>
+              <w:rPr>
+                <w:rFonts w:ascii="Times New Roman" w:hAnsi="Times New Roman" w:cs="Times New Roman"/>
+                <w:sz w:val="20"/>
+                <w:szCs w:val="20"/>
+              </w:rPr>
+              <w:t xml:space="preserve">3.67</w:t>
+            </w:r>
+          </w:p>
+        </w:tc>
+        <w:tc>
+          <w:tcPr>
+            <w:tcW w:w="900" w:type="dxa"/>
+            <w:tcBorders>
+              <w:top w:val="nil"/>
+              <w:left w:val="nil"/>
+              <w:bottom w:val="nil"/>
+              <w:right w:val="nil"/>
+            </w:tcBorders>
+          </w:tcPr>
+          <w:p>
+            <w:pPr>
+              <w:jc w:val="left"/>
+              <w:spacing w:after="0" w:line="240" w:lineRule="auto"/>
+            </w:pPr>
+            <w:r>
+              <w:rPr>
+                <w:rFonts w:ascii="Times New Roman" w:hAnsi="Times New Roman" w:cs="Times New Roman"/>
+                <w:sz w:val="20"/>
+                <w:szCs w:val="20"/>
+              </w:rPr>
+              <w:t xml:space="preserve">3.67</w:t>
+            </w:r>
+          </w:p>
+        </w:tc>
+        <w:tc>
+          <w:tcPr>
+            <w:tcW w:w="900" w:type="dxa"/>
+            <w:tcBorders>
+              <w:top w:val="nil"/>
+              <w:left w:val="nil"/>
+              <w:bottom w:val="nil"/>
+              <w:right w:val="nil"/>
+            </w:tcBorders>
+          </w:tcPr>
+          <w:p>
+            <w:pPr>
+              <w:jc w:val="left"/>
+              <w:spacing w:after="0" w:line="240" w:lineRule="auto"/>
+            </w:pPr>
+            <w:r>
+              <w:rPr>
+                <w:rFonts w:ascii="Times New Roman" w:hAnsi="Times New Roman" w:cs="Times New Roman"/>
+                <w:sz w:val="20"/>
+                <w:szCs w:val="20"/>
+              </w:rPr>
+              <w:t xml:space="preserve">3.5</w:t>
+            </w:r>
+          </w:p>
+        </w:tc>
+        <w:tc>
+          <w:tcPr>
+            <w:tcW w:w="950" w:type="dxa"/>
+            <w:tcBorders>
+              <w:top w:val="nil"/>
+              <w:left w:val="nil"/>
+              <w:bottom w:val="nil"/>
+              <w:right w:val="nil"/>
+            </w:tcBorders>
+          </w:tcPr>
+          <w:p>
+            <w:pPr>
+              <w:jc w:val="left"/>
+              <w:spacing w:after="0" w:line="240" w:lineRule="auto"/>
+            </w:pPr>
+            <w:r>
+              <w:rPr>
+                <w:rFonts w:ascii="Times New Roman" w:hAnsi="Times New Roman" w:cs="Times New Roman"/>
+                <w:sz w:val="20"/>
+                <w:szCs w:val="20"/>
+              </w:rPr>
+              <w:t xml:space="preserve">3.61</w:t>
+            </w:r>
+          </w:p>
+        </w:tc>
+        <w:tc>
+          <w:tcPr>
+            <w:tcW w:w="950" w:type="dxa"/>
+            <w:tcBorders>
+              <w:top w:val="nil"/>
+              <w:left w:val="nil"/>
+              <w:bottom w:val="nil"/>
+              <w:right w:val="nil"/>
+            </w:tcBorders>
+          </w:tcPr>
+          <w:p>
+            <w:pPr>
+              <w:jc w:val="left"/>
+              <w:spacing w:after="0" w:line="240" w:lineRule="auto"/>
+            </w:pPr>
+            <w:r>
+              <w:rPr>
+                <w:rFonts w:ascii="Times New Roman" w:hAnsi="Times New Roman" w:cs="Times New Roman"/>
+                <w:sz w:val="20"/>
+                <w:szCs w:val="20"/>
+              </w:rPr>
+              <w:t xml:space="preserve">88.9</w:t>
+            </w:r>
+          </w:p>
+        </w:tc>
+        <w:tc>
+          <w:tcPr>
+            <w:tcW w:w="1100" w:type="dxa"/>
+            <w:tcBorders>
+              <w:top w:val="nil"/>
+              <w:left w:val="nil"/>
+              <w:bottom w:val="nil"/>
+              <w:right w:val="nil"/>
+            </w:tcBorders>
+          </w:tcPr>
+          <w:p>
+            <w:pPr>
+              <w:jc w:val="left"/>
+              <w:spacing w:after="0" w:line="240" w:lineRule="auto"/>
+            </w:pPr>
+            <w:r>
+              <w:rPr>
+                <w:rFonts w:ascii="Times New Roman" w:hAnsi="Times New Roman" w:cs="Times New Roman"/>
+                <w:sz w:val="20"/>
+                <w:szCs w:val="20"/>
+              </w:rPr>
+              <w:t xml:space="preserve">nie</w:t>
+            </w:r>
+          </w:p>
+        </w:tc>
+      </w:tr>
+      <w:tr>
+        <w:tc>
+          <w:tcPr>
+            <w:tcW w:w="700" w:type="dxa"/>
+            <w:tcBorders>
+              <w:top w:val="nil"/>
+              <w:left w:val="nil"/>
+              <w:bottom w:val="nil"/>
+              <w:right w:val="nil"/>
+            </w:tcBorders>
+          </w:tcPr>
+          <w:p>
+            <w:pPr>
+              <w:jc w:val="left"/>
+              <w:spacing w:after="0" w:line="240" w:lineRule="auto"/>
+            </w:pPr>
+            <w:r>
+              <w:rPr>
+                <w:rFonts w:ascii="Times New Roman" w:hAnsi="Times New Roman" w:cs="Times New Roman"/>
+                <w:sz w:val="20"/>
+                <w:szCs w:val="20"/>
+              </w:rPr>
+              <w:t xml:space="preserve">S1</w:t>
+            </w:r>
+          </w:p>
+        </w:tc>
+        <w:tc>
+          <w:tcPr>
+            <w:tcW w:w="2600" w:type="dxa"/>
+            <w:tcBorders>
+              <w:top w:val="nil"/>
+              <w:left w:val="nil"/>
+              <w:bottom w:val="nil"/>
+              <w:right w:val="nil"/>
+            </w:tcBorders>
+          </w:tcPr>
+          <w:p>
+            <w:pPr>
+              <w:jc w:val="left"/>
+              <w:spacing w:after="0" w:line="240" w:lineRule="auto"/>
+            </w:pPr>
+            <w:r>
+              <w:rPr>
+                <w:rFonts w:ascii="Times New Roman" w:hAnsi="Times New Roman" w:cs="Times New Roman"/>
+                <w:sz w:val="20"/>
+                <w:szCs w:val="20"/>
+              </w:rPr>
+              <w:t xml:space="preserve">Odhad celkovej závažnosti depresívnej symptomatiky</w:t>
+            </w:r>
+          </w:p>
+        </w:tc>
+        <w:tc>
+          <w:tcPr>
+            <w:tcW w:w="900" w:type="dxa"/>
+            <w:tcBorders>
+              <w:top w:val="nil"/>
+              <w:left w:val="nil"/>
+              <w:bottom w:val="nil"/>
+              <w:right w:val="nil"/>
+            </w:tcBorders>
+          </w:tcPr>
+          <w:p>
+            <w:pPr>
+              <w:jc w:val="left"/>
+              <w:spacing w:after="0" w:line="240" w:lineRule="auto"/>
+            </w:pPr>
+            <w:r>
+              <w:rPr>
+                <w:rFonts w:ascii="Times New Roman" w:hAnsi="Times New Roman" w:cs="Times New Roman"/>
+                <w:sz w:val="20"/>
+                <w:szCs w:val="20"/>
+              </w:rPr>
+              <w:t xml:space="preserve">3.67</w:t>
+            </w:r>
+          </w:p>
+        </w:tc>
+        <w:tc>
+          <w:tcPr>
+            <w:tcW w:w="900" w:type="dxa"/>
+            <w:tcBorders>
+              <w:top w:val="nil"/>
+              <w:left w:val="nil"/>
+              <w:bottom w:val="nil"/>
+              <w:right w:val="nil"/>
+            </w:tcBorders>
+          </w:tcPr>
+          <w:p>
+            <w:pPr>
+              <w:jc w:val="left"/>
+              <w:spacing w:after="0" w:line="240" w:lineRule="auto"/>
+            </w:pPr>
+            <w:r>
+              <w:rPr>
+                <w:rFonts w:ascii="Times New Roman" w:hAnsi="Times New Roman" w:cs="Times New Roman"/>
+                <w:sz w:val="20"/>
+                <w:szCs w:val="20"/>
+              </w:rPr>
+              <w:t xml:space="preserve">3.67</w:t>
+            </w:r>
+          </w:p>
+        </w:tc>
+        <w:tc>
+          <w:tcPr>
+            <w:tcW w:w="900" w:type="dxa"/>
+            <w:tcBorders>
+              <w:top w:val="nil"/>
+              <w:left w:val="nil"/>
+              <w:bottom w:val="nil"/>
+              <w:right w:val="nil"/>
+            </w:tcBorders>
+          </w:tcPr>
+          <w:p>
+            <w:pPr>
+              <w:jc w:val="left"/>
+              <w:spacing w:after="0" w:line="240" w:lineRule="auto"/>
+            </w:pPr>
+            <w:r>
+              <w:rPr>
+                <w:rFonts w:ascii="Times New Roman" w:hAnsi="Times New Roman" w:cs="Times New Roman"/>
+                <w:sz w:val="20"/>
+                <w:szCs w:val="20"/>
+              </w:rPr>
+              <w:t xml:space="preserve">3.67</w:t>
+            </w:r>
+          </w:p>
+        </w:tc>
+        <w:tc>
+          <w:tcPr>
+            <w:tcW w:w="950" w:type="dxa"/>
+            <w:tcBorders>
+              <w:top w:val="nil"/>
+              <w:left w:val="nil"/>
+              <w:bottom w:val="nil"/>
+              <w:right w:val="nil"/>
+            </w:tcBorders>
+          </w:tcPr>
+          <w:p>
+            <w:pPr>
+              <w:jc w:val="left"/>
+              <w:spacing w:after="0" w:line="240" w:lineRule="auto"/>
+            </w:pPr>
+            <w:r>
+              <w:rPr>
+                <w:rFonts w:ascii="Times New Roman" w:hAnsi="Times New Roman" w:cs="Times New Roman"/>
+                <w:sz w:val="20"/>
+                <w:szCs w:val="20"/>
+              </w:rPr>
+              <w:t xml:space="preserve">3.67</w:t>
+            </w:r>
+          </w:p>
+        </w:tc>
+        <w:tc>
+          <w:tcPr>
+            <w:tcW w:w="950" w:type="dxa"/>
+            <w:tcBorders>
+              <w:top w:val="nil"/>
+              <w:left w:val="nil"/>
+              <w:bottom w:val="nil"/>
+              <w:right w:val="nil"/>
+            </w:tcBorders>
+          </w:tcPr>
+          <w:p>
+            <w:pPr>
+              <w:jc w:val="left"/>
+              <w:spacing w:after="0" w:line="240" w:lineRule="auto"/>
+            </w:pPr>
+            <w:r>
+              <w:rPr>
+                <w:rFonts w:ascii="Times New Roman" w:hAnsi="Times New Roman" w:cs="Times New Roman"/>
+                <w:sz w:val="20"/>
+                <w:szCs w:val="20"/>
+              </w:rPr>
+              <w:t xml:space="preserve">94.4</w:t>
+            </w:r>
+          </w:p>
+        </w:tc>
+        <w:tc>
+          <w:tcPr>
+            <w:tcW w:w="1100" w:type="dxa"/>
+            <w:tcBorders>
+              <w:top w:val="nil"/>
+              <w:left w:val="nil"/>
+              <w:bottom w:val="nil"/>
+              <w:right w:val="nil"/>
+            </w:tcBorders>
+          </w:tcPr>
+          <w:p>
+            <w:pPr>
+              <w:jc w:val="left"/>
+              <w:spacing w:after="0" w:line="240" w:lineRule="auto"/>
+            </w:pPr>
+            <w:r>
+              <w:rPr>
+                <w:rFonts w:ascii="Times New Roman" w:hAnsi="Times New Roman" w:cs="Times New Roman"/>
+                <w:sz w:val="20"/>
+                <w:szCs w:val="20"/>
+              </w:rPr>
+              <w:t xml:space="preserve">nie</w:t>
+            </w:r>
+          </w:p>
+        </w:tc>
+      </w:tr>
+      <w:tr>
+        <w:tc>
+          <w:tcPr>
+            <w:tcW w:w="700" w:type="dxa"/>
+            <w:tcBorders>
+              <w:top w:val="nil"/>
+              <w:left w:val="nil"/>
+              <w:bottom w:val="nil"/>
+              <w:right w:val="nil"/>
+            </w:tcBorders>
+          </w:tcPr>
+          <w:p>
+            <w:pPr>
+              <w:jc w:val="left"/>
+              <w:spacing w:after="0" w:line="240" w:lineRule="auto"/>
+            </w:pPr>
+            <w:r>
+              <w:rPr>
+                <w:rFonts w:ascii="Times New Roman" w:hAnsi="Times New Roman" w:cs="Times New Roman"/>
+                <w:sz w:val="20"/>
+                <w:szCs w:val="20"/>
+              </w:rPr>
+              <w:t xml:space="preserve">S2</w:t>
+            </w:r>
+          </w:p>
+        </w:tc>
+        <w:tc>
+          <w:tcPr>
+            <w:tcW w:w="2600" w:type="dxa"/>
+            <w:tcBorders>
+              <w:top w:val="nil"/>
+              <w:left w:val="nil"/>
+              <w:bottom w:val="nil"/>
+              <w:right w:val="nil"/>
+            </w:tcBorders>
+          </w:tcPr>
+          <w:p>
+            <w:pPr>
+              <w:jc w:val="left"/>
+              <w:spacing w:after="0" w:line="240" w:lineRule="auto"/>
+            </w:pPr>
+            <w:r>
+              <w:rPr>
+                <w:rFonts w:ascii="Times New Roman" w:hAnsi="Times New Roman" w:cs="Times New Roman"/>
+                <w:sz w:val="20"/>
+                <w:szCs w:val="20"/>
+              </w:rPr>
+              <w:t xml:space="preserve">Odhad funkčného dopadu na bežné fungovanie</w:t>
+            </w:r>
+          </w:p>
+        </w:tc>
+        <w:tc>
+          <w:tcPr>
+            <w:tcW w:w="900" w:type="dxa"/>
+            <w:tcBorders>
+              <w:top w:val="nil"/>
+              <w:left w:val="nil"/>
+              <w:bottom w:val="nil"/>
+              <w:right w:val="nil"/>
+            </w:tcBorders>
+          </w:tcPr>
+          <w:p>
+            <w:pPr>
+              <w:jc w:val="left"/>
+              <w:spacing w:after="0" w:line="240" w:lineRule="auto"/>
+            </w:pPr>
+            <w:r>
+              <w:rPr>
+                <w:rFonts w:ascii="Times New Roman" w:hAnsi="Times New Roman" w:cs="Times New Roman"/>
+                <w:sz w:val="20"/>
+                <w:szCs w:val="20"/>
+              </w:rPr>
+              <w:t xml:space="preserve">3.5</w:t>
+            </w:r>
+          </w:p>
+        </w:tc>
+        <w:tc>
+          <w:tcPr>
+            <w:tcW w:w="900" w:type="dxa"/>
+            <w:tcBorders>
+              <w:top w:val="nil"/>
+              <w:left w:val="nil"/>
+              <w:bottom w:val="nil"/>
+              <w:right w:val="nil"/>
+            </w:tcBorders>
+          </w:tcPr>
+          <w:p>
+            <w:pPr>
+              <w:jc w:val="left"/>
+              <w:spacing w:after="0" w:line="240" w:lineRule="auto"/>
+            </w:pPr>
+            <w:r>
+              <w:rPr>
+                <w:rFonts w:ascii="Times New Roman" w:hAnsi="Times New Roman" w:cs="Times New Roman"/>
+                <w:sz w:val="20"/>
+                <w:szCs w:val="20"/>
+              </w:rPr>
+              <w:t xml:space="preserve">3.83</w:t>
+            </w:r>
+          </w:p>
+        </w:tc>
+        <w:tc>
+          <w:tcPr>
+            <w:tcW w:w="900" w:type="dxa"/>
+            <w:tcBorders>
+              <w:top w:val="nil"/>
+              <w:left w:val="nil"/>
+              <w:bottom w:val="nil"/>
+              <w:right w:val="nil"/>
+            </w:tcBorders>
+          </w:tcPr>
+          <w:p>
+            <w:pPr>
+              <w:jc w:val="left"/>
+              <w:spacing w:after="0" w:line="240" w:lineRule="auto"/>
+            </w:pPr>
+            <w:r>
+              <w:rPr>
+                <w:rFonts w:ascii="Times New Roman" w:hAnsi="Times New Roman" w:cs="Times New Roman"/>
+                <w:sz w:val="20"/>
+                <w:szCs w:val="20"/>
+              </w:rPr>
+              <w:t xml:space="preserve">3.67</w:t>
+            </w:r>
+          </w:p>
+        </w:tc>
+        <w:tc>
+          <w:tcPr>
+            <w:tcW w:w="950" w:type="dxa"/>
+            <w:tcBorders>
+              <w:top w:val="nil"/>
+              <w:left w:val="nil"/>
+              <w:bottom w:val="nil"/>
+              <w:right w:val="nil"/>
+            </w:tcBorders>
+          </w:tcPr>
+          <w:p>
+            <w:pPr>
+              <w:jc w:val="left"/>
+              <w:spacing w:after="0" w:line="240" w:lineRule="auto"/>
+            </w:pPr>
+            <w:r>
+              <w:rPr>
+                <w:rFonts w:ascii="Times New Roman" w:hAnsi="Times New Roman" w:cs="Times New Roman"/>
+                <w:sz w:val="20"/>
+                <w:szCs w:val="20"/>
+              </w:rPr>
+              <w:t xml:space="preserve">3.67</w:t>
+            </w:r>
+          </w:p>
+        </w:tc>
+        <w:tc>
+          <w:tcPr>
+            <w:tcW w:w="950" w:type="dxa"/>
+            <w:tcBorders>
+              <w:top w:val="nil"/>
+              <w:left w:val="nil"/>
+              <w:bottom w:val="nil"/>
+              <w:right w:val="nil"/>
+            </w:tcBorders>
+          </w:tcPr>
+          <w:p>
+            <w:pPr>
+              <w:jc w:val="left"/>
+              <w:spacing w:after="0" w:line="240" w:lineRule="auto"/>
+            </w:pPr>
+            <w:r>
+              <w:rPr>
+                <w:rFonts w:ascii="Times New Roman" w:hAnsi="Times New Roman" w:cs="Times New Roman"/>
+                <w:sz w:val="20"/>
+                <w:szCs w:val="20"/>
+              </w:rPr>
+              <w:t xml:space="preserve">94.4</w:t>
+            </w:r>
+          </w:p>
+        </w:tc>
+        <w:tc>
+          <w:tcPr>
+            <w:tcW w:w="1100" w:type="dxa"/>
+            <w:tcBorders>
+              <w:top w:val="nil"/>
+              <w:left w:val="nil"/>
+              <w:bottom w:val="nil"/>
+              <w:right w:val="nil"/>
+            </w:tcBorders>
+          </w:tcPr>
+          <w:p>
+            <w:pPr>
+              <w:jc w:val="left"/>
+              <w:spacing w:after="0" w:line="240" w:lineRule="auto"/>
+            </w:pPr>
+            <w:r>
+              <w:rPr>
+                <w:rFonts w:ascii="Times New Roman" w:hAnsi="Times New Roman" w:cs="Times New Roman"/>
+                <w:sz w:val="20"/>
+                <w:szCs w:val="20"/>
+              </w:rPr>
+              <w:t xml:space="preserve">nie</w:t>
+            </w:r>
+          </w:p>
+        </w:tc>
+      </w:tr>
+      <w:tr>
+        <w:tc>
+          <w:tcPr>
+            <w:tcW w:w="700" w:type="dxa"/>
+            <w:tcBorders>
+              <w:top w:val="nil"/>
+              <w:left w:val="nil"/>
+              <w:bottom w:val="nil"/>
+              <w:right w:val="nil"/>
+            </w:tcBorders>
+          </w:tcPr>
+          <w:p>
+            <w:pPr>
+              <w:jc w:val="left"/>
+              <w:spacing w:after="0" w:line="240" w:lineRule="auto"/>
+            </w:pPr>
+            <w:r>
+              <w:rPr>
+                <w:rFonts w:ascii="Times New Roman" w:hAnsi="Times New Roman" w:cs="Times New Roman"/>
+                <w:sz w:val="20"/>
+                <w:szCs w:val="20"/>
+              </w:rPr>
+              <w:t xml:space="preserve">G1</w:t>
+            </w:r>
+          </w:p>
+        </w:tc>
+        <w:tc>
+          <w:tcPr>
+            <w:tcW w:w="2600" w:type="dxa"/>
+            <w:tcBorders>
+              <w:top w:val="nil"/>
+              <w:left w:val="nil"/>
+              <w:bottom w:val="nil"/>
+              <w:right w:val="nil"/>
+            </w:tcBorders>
+          </w:tcPr>
+          <w:p>
+            <w:pPr>
+              <w:jc w:val="left"/>
+              <w:spacing w:after="0" w:line="240" w:lineRule="auto"/>
+            </w:pPr>
+            <w:r>
+              <w:rPr>
+                <w:rFonts w:ascii="Times New Roman" w:hAnsi="Times New Roman" w:cs="Times New Roman"/>
+                <w:sz w:val="20"/>
+                <w:szCs w:val="20"/>
+              </w:rPr>
+              <w:t xml:space="preserve">Klinická vierohodnosť rozhovoru</w:t>
+            </w:r>
+          </w:p>
+        </w:tc>
+        <w:tc>
+          <w:tcPr>
+            <w:tcW w:w="900" w:type="dxa"/>
+            <w:tcBorders>
+              <w:top w:val="nil"/>
+              <w:left w:val="nil"/>
+              <w:bottom w:val="nil"/>
+              <w:right w:val="nil"/>
+            </w:tcBorders>
+          </w:tcPr>
+          <w:p>
+            <w:pPr>
+              <w:jc w:val="left"/>
+              <w:spacing w:after="0" w:line="240" w:lineRule="auto"/>
+            </w:pPr>
+            <w:r>
+              <w:rPr>
+                <w:rFonts w:ascii="Times New Roman" w:hAnsi="Times New Roman" w:cs="Times New Roman"/>
+                <w:sz w:val="20"/>
+                <w:szCs w:val="20"/>
+              </w:rPr>
+              <w:t xml:space="preserve">3.67</w:t>
+            </w:r>
+          </w:p>
+        </w:tc>
+        <w:tc>
+          <w:tcPr>
+            <w:tcW w:w="900" w:type="dxa"/>
+            <w:tcBorders>
+              <w:top w:val="nil"/>
+              <w:left w:val="nil"/>
+              <w:bottom w:val="nil"/>
+              <w:right w:val="nil"/>
+            </w:tcBorders>
+          </w:tcPr>
+          <w:p>
+            <w:pPr>
+              <w:jc w:val="left"/>
+              <w:spacing w:after="0" w:line="240" w:lineRule="auto"/>
+            </w:pPr>
+            <w:r>
+              <w:rPr>
+                <w:rFonts w:ascii="Times New Roman" w:hAnsi="Times New Roman" w:cs="Times New Roman"/>
+                <w:sz w:val="20"/>
+                <w:szCs w:val="20"/>
+              </w:rPr>
+              <w:t xml:space="preserve">3.67</w:t>
+            </w:r>
+          </w:p>
+        </w:tc>
+        <w:tc>
+          <w:tcPr>
+            <w:tcW w:w="900" w:type="dxa"/>
+            <w:tcBorders>
+              <w:top w:val="nil"/>
+              <w:left w:val="nil"/>
+              <w:bottom w:val="nil"/>
+              <w:right w:val="nil"/>
+            </w:tcBorders>
+          </w:tcPr>
+          <w:p>
+            <w:pPr>
+              <w:jc w:val="left"/>
+              <w:spacing w:after="0" w:line="240" w:lineRule="auto"/>
+            </w:pPr>
+            <w:r>
+              <w:rPr>
+                <w:rFonts w:ascii="Times New Roman" w:hAnsi="Times New Roman" w:cs="Times New Roman"/>
+                <w:sz w:val="20"/>
+                <w:szCs w:val="20"/>
+              </w:rPr>
+              <w:t xml:space="preserve">3.83</w:t>
+            </w:r>
+          </w:p>
+        </w:tc>
+        <w:tc>
+          <w:tcPr>
+            <w:tcW w:w="950" w:type="dxa"/>
+            <w:tcBorders>
+              <w:top w:val="nil"/>
+              <w:left w:val="nil"/>
+              <w:bottom w:val="nil"/>
+              <w:right w:val="nil"/>
+            </w:tcBorders>
+          </w:tcPr>
+          <w:p>
+            <w:pPr>
+              <w:jc w:val="left"/>
+              <w:spacing w:after="0" w:line="240" w:lineRule="auto"/>
+            </w:pPr>
+            <w:r>
+              <w:rPr>
+                <w:rFonts w:ascii="Times New Roman" w:hAnsi="Times New Roman" w:cs="Times New Roman"/>
+                <w:sz w:val="20"/>
+                <w:szCs w:val="20"/>
+              </w:rPr>
+              <w:t xml:space="preserve">3.72</w:t>
+            </w:r>
+          </w:p>
+        </w:tc>
+        <w:tc>
+          <w:tcPr>
+            <w:tcW w:w="950" w:type="dxa"/>
+            <w:tcBorders>
+              <w:top w:val="nil"/>
+              <w:left w:val="nil"/>
+              <w:bottom w:val="nil"/>
+              <w:right w:val="nil"/>
+            </w:tcBorders>
+          </w:tcPr>
+          <w:p>
+            <w:pPr>
+              <w:jc w:val="left"/>
+              <w:spacing w:after="0" w:line="240" w:lineRule="auto"/>
+            </w:pPr>
+            <w:r>
+              <w:rPr>
+                <w:rFonts w:ascii="Times New Roman" w:hAnsi="Times New Roman" w:cs="Times New Roman"/>
+                <w:sz w:val="20"/>
+                <w:szCs w:val="20"/>
+              </w:rPr>
+              <w:t xml:space="preserve">88.9</w:t>
+            </w:r>
+          </w:p>
+        </w:tc>
+        <w:tc>
+          <w:tcPr>
+            <w:tcW w:w="1100" w:type="dxa"/>
+            <w:tcBorders>
+              <w:top w:val="nil"/>
+              <w:left w:val="nil"/>
+              <w:bottom w:val="nil"/>
+              <w:right w:val="nil"/>
+            </w:tcBorders>
+          </w:tcPr>
+          <w:p>
+            <w:pPr>
+              <w:jc w:val="left"/>
+              <w:spacing w:after="0" w:line="240" w:lineRule="auto"/>
+            </w:pPr>
+            <w:r>
+              <w:rPr>
+                <w:rFonts w:ascii="Times New Roman" w:hAnsi="Times New Roman" w:cs="Times New Roman"/>
+                <w:sz w:val="20"/>
+                <w:szCs w:val="20"/>
+              </w:rPr>
+              <w:t xml:space="preserve">nie</w:t>
+            </w:r>
+          </w:p>
+        </w:tc>
+      </w:tr>
+      <w:tr>
+        <w:tc>
+          <w:tcPr>
+            <w:tcW w:w="700" w:type="dxa"/>
+            <w:tcBorders>
+              <w:top w:val="nil"/>
+              <w:left w:val="nil"/>
+              <w:bottom w:val="nil"/>
+              <w:right w:val="nil"/>
+            </w:tcBorders>
+          </w:tcPr>
+          <w:p>
+            <w:pPr>
+              <w:jc w:val="left"/>
+              <w:spacing w:after="0" w:line="240" w:lineRule="auto"/>
+            </w:pPr>
+            <w:r>
+              <w:rPr>
+                <w:rFonts w:ascii="Times New Roman" w:hAnsi="Times New Roman" w:cs="Times New Roman"/>
+                <w:sz w:val="20"/>
+                <w:szCs w:val="20"/>
+              </w:rPr>
+              <w:t xml:space="preserve">G2</w:t>
+            </w:r>
+          </w:p>
+        </w:tc>
+        <w:tc>
+          <w:tcPr>
+            <w:tcW w:w="2600" w:type="dxa"/>
+            <w:tcBorders>
+              <w:top w:val="nil"/>
+              <w:left w:val="nil"/>
+              <w:bottom w:val="nil"/>
+              <w:right w:val="nil"/>
+            </w:tcBorders>
+          </w:tcPr>
+          <w:p>
+            <w:pPr>
+              <w:jc w:val="left"/>
+              <w:spacing w:after="0" w:line="240" w:lineRule="auto"/>
+            </w:pPr>
+            <w:r>
+              <w:rPr>
+                <w:rFonts w:ascii="Times New Roman" w:hAnsi="Times New Roman" w:cs="Times New Roman"/>
+                <w:sz w:val="20"/>
+                <w:szCs w:val="20"/>
+              </w:rPr>
+              <w:t xml:space="preserve">Prirodzenosť jazyka a štýlu odpovedí</w:t>
+            </w:r>
+          </w:p>
+        </w:tc>
+        <w:tc>
+          <w:tcPr>
+            <w:tcW w:w="900" w:type="dxa"/>
+            <w:tcBorders>
+              <w:top w:val="nil"/>
+              <w:left w:val="nil"/>
+              <w:bottom w:val="nil"/>
+              <w:right w:val="nil"/>
+            </w:tcBorders>
+          </w:tcPr>
+          <w:p>
+            <w:pPr>
+              <w:jc w:val="left"/>
+              <w:spacing w:after="0" w:line="240" w:lineRule="auto"/>
+            </w:pPr>
+            <w:r>
+              <w:rPr>
+                <w:rFonts w:ascii="Times New Roman" w:hAnsi="Times New Roman" w:cs="Times New Roman"/>
+                <w:sz w:val="20"/>
+                <w:szCs w:val="20"/>
+              </w:rPr>
+              <w:t xml:space="preserve">3.67</w:t>
+            </w:r>
+          </w:p>
+        </w:tc>
+        <w:tc>
+          <w:tcPr>
+            <w:tcW w:w="900" w:type="dxa"/>
+            <w:tcBorders>
+              <w:top w:val="nil"/>
+              <w:left w:val="nil"/>
+              <w:bottom w:val="nil"/>
+              <w:right w:val="nil"/>
+            </w:tcBorders>
+          </w:tcPr>
+          <w:p>
+            <w:pPr>
+              <w:jc w:val="left"/>
+              <w:spacing w:after="0" w:line="240" w:lineRule="auto"/>
+            </w:pPr>
+            <w:r>
+              <w:rPr>
+                <w:rFonts w:ascii="Times New Roman" w:hAnsi="Times New Roman" w:cs="Times New Roman"/>
+                <w:sz w:val="20"/>
+                <w:szCs w:val="20"/>
+              </w:rPr>
+              <w:t xml:space="preserve">3.67</w:t>
+            </w:r>
+          </w:p>
+        </w:tc>
+        <w:tc>
+          <w:tcPr>
+            <w:tcW w:w="900" w:type="dxa"/>
+            <w:tcBorders>
+              <w:top w:val="nil"/>
+              <w:left w:val="nil"/>
+              <w:bottom w:val="nil"/>
+              <w:right w:val="nil"/>
+            </w:tcBorders>
+          </w:tcPr>
+          <w:p>
+            <w:pPr>
+              <w:jc w:val="left"/>
+              <w:spacing w:after="0" w:line="240" w:lineRule="auto"/>
+            </w:pPr>
+            <w:r>
+              <w:rPr>
+                <w:rFonts w:ascii="Times New Roman" w:hAnsi="Times New Roman" w:cs="Times New Roman"/>
+                <w:sz w:val="20"/>
+                <w:szCs w:val="20"/>
+              </w:rPr>
+              <w:t xml:space="preserve">3.83</w:t>
+            </w:r>
+          </w:p>
+        </w:tc>
+        <w:tc>
+          <w:tcPr>
+            <w:tcW w:w="950" w:type="dxa"/>
+            <w:tcBorders>
+              <w:top w:val="nil"/>
+              <w:left w:val="nil"/>
+              <w:bottom w:val="nil"/>
+              <w:right w:val="nil"/>
+            </w:tcBorders>
+          </w:tcPr>
+          <w:p>
+            <w:pPr>
+              <w:jc w:val="left"/>
+              <w:spacing w:after="0" w:line="240" w:lineRule="auto"/>
+            </w:pPr>
+            <w:r>
+              <w:rPr>
+                <w:rFonts w:ascii="Times New Roman" w:hAnsi="Times New Roman" w:cs="Times New Roman"/>
+                <w:sz w:val="20"/>
+                <w:szCs w:val="20"/>
+              </w:rPr>
+              <w:t xml:space="preserve">3.72</w:t>
+            </w:r>
+          </w:p>
+        </w:tc>
+        <w:tc>
+          <w:tcPr>
+            <w:tcW w:w="950" w:type="dxa"/>
+            <w:tcBorders>
+              <w:top w:val="nil"/>
+              <w:left w:val="nil"/>
+              <w:bottom w:val="nil"/>
+              <w:right w:val="nil"/>
+            </w:tcBorders>
+          </w:tcPr>
+          <w:p>
+            <w:pPr>
+              <w:jc w:val="left"/>
+              <w:spacing w:after="0" w:line="240" w:lineRule="auto"/>
+            </w:pPr>
+            <w:r>
+              <w:rPr>
+                <w:rFonts w:ascii="Times New Roman" w:hAnsi="Times New Roman" w:cs="Times New Roman"/>
+                <w:sz w:val="20"/>
+                <w:szCs w:val="20"/>
+              </w:rPr>
+              <w:t xml:space="preserve">94.4</w:t>
+            </w:r>
+          </w:p>
+        </w:tc>
+        <w:tc>
+          <w:tcPr>
+            <w:tcW w:w="1100" w:type="dxa"/>
+            <w:tcBorders>
+              <w:top w:val="nil"/>
+              <w:left w:val="nil"/>
+              <w:bottom w:val="nil"/>
+              <w:right w:val="nil"/>
+            </w:tcBorders>
+          </w:tcPr>
+          <w:p>
+            <w:pPr>
+              <w:jc w:val="left"/>
+              <w:spacing w:after="0" w:line="240" w:lineRule="auto"/>
+            </w:pPr>
+            <w:r>
+              <w:rPr>
+                <w:rFonts w:ascii="Times New Roman" w:hAnsi="Times New Roman" w:cs="Times New Roman"/>
+                <w:sz w:val="20"/>
+                <w:szCs w:val="20"/>
+              </w:rPr>
+              <w:t xml:space="preserve">nie</w:t>
+            </w:r>
+          </w:p>
+        </w:tc>
+      </w:tr>
+      <w:tr>
+        <w:tc>
+          <w:tcPr>
+            <w:tcW w:w="700" w:type="dxa"/>
+            <w:tcBorders>
+              <w:top w:val="nil"/>
+              <w:left w:val="nil"/>
+              <w:bottom w:val="single" w:sz="10" w:space="0" w:color="000000"/>
+              <w:right w:val="nil"/>
+            </w:tcBorders>
+          </w:tcPr>
+          <w:p>
+            <w:pPr>
+              <w:jc w:val="left"/>
+              <w:spacing w:after="0" w:line="240" w:lineRule="auto"/>
+            </w:pPr>
+            <w:r>
+              <w:rPr>
+                <w:rFonts w:ascii="Times New Roman" w:hAnsi="Times New Roman" w:cs="Times New Roman"/>
+                <w:sz w:val="20"/>
+                <w:szCs w:val="20"/>
+              </w:rPr>
+              <w:t xml:space="preserve">G4</w:t>
+            </w:r>
+          </w:p>
+        </w:tc>
+        <w:tc>
+          <w:tcPr>
+            <w:tcW w:w="2600" w:type="dxa"/>
+            <w:tcBorders>
+              <w:top w:val="nil"/>
+              <w:left w:val="nil"/>
+              <w:bottom w:val="single" w:sz="10" w:space="0" w:color="000000"/>
+              <w:right w:val="nil"/>
+            </w:tcBorders>
+          </w:tcPr>
+          <w:p>
+            <w:pPr>
+              <w:jc w:val="left"/>
+              <w:spacing w:after="0" w:line="240" w:lineRule="auto"/>
+            </w:pPr>
+            <w:r>
+              <w:rPr>
+                <w:rFonts w:ascii="Times New Roman" w:hAnsi="Times New Roman" w:cs="Times New Roman"/>
+                <w:sz w:val="20"/>
+                <w:szCs w:val="20"/>
+              </w:rPr>
+              <w:t xml:space="preserve">Súlad rozhovoru s obrazom depresívnej symptomatiky</w:t>
+            </w:r>
+          </w:p>
+        </w:tc>
+        <w:tc>
+          <w:tcPr>
+            <w:tcW w:w="900" w:type="dxa"/>
+            <w:tcBorders>
+              <w:top w:val="nil"/>
+              <w:left w:val="nil"/>
+              <w:bottom w:val="single" w:sz="10" w:space="0" w:color="000000"/>
+              <w:right w:val="nil"/>
+            </w:tcBorders>
+          </w:tcPr>
+          <w:p>
+            <w:pPr>
+              <w:jc w:val="left"/>
+              <w:spacing w:after="0" w:line="240" w:lineRule="auto"/>
+            </w:pPr>
+            <w:r>
+              <w:rPr>
+                <w:rFonts w:ascii="Times New Roman" w:hAnsi="Times New Roman" w:cs="Times New Roman"/>
+                <w:sz w:val="20"/>
+                <w:szCs w:val="20"/>
+              </w:rPr>
+              <w:t xml:space="preserve">3.5</w:t>
+            </w:r>
+          </w:p>
+        </w:tc>
+        <w:tc>
+          <w:tcPr>
+            <w:tcW w:w="900" w:type="dxa"/>
+            <w:tcBorders>
+              <w:top w:val="nil"/>
+              <w:left w:val="nil"/>
+              <w:bottom w:val="single" w:sz="10" w:space="0" w:color="000000"/>
+              <w:right w:val="nil"/>
+            </w:tcBorders>
+          </w:tcPr>
+          <w:p>
+            <w:pPr>
+              <w:jc w:val="left"/>
+              <w:spacing w:after="0" w:line="240" w:lineRule="auto"/>
+            </w:pPr>
+            <w:r>
+              <w:rPr>
+                <w:rFonts w:ascii="Times New Roman" w:hAnsi="Times New Roman" w:cs="Times New Roman"/>
+                <w:sz w:val="20"/>
+                <w:szCs w:val="20"/>
+              </w:rPr>
+              <w:t xml:space="preserve">3.83</w:t>
+            </w:r>
+          </w:p>
+        </w:tc>
+        <w:tc>
+          <w:tcPr>
+            <w:tcW w:w="900" w:type="dxa"/>
+            <w:tcBorders>
+              <w:top w:val="nil"/>
+              <w:left w:val="nil"/>
+              <w:bottom w:val="single" w:sz="10" w:space="0" w:color="000000"/>
+              <w:right w:val="nil"/>
+            </w:tcBorders>
+          </w:tcPr>
+          <w:p>
+            <w:pPr>
+              <w:jc w:val="left"/>
+              <w:spacing w:after="0" w:line="240" w:lineRule="auto"/>
+            </w:pPr>
+            <w:r>
+              <w:rPr>
+                <w:rFonts w:ascii="Times New Roman" w:hAnsi="Times New Roman" w:cs="Times New Roman"/>
+                <w:sz w:val="20"/>
+                <w:szCs w:val="20"/>
+              </w:rPr>
+              <w:t xml:space="preserve">3.83</w:t>
+            </w:r>
+          </w:p>
+        </w:tc>
+        <w:tc>
+          <w:tcPr>
+            <w:tcW w:w="950" w:type="dxa"/>
+            <w:tcBorders>
+              <w:top w:val="nil"/>
+              <w:left w:val="nil"/>
+              <w:bottom w:val="single" w:sz="10" w:space="0" w:color="000000"/>
+              <w:right w:val="nil"/>
+            </w:tcBorders>
+          </w:tcPr>
+          <w:p>
+            <w:pPr>
+              <w:jc w:val="left"/>
+              <w:spacing w:after="0" w:line="240" w:lineRule="auto"/>
+            </w:pPr>
+            <w:r>
+              <w:rPr>
+                <w:rFonts w:ascii="Times New Roman" w:hAnsi="Times New Roman" w:cs="Times New Roman"/>
+                <w:sz w:val="20"/>
+                <w:szCs w:val="20"/>
+              </w:rPr>
+              <w:t xml:space="preserve">3.72</w:t>
+            </w:r>
+          </w:p>
+        </w:tc>
+        <w:tc>
+          <w:tcPr>
+            <w:tcW w:w="950" w:type="dxa"/>
+            <w:tcBorders>
+              <w:top w:val="nil"/>
+              <w:left w:val="nil"/>
+              <w:bottom w:val="single" w:sz="10" w:space="0" w:color="000000"/>
+              <w:right w:val="nil"/>
+            </w:tcBorders>
+          </w:tcPr>
+          <w:p>
+            <w:pPr>
+              <w:jc w:val="left"/>
+              <w:spacing w:after="0" w:line="240" w:lineRule="auto"/>
+            </w:pPr>
+            <w:r>
+              <w:rPr>
+                <w:rFonts w:ascii="Times New Roman" w:hAnsi="Times New Roman" w:cs="Times New Roman"/>
+                <w:sz w:val="20"/>
+                <w:szCs w:val="20"/>
+              </w:rPr>
+              <w:t xml:space="preserve">94.4</w:t>
+            </w:r>
+          </w:p>
+        </w:tc>
+        <w:tc>
+          <w:tcPr>
+            <w:tcW w:w="1100" w:type="dxa"/>
+            <w:tcBorders>
+              <w:top w:val="nil"/>
+              <w:left w:val="nil"/>
+              <w:bottom w:val="single" w:sz="10" w:space="0" w:color="000000"/>
+              <w:right w:val="nil"/>
+            </w:tcBorders>
+          </w:tcPr>
+          <w:p>
+            <w:pPr>
+              <w:jc w:val="left"/>
+              <w:spacing w:after="0" w:line="240" w:lineRule="auto"/>
+            </w:pPr>
+            <w:r>
+              <w:rPr>
+                <w:rFonts w:ascii="Times New Roman" w:hAnsi="Times New Roman" w:cs="Times New Roman"/>
+                <w:sz w:val="20"/>
+                <w:szCs w:val="20"/>
+              </w:rPr>
+              <w:t xml:space="preserve">nie</w:t>
+            </w:r>
+          </w:p>
+        </w:tc>
+      </w:tr>
+    </w:tbl>
+    <w:p>
+      <w:pPr>
+        <w:jc w:val="left"/>
+        <w:spacing w:after="180" w:line="240" w:lineRule="auto"/>
+      </w:pPr>
+      <w:r>
+        <w:rPr>
+          <w:rFonts w:ascii="Times New Roman" w:hAnsi="Times New Roman" w:cs="Times New Roman"/>
+          <w:i/>
+          <w:iCs/>
+          <w:sz w:val="18"/>
+          <w:szCs w:val="18"/>
+        </w:rPr>
+        <w:t xml:space="preserve">Poznámka. </w:t>
+      </w:r>
+      <w:r>
+        <w:rPr>
+          <w:rFonts w:ascii="Times New Roman" w:hAnsi="Times New Roman" w:cs="Times New Roman"/>
+          <w:sz w:val="18"/>
+          <w:szCs w:val="18"/>
+        </w:rPr>
+        <w:t xml:space="preserve">Vyššie skóre znamená priaznivejšie expertné posúdenie položky. Follow-up označuje položky, pri ktorých experti častejšie odporúčali ďalšie dolaďovanie formulácie.</w:t>
+      </w:r>
+    </w:p>
+    <w:p>
+      <w:pPr>
+        <w:jc w:val="left"/>
+        <w:spacing w:after="80" w:line="240" w:lineRule="auto"/>
+      </w:pPr>
+      <w:r>
+        <w:rPr>
+          <w:rFonts w:ascii="Times New Roman" w:hAnsi="Times New Roman" w:cs="Times New Roman"/>
+          <w:b/>
+          <w:bCs/>
+          <w:sz w:val="20"/>
+          <w:szCs w:val="20"/>
+        </w:rPr>
+        <w:t xml:space="preserve">Tabuľka S5. </w:t>
+      </w:r>
+      <w:r>
+        <w:rPr>
+          <w:rFonts w:ascii="Times New Roman" w:hAnsi="Times New Roman" w:cs="Times New Roman"/>
+          <w:i/>
+          <w:iCs/>
+          <w:sz w:val="20"/>
+          <w:szCs w:val="20"/>
+        </w:rPr>
+        <w:t xml:space="preserve">Predbežná expertná kontrola seed scenárov.</w:t>
+      </w:r>
+    </w:p>
+    <w:tbl>
+      <w:tblPr>
+        <w:tblW w:w="9300" w:type="dxa"/>
+        <w:jc w:val="center"/>
+        <w:tblLayout w:type="fixed"/>
+        <w:tblCellMar>
+          <w:top w:w="35" w:type="dxa"/>
+          <w:left w:w="90" w:type="dxa"/>
+          <w:bottom w:w="35" w:type="dxa"/>
+          <w:right w:w="90" w:type="dxa"/>
+        </w:tblCellMar>
+        <w:tblBorders>
+          <w:top w:val="nil"/>
+          <w:left w:val="nil"/>
+          <w:bottom w:val="nil"/>
+          <w:right w:val="nil"/>
+          <w:insideH w:val="nil"/>
+          <w:insideV w:val="nil"/>
+        </w:tblBorders>
+        <w:tblLook w:val="04A0" w:firstRow="1" w:lastRow="0" w:firstColumn="1" w:lastColumn="0" w:noHBand="0" w:noVBand="1"/>
+      </w:tblPr>
+      <w:tblGrid>
+        <w:gridCol w:w="500"/>
+        <w:gridCol w:w="2500"/>
+        <w:gridCol w:w="850"/>
+        <w:gridCol w:w="900"/>
+        <w:gridCol w:w="850"/>
+        <w:gridCol w:w="900"/>
+        <w:gridCol w:w="950"/>
+        <w:gridCol w:w="1100"/>
+        <w:gridCol w:w="750"/>
+      </w:tblGrid>
+      <w:tr>
+        <w:tc>
+          <w:tcPr>
+            <w:tcW w:w="500" w:type="dxa"/>
+            <w:tcBorders>
+              <w:top w:val="single" w:sz="10" w:space="0" w:color="000000"/>
+              <w:left w:val="nil"/>
+              <w:bottom w:val="single" w:sz="8" w:space="0" w:color="000000"/>
+              <w:right w:val="nil"/>
+            </w:tcBorders>
+          </w:tcPr>
+          <w:p>
+            <w:pPr>
+              <w:jc w:val="left"/>
+              <w:spacing w:after="0" w:line="240" w:lineRule="auto"/>
+            </w:pPr>
+            <w:r>
+              <w:rPr>
+                <w:rFonts w:ascii="Times New Roman" w:hAnsi="Times New Roman" w:cs="Times New Roman"/>
+                <w:b/>
+                <w:bCs/>
+                <w:sz w:val="20"/>
+                <w:szCs w:val="20"/>
+              </w:rPr>
+              <w:t xml:space="preserve">Seed</w:t>
+            </w:r>
+          </w:p>
+        </w:tc>
+        <w:tc>
+          <w:tcPr>
+            <w:tcW w:w="2500" w:type="dxa"/>
+            <w:tcBorders>
+              <w:top w:val="single" w:sz="10" w:space="0" w:color="000000"/>
+              <w:left w:val="nil"/>
+              <w:bottom w:val="single" w:sz="8" w:space="0" w:color="000000"/>
+              <w:right w:val="nil"/>
+            </w:tcBorders>
+          </w:tcPr>
+          <w:p>
+            <w:pPr>
+              <w:jc w:val="left"/>
+              <w:spacing w:after="0" w:line="240" w:lineRule="auto"/>
+            </w:pPr>
+            <w:r>
+              <w:rPr>
+                <w:rFonts w:ascii="Times New Roman" w:hAnsi="Times New Roman" w:cs="Times New Roman"/>
+                <w:b/>
+                <w:bCs/>
+                <w:sz w:val="20"/>
+                <w:szCs w:val="20"/>
+              </w:rPr>
+              <w:t xml:space="preserve">Scenár</w:t>
+            </w:r>
+          </w:p>
+        </w:tc>
+        <w:tc>
+          <w:tcPr>
+            <w:tcW w:w="850" w:type="dxa"/>
+            <w:tcBorders>
+              <w:top w:val="single" w:sz="10" w:space="0" w:color="000000"/>
+              <w:left w:val="nil"/>
+              <w:bottom w:val="single" w:sz="8" w:space="0" w:color="000000"/>
+              <w:right w:val="nil"/>
+            </w:tcBorders>
+          </w:tcPr>
+          <w:p>
+            <w:pPr>
+              <w:jc w:val="left"/>
+              <w:spacing w:after="0" w:line="240" w:lineRule="auto"/>
+            </w:pPr>
+            <w:r>
+              <w:rPr>
+                <w:rFonts w:ascii="Times New Roman" w:hAnsi="Times New Roman" w:cs="Times New Roman"/>
+                <w:b/>
+                <w:bCs/>
+                <w:sz w:val="20"/>
+                <w:szCs w:val="20"/>
+              </w:rPr>
+              <w:t xml:space="preserve">Celkový priemer M</w:t>
+            </w:r>
+          </w:p>
+        </w:tc>
+        <w:tc>
+          <w:tcPr>
+            <w:tcW w:w="900" w:type="dxa"/>
+            <w:tcBorders>
+              <w:top w:val="single" w:sz="10" w:space="0" w:color="000000"/>
+              <w:left w:val="nil"/>
+              <w:bottom w:val="single" w:sz="8" w:space="0" w:color="000000"/>
+              <w:right w:val="nil"/>
+            </w:tcBorders>
+          </w:tcPr>
+          <w:p>
+            <w:pPr>
+              <w:jc w:val="left"/>
+              <w:spacing w:after="0" w:line="240" w:lineRule="auto"/>
+            </w:pPr>
+            <w:r>
+              <w:rPr>
+                <w:rFonts w:ascii="Times New Roman" w:hAnsi="Times New Roman" w:cs="Times New Roman"/>
+                <w:b/>
+                <w:bCs/>
+                <w:sz w:val="20"/>
+                <w:szCs w:val="20"/>
+              </w:rPr>
+              <w:t xml:space="preserve">Dostatok informácií M</w:t>
+            </w:r>
+          </w:p>
+        </w:tc>
+        <w:tc>
+          <w:tcPr>
+            <w:tcW w:w="850" w:type="dxa"/>
+            <w:tcBorders>
+              <w:top w:val="single" w:sz="10" w:space="0" w:color="000000"/>
+              <w:left w:val="nil"/>
+              <w:bottom w:val="single" w:sz="8" w:space="0" w:color="000000"/>
+              <w:right w:val="nil"/>
+            </w:tcBorders>
+          </w:tcPr>
+          <w:p>
+            <w:pPr>
+              <w:jc w:val="left"/>
+              <w:spacing w:after="0" w:line="240" w:lineRule="auto"/>
+            </w:pPr>
+            <w:r>
+              <w:rPr>
+                <w:rFonts w:ascii="Times New Roman" w:hAnsi="Times New Roman" w:cs="Times New Roman"/>
+                <w:b/>
+                <w:bCs/>
+                <w:sz w:val="20"/>
+                <w:szCs w:val="20"/>
+              </w:rPr>
+              <w:t xml:space="preserve">Nestereotypnosť M</w:t>
+            </w:r>
+          </w:p>
+        </w:tc>
+        <w:tc>
+          <w:tcPr>
+            <w:tcW w:w="900" w:type="dxa"/>
+            <w:tcBorders>
+              <w:top w:val="single" w:sz="10" w:space="0" w:color="000000"/>
+              <w:left w:val="nil"/>
+              <w:bottom w:val="single" w:sz="8" w:space="0" w:color="000000"/>
+              <w:right w:val="nil"/>
+            </w:tcBorders>
+          </w:tcPr>
+          <w:p>
+            <w:pPr>
+              <w:jc w:val="left"/>
+              <w:spacing w:after="0" w:line="240" w:lineRule="auto"/>
+            </w:pPr>
+            <w:r>
+              <w:rPr>
+                <w:rFonts w:ascii="Times New Roman" w:hAnsi="Times New Roman" w:cs="Times New Roman"/>
+                <w:b/>
+                <w:bCs/>
+                <w:sz w:val="20"/>
+                <w:szCs w:val="20"/>
+              </w:rPr>
+              <w:t xml:space="preserve">Vhodnosť pre výskum M</w:t>
+            </w:r>
+          </w:p>
+        </w:tc>
+        <w:tc>
+          <w:tcPr>
+            <w:tcW w:w="950" w:type="dxa"/>
+            <w:tcBorders>
+              <w:top w:val="single" w:sz="10" w:space="0" w:color="000000"/>
+              <w:left w:val="nil"/>
+              <w:bottom w:val="single" w:sz="8" w:space="0" w:color="000000"/>
+              <w:right w:val="nil"/>
+            </w:tcBorders>
+          </w:tcPr>
+          <w:p>
+            <w:pPr>
+              <w:jc w:val="left"/>
+              <w:spacing w:after="0" w:line="240" w:lineRule="auto"/>
+            </w:pPr>
+            <w:r>
+              <w:rPr>
+                <w:rFonts w:ascii="Times New Roman" w:hAnsi="Times New Roman" w:cs="Times New Roman"/>
+                <w:b/>
+                <w:bCs/>
+                <w:sz w:val="20"/>
+                <w:szCs w:val="20"/>
+              </w:rPr>
+              <w:t xml:space="preserve">Cieľová závažnosť</w:t>
+            </w:r>
+          </w:p>
+        </w:tc>
+        <w:tc>
+          <w:tcPr>
+            <w:tcW w:w="1100" w:type="dxa"/>
+            <w:tcBorders>
+              <w:top w:val="single" w:sz="10" w:space="0" w:color="000000"/>
+              <w:left w:val="nil"/>
+              <w:bottom w:val="single" w:sz="8" w:space="0" w:color="000000"/>
+              <w:right w:val="nil"/>
+            </w:tcBorders>
+          </w:tcPr>
+          <w:p>
+            <w:pPr>
+              <w:jc w:val="left"/>
+              <w:spacing w:after="0" w:line="240" w:lineRule="auto"/>
+            </w:pPr>
+            <w:r>
+              <w:rPr>
+                <w:rFonts w:ascii="Times New Roman" w:hAnsi="Times New Roman" w:cs="Times New Roman"/>
+                <w:b/>
+                <w:bCs/>
+                <w:sz w:val="20"/>
+                <w:szCs w:val="20"/>
+              </w:rPr>
+              <w:t xml:space="preserve">Modálna expert. závažnosť</w:t>
+            </w:r>
+          </w:p>
+        </w:tc>
+        <w:tc>
+          <w:tcPr>
+            <w:tcW w:w="750" w:type="dxa"/>
+            <w:tcBorders>
+              <w:top w:val="single" w:sz="10" w:space="0" w:color="000000"/>
+              <w:left w:val="nil"/>
+              <w:bottom w:val="single" w:sz="8" w:space="0" w:color="000000"/>
+              <w:right w:val="nil"/>
+            </w:tcBorders>
+          </w:tcPr>
+          <w:p>
+            <w:pPr>
+              <w:jc w:val="left"/>
+              <w:spacing w:after="0" w:line="240" w:lineRule="auto"/>
+            </w:pPr>
+            <w:r>
+              <w:rPr>
+                <w:rFonts w:ascii="Times New Roman" w:hAnsi="Times New Roman" w:cs="Times New Roman"/>
+                <w:b/>
+                <w:bCs/>
+                <w:sz w:val="20"/>
+                <w:szCs w:val="20"/>
+              </w:rPr>
+              <w:t xml:space="preserve">Zhoda so závažnosťou (%)</w:t>
+            </w:r>
+          </w:p>
+        </w:tc>
+      </w:tr>
+      <w:tr>
+        <w:tc>
+          <w:tcPr>
+            <w:tcW w:w="500" w:type="dxa"/>
+            <w:tcBorders>
+              <w:top w:val="nil"/>
+              <w:left w:val="nil"/>
+              <w:bottom w:val="nil"/>
+              <w:right w:val="nil"/>
+            </w:tcBorders>
+          </w:tcPr>
+          <w:p>
+            <w:pPr>
+              <w:jc w:val="left"/>
+              <w:spacing w:after="0" w:line="240" w:lineRule="auto"/>
+            </w:pPr>
+            <w:r>
+              <w:rPr>
+                <w:rFonts w:ascii="Times New Roman" w:hAnsi="Times New Roman" w:cs="Times New Roman"/>
+                <w:sz w:val="20"/>
+                <w:szCs w:val="20"/>
+              </w:rPr>
+              <w:t xml:space="preserve">4</w:t>
+            </w:r>
+          </w:p>
+        </w:tc>
+        <w:tc>
+          <w:tcPr>
+            <w:tcW w:w="2500" w:type="dxa"/>
+            <w:tcBorders>
+              <w:top w:val="nil"/>
+              <w:left w:val="nil"/>
+              <w:bottom w:val="nil"/>
+              <w:right w:val="nil"/>
+            </w:tcBorders>
+          </w:tcPr>
+          <w:p>
+            <w:pPr>
+              <w:jc w:val="left"/>
+              <w:spacing w:after="0" w:line="240" w:lineRule="auto"/>
+            </w:pPr>
+            <w:r>
+              <w:rPr>
+                <w:rFonts w:ascii="Times New Roman" w:hAnsi="Times New Roman" w:cs="Times New Roman"/>
+                <w:sz w:val="20"/>
+                <w:szCs w:val="20"/>
+              </w:rPr>
+              <w:t xml:space="preserve">Muž s vysokou pracovnou záťažou</w:t>
+            </w:r>
+          </w:p>
+        </w:tc>
+        <w:tc>
+          <w:tcPr>
+            <w:tcW w:w="850" w:type="dxa"/>
+            <w:tcBorders>
+              <w:top w:val="nil"/>
+              <w:left w:val="nil"/>
+              <w:bottom w:val="nil"/>
+              <w:right w:val="nil"/>
+            </w:tcBorders>
+          </w:tcPr>
+          <w:p>
+            <w:pPr>
+              <w:jc w:val="left"/>
+              <w:spacing w:after="0" w:line="240" w:lineRule="auto"/>
+            </w:pPr>
+            <w:r>
+              <w:rPr>
+                <w:rFonts w:ascii="Times New Roman" w:hAnsi="Times New Roman" w:cs="Times New Roman"/>
+                <w:sz w:val="20"/>
+                <w:szCs w:val="20"/>
+              </w:rPr>
+              <w:t xml:space="preserve">2.93</w:t>
+            </w:r>
+          </w:p>
+        </w:tc>
+        <w:tc>
+          <w:tcPr>
+            <w:tcW w:w="900" w:type="dxa"/>
+            <w:tcBorders>
+              <w:top w:val="nil"/>
+              <w:left w:val="nil"/>
+              <w:bottom w:val="nil"/>
+              <w:right w:val="nil"/>
+            </w:tcBorders>
+          </w:tcPr>
+          <w:p>
+            <w:pPr>
+              <w:jc w:val="left"/>
+              <w:spacing w:after="0" w:line="240" w:lineRule="auto"/>
+            </w:pPr>
+            <w:r>
+              <w:rPr>
+                <w:rFonts w:ascii="Times New Roman" w:hAnsi="Times New Roman" w:cs="Times New Roman"/>
+                <w:sz w:val="20"/>
+                <w:szCs w:val="20"/>
+              </w:rPr>
+              <w:t xml:space="preserve">2.5</w:t>
+            </w:r>
+          </w:p>
+        </w:tc>
+        <w:tc>
+          <w:tcPr>
+            <w:tcW w:w="850" w:type="dxa"/>
+            <w:tcBorders>
+              <w:top w:val="nil"/>
+              <w:left w:val="nil"/>
+              <w:bottom w:val="nil"/>
+              <w:right w:val="nil"/>
+            </w:tcBorders>
+          </w:tcPr>
+          <w:p>
+            <w:pPr>
+              <w:jc w:val="left"/>
+              <w:spacing w:after="0" w:line="240" w:lineRule="auto"/>
+            </w:pPr>
+            <w:r>
+              <w:rPr>
+                <w:rFonts w:ascii="Times New Roman" w:hAnsi="Times New Roman" w:cs="Times New Roman"/>
+                <w:sz w:val="20"/>
+                <w:szCs w:val="20"/>
+              </w:rPr>
+              <w:t xml:space="preserve">2.667</w:t>
+            </w:r>
+          </w:p>
+        </w:tc>
+        <w:tc>
+          <w:tcPr>
+            <w:tcW w:w="900" w:type="dxa"/>
+            <w:tcBorders>
+              <w:top w:val="nil"/>
+              <w:left w:val="nil"/>
+              <w:bottom w:val="nil"/>
+              <w:right w:val="nil"/>
+            </w:tcBorders>
+          </w:tcPr>
+          <w:p>
+            <w:pPr>
+              <w:jc w:val="left"/>
+              <w:spacing w:after="0" w:line="240" w:lineRule="auto"/>
+            </w:pPr>
+            <w:r>
+              <w:rPr>
+                <w:rFonts w:ascii="Times New Roman" w:hAnsi="Times New Roman" w:cs="Times New Roman"/>
+                <w:sz w:val="20"/>
+                <w:szCs w:val="20"/>
+              </w:rPr>
+              <w:t xml:space="preserve">3</w:t>
+            </w:r>
+          </w:p>
+        </w:tc>
+        <w:tc>
+          <w:tcPr>
+            <w:tcW w:w="950" w:type="dxa"/>
+            <w:tcBorders>
+              <w:top w:val="nil"/>
+              <w:left w:val="nil"/>
+              <w:bottom w:val="nil"/>
+              <w:right w:val="nil"/>
+            </w:tcBorders>
+          </w:tcPr>
+          <w:p>
+            <w:pPr>
+              <w:jc w:val="left"/>
+              <w:spacing w:after="0" w:line="240" w:lineRule="auto"/>
+            </w:pPr>
+            <w:r>
+              <w:rPr>
+                <w:rFonts w:ascii="Times New Roman" w:hAnsi="Times New Roman" w:cs="Times New Roman"/>
+                <w:sz w:val="20"/>
+                <w:szCs w:val="20"/>
+              </w:rPr>
+              <w:t xml:space="preserve">skôr stredná</w:t>
+            </w:r>
+          </w:p>
+        </w:tc>
+        <w:tc>
+          <w:tcPr>
+            <w:tcW w:w="1100" w:type="dxa"/>
+            <w:tcBorders>
+              <w:top w:val="nil"/>
+              <w:left w:val="nil"/>
+              <w:bottom w:val="nil"/>
+              <w:right w:val="nil"/>
+            </w:tcBorders>
+          </w:tcPr>
+          <w:p>
+            <w:pPr>
+              <w:jc w:val="left"/>
+              <w:spacing w:after="0" w:line="240" w:lineRule="auto"/>
+            </w:pPr>
+            <w:r>
+              <w:rPr>
+                <w:rFonts w:ascii="Times New Roman" w:hAnsi="Times New Roman" w:cs="Times New Roman"/>
+                <w:sz w:val="20"/>
+                <w:szCs w:val="20"/>
+              </w:rPr>
+              <w:t xml:space="preserve">skôr stredná</w:t>
+            </w:r>
+          </w:p>
+        </w:tc>
+        <w:tc>
+          <w:tcPr>
+            <w:tcW w:w="750" w:type="dxa"/>
+            <w:tcBorders>
+              <w:top w:val="nil"/>
+              <w:left w:val="nil"/>
+              <w:bottom w:val="nil"/>
+              <w:right w:val="nil"/>
+            </w:tcBorders>
+          </w:tcPr>
+          <w:p>
+            <w:pPr>
+              <w:jc w:val="left"/>
+              <w:spacing w:after="0" w:line="240" w:lineRule="auto"/>
+            </w:pPr>
+            <w:r>
+              <w:rPr>
+                <w:rFonts w:ascii="Times New Roman" w:hAnsi="Times New Roman" w:cs="Times New Roman"/>
+                <w:sz w:val="20"/>
+                <w:szCs w:val="20"/>
+              </w:rPr>
+              <w:t xml:space="preserve">100</w:t>
+            </w:r>
+          </w:p>
+        </w:tc>
+      </w:tr>
+      <w:tr>
+        <w:tc>
+          <w:tcPr>
+            <w:tcW w:w="500" w:type="dxa"/>
+            <w:tcBorders>
+              <w:top w:val="nil"/>
+              <w:left w:val="nil"/>
+              <w:bottom w:val="nil"/>
+              <w:right w:val="nil"/>
+            </w:tcBorders>
+          </w:tcPr>
+          <w:p>
+            <w:pPr>
+              <w:jc w:val="left"/>
+              <w:spacing w:after="0" w:line="240" w:lineRule="auto"/>
+            </w:pPr>
+            <w:r>
+              <w:rPr>
+                <w:rFonts w:ascii="Times New Roman" w:hAnsi="Times New Roman" w:cs="Times New Roman"/>
+                <w:sz w:val="20"/>
+                <w:szCs w:val="20"/>
+              </w:rPr>
+              <w:t xml:space="preserve">2</w:t>
+            </w:r>
+          </w:p>
+        </w:tc>
+        <w:tc>
+          <w:tcPr>
+            <w:tcW w:w="2500" w:type="dxa"/>
+            <w:tcBorders>
+              <w:top w:val="nil"/>
+              <w:left w:val="nil"/>
+              <w:bottom w:val="nil"/>
+              <w:right w:val="nil"/>
+            </w:tcBorders>
+          </w:tcPr>
+          <w:p>
+            <w:pPr>
+              <w:jc w:val="left"/>
+              <w:spacing w:after="0" w:line="240" w:lineRule="auto"/>
+            </w:pPr>
+            <w:r>
+              <w:rPr>
+                <w:rFonts w:ascii="Times New Roman" w:hAnsi="Times New Roman" w:cs="Times New Roman"/>
+                <w:sz w:val="20"/>
+                <w:szCs w:val="20"/>
+              </w:rPr>
+              <w:t xml:space="preserve">Mladý muž so smennou prácou</w:t>
+            </w:r>
+          </w:p>
+        </w:tc>
+        <w:tc>
+          <w:tcPr>
+            <w:tcW w:w="850" w:type="dxa"/>
+            <w:tcBorders>
+              <w:top w:val="nil"/>
+              <w:left w:val="nil"/>
+              <w:bottom w:val="nil"/>
+              <w:right w:val="nil"/>
+            </w:tcBorders>
+          </w:tcPr>
+          <w:p>
+            <w:pPr>
+              <w:jc w:val="left"/>
+              <w:spacing w:after="0" w:line="240" w:lineRule="auto"/>
+            </w:pPr>
+            <w:r>
+              <w:rPr>
+                <w:rFonts w:ascii="Times New Roman" w:hAnsi="Times New Roman" w:cs="Times New Roman"/>
+                <w:sz w:val="20"/>
+                <w:szCs w:val="20"/>
+              </w:rPr>
+              <w:t xml:space="preserve">2.98</w:t>
+            </w:r>
+          </w:p>
+        </w:tc>
+        <w:tc>
+          <w:tcPr>
+            <w:tcW w:w="900" w:type="dxa"/>
+            <w:tcBorders>
+              <w:top w:val="nil"/>
+              <w:left w:val="nil"/>
+              <w:bottom w:val="nil"/>
+              <w:right w:val="nil"/>
+            </w:tcBorders>
+          </w:tcPr>
+          <w:p>
+            <w:pPr>
+              <w:jc w:val="left"/>
+              <w:spacing w:after="0" w:line="240" w:lineRule="auto"/>
+            </w:pPr>
+            <w:r>
+              <w:rPr>
+                <w:rFonts w:ascii="Times New Roman" w:hAnsi="Times New Roman" w:cs="Times New Roman"/>
+                <w:sz w:val="20"/>
+                <w:szCs w:val="20"/>
+              </w:rPr>
+              <w:t xml:space="preserve">2.83</w:t>
+            </w:r>
+          </w:p>
+        </w:tc>
+        <w:tc>
+          <w:tcPr>
+            <w:tcW w:w="850" w:type="dxa"/>
+            <w:tcBorders>
+              <w:top w:val="nil"/>
+              <w:left w:val="nil"/>
+              <w:bottom w:val="nil"/>
+              <w:right w:val="nil"/>
+            </w:tcBorders>
+          </w:tcPr>
+          <w:p>
+            <w:pPr>
+              <w:jc w:val="left"/>
+              <w:spacing w:after="0" w:line="240" w:lineRule="auto"/>
+            </w:pPr>
+            <w:r>
+              <w:rPr>
+                <w:rFonts w:ascii="Times New Roman" w:hAnsi="Times New Roman" w:cs="Times New Roman"/>
+                <w:sz w:val="20"/>
+                <w:szCs w:val="20"/>
+              </w:rPr>
+              <w:t xml:space="preserve">2.667</w:t>
+            </w:r>
+          </w:p>
+        </w:tc>
+        <w:tc>
+          <w:tcPr>
+            <w:tcW w:w="900" w:type="dxa"/>
+            <w:tcBorders>
+              <w:top w:val="nil"/>
+              <w:left w:val="nil"/>
+              <w:bottom w:val="nil"/>
+              <w:right w:val="nil"/>
+            </w:tcBorders>
+          </w:tcPr>
+          <w:p>
+            <w:pPr>
+              <w:jc w:val="left"/>
+              <w:spacing w:after="0" w:line="240" w:lineRule="auto"/>
+            </w:pPr>
+            <w:r>
+              <w:rPr>
+                <w:rFonts w:ascii="Times New Roman" w:hAnsi="Times New Roman" w:cs="Times New Roman"/>
+                <w:sz w:val="20"/>
+                <w:szCs w:val="20"/>
+              </w:rPr>
+              <w:t xml:space="preserve">3.17</w:t>
+            </w:r>
+          </w:p>
+        </w:tc>
+        <w:tc>
+          <w:tcPr>
+            <w:tcW w:w="950" w:type="dxa"/>
+            <w:tcBorders>
+              <w:top w:val="nil"/>
+              <w:left w:val="nil"/>
+              <w:bottom w:val="nil"/>
+              <w:right w:val="nil"/>
+            </w:tcBorders>
+          </w:tcPr>
+          <w:p>
+            <w:pPr>
+              <w:jc w:val="left"/>
+              <w:spacing w:after="0" w:line="240" w:lineRule="auto"/>
+            </w:pPr>
+            <w:r>
+              <w:rPr>
+                <w:rFonts w:ascii="Times New Roman" w:hAnsi="Times New Roman" w:cs="Times New Roman"/>
+                <w:sz w:val="20"/>
+                <w:szCs w:val="20"/>
+              </w:rPr>
+              <w:t xml:space="preserve">skôr stredná</w:t>
+            </w:r>
+          </w:p>
+        </w:tc>
+        <w:tc>
+          <w:tcPr>
+            <w:tcW w:w="1100" w:type="dxa"/>
+            <w:tcBorders>
+              <w:top w:val="nil"/>
+              <w:left w:val="nil"/>
+              <w:bottom w:val="nil"/>
+              <w:right w:val="nil"/>
+            </w:tcBorders>
+          </w:tcPr>
+          <w:p>
+            <w:pPr>
+              <w:jc w:val="left"/>
+              <w:spacing w:after="0" w:line="240" w:lineRule="auto"/>
+            </w:pPr>
+            <w:r>
+              <w:rPr>
+                <w:rFonts w:ascii="Times New Roman" w:hAnsi="Times New Roman" w:cs="Times New Roman"/>
+                <w:sz w:val="20"/>
+                <w:szCs w:val="20"/>
+              </w:rPr>
+              <w:t xml:space="preserve">skôr stredná</w:t>
+            </w:r>
+          </w:p>
+        </w:tc>
+        <w:tc>
+          <w:tcPr>
+            <w:tcW w:w="750" w:type="dxa"/>
+            <w:tcBorders>
+              <w:top w:val="nil"/>
+              <w:left w:val="nil"/>
+              <w:bottom w:val="nil"/>
+              <w:right w:val="nil"/>
+            </w:tcBorders>
+          </w:tcPr>
+          <w:p>
+            <w:pPr>
+              <w:jc w:val="left"/>
+              <w:spacing w:after="0" w:line="240" w:lineRule="auto"/>
+            </w:pPr>
+            <w:r>
+              <w:rPr>
+                <w:rFonts w:ascii="Times New Roman" w:hAnsi="Times New Roman" w:cs="Times New Roman"/>
+                <w:sz w:val="20"/>
+                <w:szCs w:val="20"/>
+              </w:rPr>
+              <w:t xml:space="preserve">83.3</w:t>
+            </w:r>
+          </w:p>
+        </w:tc>
+      </w:tr>
+      <w:tr>
+        <w:tc>
+          <w:tcPr>
+            <w:tcW w:w="500" w:type="dxa"/>
+            <w:tcBorders>
+              <w:top w:val="nil"/>
+              <w:left w:val="nil"/>
+              <w:bottom w:val="nil"/>
+              <w:right w:val="nil"/>
+            </w:tcBorders>
+          </w:tcPr>
+          <w:p>
+            <w:pPr>
+              <w:jc w:val="left"/>
+              <w:spacing w:after="0" w:line="240" w:lineRule="auto"/>
+            </w:pPr>
+            <w:r>
+              <w:rPr>
+                <w:rFonts w:ascii="Times New Roman" w:hAnsi="Times New Roman" w:cs="Times New Roman"/>
+                <w:sz w:val="20"/>
+                <w:szCs w:val="20"/>
+              </w:rPr>
+              <w:t xml:space="preserve">1</w:t>
+            </w:r>
+          </w:p>
+        </w:tc>
+        <w:tc>
+          <w:tcPr>
+            <w:tcW w:w="2500" w:type="dxa"/>
+            <w:tcBorders>
+              <w:top w:val="nil"/>
+              <w:left w:val="nil"/>
+              <w:bottom w:val="nil"/>
+              <w:right w:val="nil"/>
+            </w:tcBorders>
+          </w:tcPr>
+          <w:p>
+            <w:pPr>
+              <w:jc w:val="left"/>
+              <w:spacing w:after="0" w:line="240" w:lineRule="auto"/>
+            </w:pPr>
+            <w:r>
+              <w:rPr>
+                <w:rFonts w:ascii="Times New Roman" w:hAnsi="Times New Roman" w:cs="Times New Roman"/>
+                <w:sz w:val="20"/>
+                <w:szCs w:val="20"/>
+              </w:rPr>
+              <w:t xml:space="preserve">Mladá žena s pracovno-študijným preťažením</w:t>
+            </w:r>
+          </w:p>
+        </w:tc>
+        <w:tc>
+          <w:tcPr>
+            <w:tcW w:w="850" w:type="dxa"/>
+            <w:tcBorders>
+              <w:top w:val="nil"/>
+              <w:left w:val="nil"/>
+              <w:bottom w:val="nil"/>
+              <w:right w:val="nil"/>
+            </w:tcBorders>
+          </w:tcPr>
+          <w:p>
+            <w:pPr>
+              <w:jc w:val="left"/>
+              <w:spacing w:after="0" w:line="240" w:lineRule="auto"/>
+            </w:pPr>
+            <w:r>
+              <w:rPr>
+                <w:rFonts w:ascii="Times New Roman" w:hAnsi="Times New Roman" w:cs="Times New Roman"/>
+                <w:sz w:val="20"/>
+                <w:szCs w:val="20"/>
+              </w:rPr>
+              <w:t xml:space="preserve">2.98</w:t>
+            </w:r>
+          </w:p>
+        </w:tc>
+        <w:tc>
+          <w:tcPr>
+            <w:tcW w:w="900" w:type="dxa"/>
+            <w:tcBorders>
+              <w:top w:val="nil"/>
+              <w:left w:val="nil"/>
+              <w:bottom w:val="nil"/>
+              <w:right w:val="nil"/>
+            </w:tcBorders>
+          </w:tcPr>
+          <w:p>
+            <w:pPr>
+              <w:jc w:val="left"/>
+              <w:spacing w:after="0" w:line="240" w:lineRule="auto"/>
+            </w:pPr>
+            <w:r>
+              <w:rPr>
+                <w:rFonts w:ascii="Times New Roman" w:hAnsi="Times New Roman" w:cs="Times New Roman"/>
+                <w:sz w:val="20"/>
+                <w:szCs w:val="20"/>
+              </w:rPr>
+              <w:t xml:space="preserve">2.5</w:t>
+            </w:r>
+          </w:p>
+        </w:tc>
+        <w:tc>
+          <w:tcPr>
+            <w:tcW w:w="850" w:type="dxa"/>
+            <w:tcBorders>
+              <w:top w:val="nil"/>
+              <w:left w:val="nil"/>
+              <w:bottom w:val="nil"/>
+              <w:right w:val="nil"/>
+            </w:tcBorders>
+          </w:tcPr>
+          <w:p>
+            <w:pPr>
+              <w:jc w:val="left"/>
+              <w:spacing w:after="0" w:line="240" w:lineRule="auto"/>
+            </w:pPr>
+            <w:r>
+              <w:rPr>
+                <w:rFonts w:ascii="Times New Roman" w:hAnsi="Times New Roman" w:cs="Times New Roman"/>
+                <w:sz w:val="20"/>
+                <w:szCs w:val="20"/>
+              </w:rPr>
+              <w:t xml:space="preserve">2.833</w:t>
+            </w:r>
+          </w:p>
+        </w:tc>
+        <w:tc>
+          <w:tcPr>
+            <w:tcW w:w="900" w:type="dxa"/>
+            <w:tcBorders>
+              <w:top w:val="nil"/>
+              <w:left w:val="nil"/>
+              <w:bottom w:val="nil"/>
+              <w:right w:val="nil"/>
+            </w:tcBorders>
+          </w:tcPr>
+          <w:p>
+            <w:pPr>
+              <w:jc w:val="left"/>
+              <w:spacing w:after="0" w:line="240" w:lineRule="auto"/>
+            </w:pPr>
+            <w:r>
+              <w:rPr>
+                <w:rFonts w:ascii="Times New Roman" w:hAnsi="Times New Roman" w:cs="Times New Roman"/>
+                <w:sz w:val="20"/>
+                <w:szCs w:val="20"/>
+              </w:rPr>
+              <w:t xml:space="preserve">3</w:t>
+            </w:r>
+          </w:p>
+        </w:tc>
+        <w:tc>
+          <w:tcPr>
+            <w:tcW w:w="950" w:type="dxa"/>
+            <w:tcBorders>
+              <w:top w:val="nil"/>
+              <w:left w:val="nil"/>
+              <w:bottom w:val="nil"/>
+              <w:right w:val="nil"/>
+            </w:tcBorders>
+          </w:tcPr>
+          <w:p>
+            <w:pPr>
+              <w:jc w:val="left"/>
+              <w:spacing w:after="0" w:line="240" w:lineRule="auto"/>
+            </w:pPr>
+            <w:r>
+              <w:rPr>
+                <w:rFonts w:ascii="Times New Roman" w:hAnsi="Times New Roman" w:cs="Times New Roman"/>
+                <w:sz w:val="20"/>
+                <w:szCs w:val="20"/>
+              </w:rPr>
+              <w:t xml:space="preserve">skôr stredná</w:t>
+            </w:r>
+          </w:p>
+        </w:tc>
+        <w:tc>
+          <w:tcPr>
+            <w:tcW w:w="1100" w:type="dxa"/>
+            <w:tcBorders>
+              <w:top w:val="nil"/>
+              <w:left w:val="nil"/>
+              <w:bottom w:val="nil"/>
+              <w:right w:val="nil"/>
+            </w:tcBorders>
+          </w:tcPr>
+          <w:p>
+            <w:pPr>
+              <w:jc w:val="left"/>
+              <w:spacing w:after="0" w:line="240" w:lineRule="auto"/>
+            </w:pPr>
+            <w:r>
+              <w:rPr>
+                <w:rFonts w:ascii="Times New Roman" w:hAnsi="Times New Roman" w:cs="Times New Roman"/>
+                <w:sz w:val="20"/>
+                <w:szCs w:val="20"/>
+              </w:rPr>
+              <w:t xml:space="preserve">skôr stredná</w:t>
+            </w:r>
+          </w:p>
+        </w:tc>
+        <w:tc>
+          <w:tcPr>
+            <w:tcW w:w="750" w:type="dxa"/>
+            <w:tcBorders>
+              <w:top w:val="nil"/>
+              <w:left w:val="nil"/>
+              <w:bottom w:val="nil"/>
+              <w:right w:val="nil"/>
+            </w:tcBorders>
+          </w:tcPr>
+          <w:p>
+            <w:pPr>
+              <w:jc w:val="left"/>
+              <w:spacing w:after="0" w:line="240" w:lineRule="auto"/>
+            </w:pPr>
+            <w:r>
+              <w:rPr>
+                <w:rFonts w:ascii="Times New Roman" w:hAnsi="Times New Roman" w:cs="Times New Roman"/>
+                <w:sz w:val="20"/>
+                <w:szCs w:val="20"/>
+              </w:rPr>
+              <w:t xml:space="preserve">83.3</w:t>
+            </w:r>
+          </w:p>
+        </w:tc>
+      </w:tr>
+      <w:tr>
+        <w:tc>
+          <w:tcPr>
+            <w:tcW w:w="500" w:type="dxa"/>
+            <w:tcBorders>
+              <w:top w:val="nil"/>
+              <w:left w:val="nil"/>
+              <w:bottom w:val="nil"/>
+              <w:right w:val="nil"/>
+            </w:tcBorders>
+          </w:tcPr>
+          <w:p>
+            <w:pPr>
+              <w:jc w:val="left"/>
+              <w:spacing w:after="0" w:line="240" w:lineRule="auto"/>
+            </w:pPr>
+            <w:r>
+              <w:rPr>
+                <w:rFonts w:ascii="Times New Roman" w:hAnsi="Times New Roman" w:cs="Times New Roman"/>
+                <w:sz w:val="20"/>
+                <w:szCs w:val="20"/>
+              </w:rPr>
+              <w:t xml:space="preserve">5</w:t>
+            </w:r>
+          </w:p>
+        </w:tc>
+        <w:tc>
+          <w:tcPr>
+            <w:tcW w:w="2500" w:type="dxa"/>
+            <w:tcBorders>
+              <w:top w:val="nil"/>
+              <w:left w:val="nil"/>
+              <w:bottom w:val="nil"/>
+              <w:right w:val="nil"/>
+            </w:tcBorders>
+          </w:tcPr>
+          <w:p>
+            <w:pPr>
+              <w:jc w:val="left"/>
+              <w:spacing w:after="0" w:line="240" w:lineRule="auto"/>
+            </w:pPr>
+            <w:r>
+              <w:rPr>
+                <w:rFonts w:ascii="Times New Roman" w:hAnsi="Times New Roman" w:cs="Times New Roman"/>
+                <w:sz w:val="20"/>
+                <w:szCs w:val="20"/>
+              </w:rPr>
+              <w:t xml:space="preserve">Rozvedená žena s finančným tlakom</w:t>
+            </w:r>
+          </w:p>
+        </w:tc>
+        <w:tc>
+          <w:tcPr>
+            <w:tcW w:w="850" w:type="dxa"/>
+            <w:tcBorders>
+              <w:top w:val="nil"/>
+              <w:left w:val="nil"/>
+              <w:bottom w:val="nil"/>
+              <w:right w:val="nil"/>
+            </w:tcBorders>
+          </w:tcPr>
+          <w:p>
+            <w:pPr>
+              <w:jc w:val="left"/>
+              <w:spacing w:after="0" w:line="240" w:lineRule="auto"/>
+            </w:pPr>
+            <w:r>
+              <w:rPr>
+                <w:rFonts w:ascii="Times New Roman" w:hAnsi="Times New Roman" w:cs="Times New Roman"/>
+                <w:sz w:val="20"/>
+                <w:szCs w:val="20"/>
+              </w:rPr>
+              <w:t xml:space="preserve">3</w:t>
+            </w:r>
+          </w:p>
+        </w:tc>
+        <w:tc>
+          <w:tcPr>
+            <w:tcW w:w="900" w:type="dxa"/>
+            <w:tcBorders>
+              <w:top w:val="nil"/>
+              <w:left w:val="nil"/>
+              <w:bottom w:val="nil"/>
+              <w:right w:val="nil"/>
+            </w:tcBorders>
+          </w:tcPr>
+          <w:p>
+            <w:pPr>
+              <w:jc w:val="left"/>
+              <w:spacing w:after="0" w:line="240" w:lineRule="auto"/>
+            </w:pPr>
+            <w:r>
+              <w:rPr>
+                <w:rFonts w:ascii="Times New Roman" w:hAnsi="Times New Roman" w:cs="Times New Roman"/>
+                <w:sz w:val="20"/>
+                <w:szCs w:val="20"/>
+              </w:rPr>
+              <w:t xml:space="preserve">2.67</w:t>
+            </w:r>
+          </w:p>
+        </w:tc>
+        <w:tc>
+          <w:tcPr>
+            <w:tcW w:w="850" w:type="dxa"/>
+            <w:tcBorders>
+              <w:top w:val="nil"/>
+              <w:left w:val="nil"/>
+              <w:bottom w:val="nil"/>
+              <w:right w:val="nil"/>
+            </w:tcBorders>
+          </w:tcPr>
+          <w:p>
+            <w:pPr>
+              <w:jc w:val="left"/>
+              <w:spacing w:after="0" w:line="240" w:lineRule="auto"/>
+            </w:pPr>
+            <w:r>
+              <w:rPr>
+                <w:rFonts w:ascii="Times New Roman" w:hAnsi="Times New Roman" w:cs="Times New Roman"/>
+                <w:sz w:val="20"/>
+                <w:szCs w:val="20"/>
+              </w:rPr>
+              <w:t xml:space="preserve">2.667</w:t>
+            </w:r>
+          </w:p>
+        </w:tc>
+        <w:tc>
+          <w:tcPr>
+            <w:tcW w:w="900" w:type="dxa"/>
+            <w:tcBorders>
+              <w:top w:val="nil"/>
+              <w:left w:val="nil"/>
+              <w:bottom w:val="nil"/>
+              <w:right w:val="nil"/>
+            </w:tcBorders>
+          </w:tcPr>
+          <w:p>
+            <w:pPr>
+              <w:jc w:val="left"/>
+              <w:spacing w:after="0" w:line="240" w:lineRule="auto"/>
+            </w:pPr>
+            <w:r>
+              <w:rPr>
+                <w:rFonts w:ascii="Times New Roman" w:hAnsi="Times New Roman" w:cs="Times New Roman"/>
+                <w:sz w:val="20"/>
+                <w:szCs w:val="20"/>
+              </w:rPr>
+              <w:t xml:space="preserve">2.83</w:t>
+            </w:r>
+          </w:p>
+        </w:tc>
+        <w:tc>
+          <w:tcPr>
+            <w:tcW w:w="950" w:type="dxa"/>
+            <w:tcBorders>
+              <w:top w:val="nil"/>
+              <w:left w:val="nil"/>
+              <w:bottom w:val="nil"/>
+              <w:right w:val="nil"/>
+            </w:tcBorders>
+          </w:tcPr>
+          <w:p>
+            <w:pPr>
+              <w:jc w:val="left"/>
+              <w:spacing w:after="0" w:line="240" w:lineRule="auto"/>
+            </w:pPr>
+            <w:r>
+              <w:rPr>
+                <w:rFonts w:ascii="Times New Roman" w:hAnsi="Times New Roman" w:cs="Times New Roman"/>
+                <w:sz w:val="20"/>
+                <w:szCs w:val="20"/>
+              </w:rPr>
+              <w:t xml:space="preserve">skôr stredná</w:t>
+            </w:r>
+          </w:p>
+        </w:tc>
+        <w:tc>
+          <w:tcPr>
+            <w:tcW w:w="1100" w:type="dxa"/>
+            <w:tcBorders>
+              <w:top w:val="nil"/>
+              <w:left w:val="nil"/>
+              <w:bottom w:val="nil"/>
+              <w:right w:val="nil"/>
+            </w:tcBorders>
+          </w:tcPr>
+          <w:p>
+            <w:pPr>
+              <w:jc w:val="left"/>
+              <w:spacing w:after="0" w:line="240" w:lineRule="auto"/>
+            </w:pPr>
+            <w:r>
+              <w:rPr>
+                <w:rFonts w:ascii="Times New Roman" w:hAnsi="Times New Roman" w:cs="Times New Roman"/>
+                <w:sz w:val="20"/>
+                <w:szCs w:val="20"/>
+              </w:rPr>
+              <w:t xml:space="preserve">skôr stredne ťažká</w:t>
+            </w:r>
+          </w:p>
+        </w:tc>
+        <w:tc>
+          <w:tcPr>
+            <w:tcW w:w="750" w:type="dxa"/>
+            <w:tcBorders>
+              <w:top w:val="nil"/>
+              <w:left w:val="nil"/>
+              <w:bottom w:val="nil"/>
+              <w:right w:val="nil"/>
+            </w:tcBorders>
+          </w:tcPr>
+          <w:p>
+            <w:pPr>
+              <w:jc w:val="left"/>
+              <w:spacing w:after="0" w:line="240" w:lineRule="auto"/>
+            </w:pPr>
+            <w:r>
+              <w:rPr>
+                <w:rFonts w:ascii="Times New Roman" w:hAnsi="Times New Roman" w:cs="Times New Roman"/>
+                <w:sz w:val="20"/>
+                <w:szCs w:val="20"/>
+              </w:rPr>
+              <w:t xml:space="preserve">33.3</w:t>
+            </w:r>
+          </w:p>
+        </w:tc>
+      </w:tr>
+      <w:tr>
+        <w:tc>
+          <w:tcPr>
+            <w:tcW w:w="500" w:type="dxa"/>
+            <w:tcBorders>
+              <w:top w:val="nil"/>
+              <w:left w:val="nil"/>
+              <w:bottom w:val="nil"/>
+              <w:right w:val="nil"/>
+            </w:tcBorders>
+          </w:tcPr>
+          <w:p>
+            <w:pPr>
+              <w:jc w:val="left"/>
+              <w:spacing w:after="0" w:line="240" w:lineRule="auto"/>
+            </w:pPr>
+            <w:r>
+              <w:rPr>
+                <w:rFonts w:ascii="Times New Roman" w:hAnsi="Times New Roman" w:cs="Times New Roman"/>
+                <w:sz w:val="20"/>
+                <w:szCs w:val="20"/>
+              </w:rPr>
+              <w:t xml:space="preserve">6</w:t>
+            </w:r>
+          </w:p>
+        </w:tc>
+        <w:tc>
+          <w:tcPr>
+            <w:tcW w:w="2500" w:type="dxa"/>
+            <w:tcBorders>
+              <w:top w:val="nil"/>
+              <w:left w:val="nil"/>
+              <w:bottom w:val="nil"/>
+              <w:right w:val="nil"/>
+            </w:tcBorders>
+          </w:tcPr>
+          <w:p>
+            <w:pPr>
+              <w:jc w:val="left"/>
+              <w:spacing w:after="0" w:line="240" w:lineRule="auto"/>
+            </w:pPr>
+            <w:r>
+              <w:rPr>
+                <w:rFonts w:ascii="Times New Roman" w:hAnsi="Times New Roman" w:cs="Times New Roman"/>
+                <w:sz w:val="20"/>
+                <w:szCs w:val="20"/>
+              </w:rPr>
+              <w:t xml:space="preserve">Muž s dlhou pracovnou záťažou</w:t>
+            </w:r>
+          </w:p>
+        </w:tc>
+        <w:tc>
+          <w:tcPr>
+            <w:tcW w:w="850" w:type="dxa"/>
+            <w:tcBorders>
+              <w:top w:val="nil"/>
+              <w:left w:val="nil"/>
+              <w:bottom w:val="nil"/>
+              <w:right w:val="nil"/>
+            </w:tcBorders>
+          </w:tcPr>
+          <w:p>
+            <w:pPr>
+              <w:jc w:val="left"/>
+              <w:spacing w:after="0" w:line="240" w:lineRule="auto"/>
+            </w:pPr>
+            <w:r>
+              <w:rPr>
+                <w:rFonts w:ascii="Times New Roman" w:hAnsi="Times New Roman" w:cs="Times New Roman"/>
+                <w:sz w:val="20"/>
+                <w:szCs w:val="20"/>
+              </w:rPr>
+              <w:t xml:space="preserve">3.02</w:t>
+            </w:r>
+          </w:p>
+        </w:tc>
+        <w:tc>
+          <w:tcPr>
+            <w:tcW w:w="900" w:type="dxa"/>
+            <w:tcBorders>
+              <w:top w:val="nil"/>
+              <w:left w:val="nil"/>
+              <w:bottom w:val="nil"/>
+              <w:right w:val="nil"/>
+            </w:tcBorders>
+          </w:tcPr>
+          <w:p>
+            <w:pPr>
+              <w:jc w:val="left"/>
+              <w:spacing w:after="0" w:line="240" w:lineRule="auto"/>
+            </w:pPr>
+            <w:r>
+              <w:rPr>
+                <w:rFonts w:ascii="Times New Roman" w:hAnsi="Times New Roman" w:cs="Times New Roman"/>
+                <w:sz w:val="20"/>
+                <w:szCs w:val="20"/>
+              </w:rPr>
+              <w:t xml:space="preserve">2.67</w:t>
+            </w:r>
+          </w:p>
+        </w:tc>
+        <w:tc>
+          <w:tcPr>
+            <w:tcW w:w="850" w:type="dxa"/>
+            <w:tcBorders>
+              <w:top w:val="nil"/>
+              <w:left w:val="nil"/>
+              <w:bottom w:val="nil"/>
+              <w:right w:val="nil"/>
+            </w:tcBorders>
+          </w:tcPr>
+          <w:p>
+            <w:pPr>
+              <w:jc w:val="left"/>
+              <w:spacing w:after="0" w:line="240" w:lineRule="auto"/>
+            </w:pPr>
+            <w:r>
+              <w:rPr>
+                <w:rFonts w:ascii="Times New Roman" w:hAnsi="Times New Roman" w:cs="Times New Roman"/>
+                <w:sz w:val="20"/>
+                <w:szCs w:val="20"/>
+              </w:rPr>
+              <w:t xml:space="preserve">2.667</w:t>
+            </w:r>
+          </w:p>
+        </w:tc>
+        <w:tc>
+          <w:tcPr>
+            <w:tcW w:w="900" w:type="dxa"/>
+            <w:tcBorders>
+              <w:top w:val="nil"/>
+              <w:left w:val="nil"/>
+              <w:bottom w:val="nil"/>
+              <w:right w:val="nil"/>
+            </w:tcBorders>
+          </w:tcPr>
+          <w:p>
+            <w:pPr>
+              <w:jc w:val="left"/>
+              <w:spacing w:after="0" w:line="240" w:lineRule="auto"/>
+            </w:pPr>
+            <w:r>
+              <w:rPr>
+                <w:rFonts w:ascii="Times New Roman" w:hAnsi="Times New Roman" w:cs="Times New Roman"/>
+                <w:sz w:val="20"/>
+                <w:szCs w:val="20"/>
+              </w:rPr>
+              <w:t xml:space="preserve">3.33</w:t>
+            </w:r>
+          </w:p>
+        </w:tc>
+        <w:tc>
+          <w:tcPr>
+            <w:tcW w:w="950" w:type="dxa"/>
+            <w:tcBorders>
+              <w:top w:val="nil"/>
+              <w:left w:val="nil"/>
+              <w:bottom w:val="nil"/>
+              <w:right w:val="nil"/>
+            </w:tcBorders>
+          </w:tcPr>
+          <w:p>
+            <w:pPr>
+              <w:jc w:val="left"/>
+              <w:spacing w:after="0" w:line="240" w:lineRule="auto"/>
+            </w:pPr>
+            <w:r>
+              <w:rPr>
+                <w:rFonts w:ascii="Times New Roman" w:hAnsi="Times New Roman" w:cs="Times New Roman"/>
+                <w:sz w:val="20"/>
+                <w:szCs w:val="20"/>
+              </w:rPr>
+              <w:t xml:space="preserve">skôr stredná</w:t>
+            </w:r>
+          </w:p>
+        </w:tc>
+        <w:tc>
+          <w:tcPr>
+            <w:tcW w:w="1100" w:type="dxa"/>
+            <w:tcBorders>
+              <w:top w:val="nil"/>
+              <w:left w:val="nil"/>
+              <w:bottom w:val="nil"/>
+              <w:right w:val="nil"/>
+            </w:tcBorders>
+          </w:tcPr>
+          <w:p>
+            <w:pPr>
+              <w:jc w:val="left"/>
+              <w:spacing w:after="0" w:line="240" w:lineRule="auto"/>
+            </w:pPr>
+            <w:r>
+              <w:rPr>
+                <w:rFonts w:ascii="Times New Roman" w:hAnsi="Times New Roman" w:cs="Times New Roman"/>
+                <w:sz w:val="20"/>
+                <w:szCs w:val="20"/>
+              </w:rPr>
+              <w:t xml:space="preserve">skôr stredná</w:t>
+            </w:r>
+          </w:p>
+        </w:tc>
+        <w:tc>
+          <w:tcPr>
+            <w:tcW w:w="750" w:type="dxa"/>
+            <w:tcBorders>
+              <w:top w:val="nil"/>
+              <w:left w:val="nil"/>
+              <w:bottom w:val="nil"/>
+              <w:right w:val="nil"/>
+            </w:tcBorders>
+          </w:tcPr>
+          <w:p>
+            <w:pPr>
+              <w:jc w:val="left"/>
+              <w:spacing w:after="0" w:line="240" w:lineRule="auto"/>
+            </w:pPr>
+            <w:r>
+              <w:rPr>
+                <w:rFonts w:ascii="Times New Roman" w:hAnsi="Times New Roman" w:cs="Times New Roman"/>
+                <w:sz w:val="20"/>
+                <w:szCs w:val="20"/>
+              </w:rPr>
+              <w:t xml:space="preserve">83.3</w:t>
+            </w:r>
+          </w:p>
+        </w:tc>
+      </w:tr>
+      <w:tr>
+        <w:tc>
+          <w:tcPr>
+            <w:tcW w:w="500" w:type="dxa"/>
+            <w:tcBorders>
+              <w:top w:val="nil"/>
+              <w:left w:val="nil"/>
+              <w:bottom w:val="nil"/>
+              <w:right w:val="nil"/>
+            </w:tcBorders>
+          </w:tcPr>
+          <w:p>
+            <w:pPr>
+              <w:jc w:val="left"/>
+              <w:spacing w:after="0" w:line="240" w:lineRule="auto"/>
+            </w:pPr>
+            <w:r>
+              <w:rPr>
+                <w:rFonts w:ascii="Times New Roman" w:hAnsi="Times New Roman" w:cs="Times New Roman"/>
+                <w:sz w:val="20"/>
+                <w:szCs w:val="20"/>
+              </w:rPr>
+              <w:t xml:space="preserve">12</w:t>
+            </w:r>
+          </w:p>
+        </w:tc>
+        <w:tc>
+          <w:tcPr>
+            <w:tcW w:w="2500" w:type="dxa"/>
+            <w:tcBorders>
+              <w:top w:val="nil"/>
+              <w:left w:val="nil"/>
+              <w:bottom w:val="nil"/>
+              <w:right w:val="nil"/>
+            </w:tcBorders>
+          </w:tcPr>
+          <w:p>
+            <w:pPr>
+              <w:jc w:val="left"/>
+              <w:spacing w:after="0" w:line="240" w:lineRule="auto"/>
+            </w:pPr>
+            <w:r>
+              <w:rPr>
+                <w:rFonts w:ascii="Times New Roman" w:hAnsi="Times New Roman" w:cs="Times New Roman"/>
+                <w:sz w:val="20"/>
+                <w:szCs w:val="20"/>
+              </w:rPr>
+              <w:t xml:space="preserve">Muž s vysokou zodpovednosťou a utlmeným prežívaním</w:t>
+            </w:r>
+          </w:p>
+        </w:tc>
+        <w:tc>
+          <w:tcPr>
+            <w:tcW w:w="850" w:type="dxa"/>
+            <w:tcBorders>
+              <w:top w:val="nil"/>
+              <w:left w:val="nil"/>
+              <w:bottom w:val="nil"/>
+              <w:right w:val="nil"/>
+            </w:tcBorders>
+          </w:tcPr>
+          <w:p>
+            <w:pPr>
+              <w:jc w:val="left"/>
+              <w:spacing w:after="0" w:line="240" w:lineRule="auto"/>
+            </w:pPr>
+            <w:r>
+              <w:rPr>
+                <w:rFonts w:ascii="Times New Roman" w:hAnsi="Times New Roman" w:cs="Times New Roman"/>
+                <w:sz w:val="20"/>
+                <w:szCs w:val="20"/>
+              </w:rPr>
+              <w:t xml:space="preserve">3.05</w:t>
+            </w:r>
+          </w:p>
+        </w:tc>
+        <w:tc>
+          <w:tcPr>
+            <w:tcW w:w="900" w:type="dxa"/>
+            <w:tcBorders>
+              <w:top w:val="nil"/>
+              <w:left w:val="nil"/>
+              <w:bottom w:val="nil"/>
+              <w:right w:val="nil"/>
+            </w:tcBorders>
+          </w:tcPr>
+          <w:p>
+            <w:pPr>
+              <w:jc w:val="left"/>
+              <w:spacing w:after="0" w:line="240" w:lineRule="auto"/>
+            </w:pPr>
+            <w:r>
+              <w:rPr>
+                <w:rFonts w:ascii="Times New Roman" w:hAnsi="Times New Roman" w:cs="Times New Roman"/>
+                <w:sz w:val="20"/>
+                <w:szCs w:val="20"/>
+              </w:rPr>
+              <w:t xml:space="preserve">2.67</w:t>
+            </w:r>
+          </w:p>
+        </w:tc>
+        <w:tc>
+          <w:tcPr>
+            <w:tcW w:w="850" w:type="dxa"/>
+            <w:tcBorders>
+              <w:top w:val="nil"/>
+              <w:left w:val="nil"/>
+              <w:bottom w:val="nil"/>
+              <w:right w:val="nil"/>
+            </w:tcBorders>
+          </w:tcPr>
+          <w:p>
+            <w:pPr>
+              <w:jc w:val="left"/>
+              <w:spacing w:after="0" w:line="240" w:lineRule="auto"/>
+            </w:pPr>
+            <w:r>
+              <w:rPr>
+                <w:rFonts w:ascii="Times New Roman" w:hAnsi="Times New Roman" w:cs="Times New Roman"/>
+                <w:sz w:val="20"/>
+                <w:szCs w:val="20"/>
+              </w:rPr>
+              <w:t xml:space="preserve">2.667</w:t>
+            </w:r>
+          </w:p>
+        </w:tc>
+        <w:tc>
+          <w:tcPr>
+            <w:tcW w:w="900" w:type="dxa"/>
+            <w:tcBorders>
+              <w:top w:val="nil"/>
+              <w:left w:val="nil"/>
+              <w:bottom w:val="nil"/>
+              <w:right w:val="nil"/>
+            </w:tcBorders>
+          </w:tcPr>
+          <w:p>
+            <w:pPr>
+              <w:jc w:val="left"/>
+              <w:spacing w:after="0" w:line="240" w:lineRule="auto"/>
+            </w:pPr>
+            <w:r>
+              <w:rPr>
+                <w:rFonts w:ascii="Times New Roman" w:hAnsi="Times New Roman" w:cs="Times New Roman"/>
+                <w:sz w:val="20"/>
+                <w:szCs w:val="20"/>
+              </w:rPr>
+              <w:t xml:space="preserve">3.17</w:t>
+            </w:r>
+          </w:p>
+        </w:tc>
+        <w:tc>
+          <w:tcPr>
+            <w:tcW w:w="950" w:type="dxa"/>
+            <w:tcBorders>
+              <w:top w:val="nil"/>
+              <w:left w:val="nil"/>
+              <w:bottom w:val="nil"/>
+              <w:right w:val="nil"/>
+            </w:tcBorders>
+          </w:tcPr>
+          <w:p>
+            <w:pPr>
+              <w:jc w:val="left"/>
+              <w:spacing w:after="0" w:line="240" w:lineRule="auto"/>
+            </w:pPr>
+            <w:r>
+              <w:rPr>
+                <w:rFonts w:ascii="Times New Roman" w:hAnsi="Times New Roman" w:cs="Times New Roman"/>
+                <w:sz w:val="20"/>
+                <w:szCs w:val="20"/>
+              </w:rPr>
+              <w:t xml:space="preserve">skôr stredná</w:t>
+            </w:r>
+          </w:p>
+        </w:tc>
+        <w:tc>
+          <w:tcPr>
+            <w:tcW w:w="1100" w:type="dxa"/>
+            <w:tcBorders>
+              <w:top w:val="nil"/>
+              <w:left w:val="nil"/>
+              <w:bottom w:val="nil"/>
+              <w:right w:val="nil"/>
+            </w:tcBorders>
+          </w:tcPr>
+          <w:p>
+            <w:pPr>
+              <w:jc w:val="left"/>
+              <w:spacing w:after="0" w:line="240" w:lineRule="auto"/>
+            </w:pPr>
+            <w:r>
+              <w:rPr>
+                <w:rFonts w:ascii="Times New Roman" w:hAnsi="Times New Roman" w:cs="Times New Roman"/>
+                <w:sz w:val="20"/>
+                <w:szCs w:val="20"/>
+              </w:rPr>
+              <w:t xml:space="preserve">skôr stredná</w:t>
+            </w:r>
+          </w:p>
+        </w:tc>
+        <w:tc>
+          <w:tcPr>
+            <w:tcW w:w="750" w:type="dxa"/>
+            <w:tcBorders>
+              <w:top w:val="nil"/>
+              <w:left w:val="nil"/>
+              <w:bottom w:val="nil"/>
+              <w:right w:val="nil"/>
+            </w:tcBorders>
+          </w:tcPr>
+          <w:p>
+            <w:pPr>
+              <w:jc w:val="left"/>
+              <w:spacing w:after="0" w:line="240" w:lineRule="auto"/>
+            </w:pPr>
+            <w:r>
+              <w:rPr>
+                <w:rFonts w:ascii="Times New Roman" w:hAnsi="Times New Roman" w:cs="Times New Roman"/>
+                <w:sz w:val="20"/>
+                <w:szCs w:val="20"/>
+              </w:rPr>
+              <w:t xml:space="preserve">83.3</w:t>
+            </w:r>
+          </w:p>
+        </w:tc>
+      </w:tr>
+      <w:tr>
+        <w:tc>
+          <w:tcPr>
+            <w:tcW w:w="500" w:type="dxa"/>
+            <w:tcBorders>
+              <w:top w:val="nil"/>
+              <w:left w:val="nil"/>
+              <w:bottom w:val="nil"/>
+              <w:right w:val="nil"/>
+            </w:tcBorders>
+          </w:tcPr>
+          <w:p>
+            <w:pPr>
+              <w:jc w:val="left"/>
+              <w:spacing w:after="0" w:line="240" w:lineRule="auto"/>
+            </w:pPr>
+            <w:r>
+              <w:rPr>
+                <w:rFonts w:ascii="Times New Roman" w:hAnsi="Times New Roman" w:cs="Times New Roman"/>
+                <w:sz w:val="20"/>
+                <w:szCs w:val="20"/>
+              </w:rPr>
+              <w:t xml:space="preserve">3</w:t>
+            </w:r>
+          </w:p>
+        </w:tc>
+        <w:tc>
+          <w:tcPr>
+            <w:tcW w:w="2500" w:type="dxa"/>
+            <w:tcBorders>
+              <w:top w:val="nil"/>
+              <w:left w:val="nil"/>
+              <w:bottom w:val="nil"/>
+              <w:right w:val="nil"/>
+            </w:tcBorders>
+          </w:tcPr>
+          <w:p>
+            <w:pPr>
+              <w:jc w:val="left"/>
+              <w:spacing w:after="0" w:line="240" w:lineRule="auto"/>
+            </w:pPr>
+            <w:r>
+              <w:rPr>
+                <w:rFonts w:ascii="Times New Roman" w:hAnsi="Times New Roman" w:cs="Times New Roman"/>
+                <w:sz w:val="20"/>
+                <w:szCs w:val="20"/>
+              </w:rPr>
+              <w:t xml:space="preserve">Žena v strednom veku s caregiving záťažou</w:t>
+            </w:r>
+          </w:p>
+        </w:tc>
+        <w:tc>
+          <w:tcPr>
+            <w:tcW w:w="850" w:type="dxa"/>
+            <w:tcBorders>
+              <w:top w:val="nil"/>
+              <w:left w:val="nil"/>
+              <w:bottom w:val="nil"/>
+              <w:right w:val="nil"/>
+            </w:tcBorders>
+          </w:tcPr>
+          <w:p>
+            <w:pPr>
+              <w:jc w:val="left"/>
+              <w:spacing w:after="0" w:line="240" w:lineRule="auto"/>
+            </w:pPr>
+            <w:r>
+              <w:rPr>
+                <w:rFonts w:ascii="Times New Roman" w:hAnsi="Times New Roman" w:cs="Times New Roman"/>
+                <w:sz w:val="20"/>
+                <w:szCs w:val="20"/>
+              </w:rPr>
+              <w:t xml:space="preserve">3.1</w:t>
+            </w:r>
+          </w:p>
+        </w:tc>
+        <w:tc>
+          <w:tcPr>
+            <w:tcW w:w="900" w:type="dxa"/>
+            <w:tcBorders>
+              <w:top w:val="nil"/>
+              <w:left w:val="nil"/>
+              <w:bottom w:val="nil"/>
+              <w:right w:val="nil"/>
+            </w:tcBorders>
+          </w:tcPr>
+          <w:p>
+            <w:pPr>
+              <w:jc w:val="left"/>
+              <w:spacing w:after="0" w:line="240" w:lineRule="auto"/>
+            </w:pPr>
+            <w:r>
+              <w:rPr>
+                <w:rFonts w:ascii="Times New Roman" w:hAnsi="Times New Roman" w:cs="Times New Roman"/>
+                <w:sz w:val="20"/>
+                <w:szCs w:val="20"/>
+              </w:rPr>
+              <w:t xml:space="preserve">2.83</w:t>
+            </w:r>
+          </w:p>
+        </w:tc>
+        <w:tc>
+          <w:tcPr>
+            <w:tcW w:w="850" w:type="dxa"/>
+            <w:tcBorders>
+              <w:top w:val="nil"/>
+              <w:left w:val="nil"/>
+              <w:bottom w:val="nil"/>
+              <w:right w:val="nil"/>
+            </w:tcBorders>
+          </w:tcPr>
+          <w:p>
+            <w:pPr>
+              <w:jc w:val="left"/>
+              <w:spacing w:after="0" w:line="240" w:lineRule="auto"/>
+            </w:pPr>
+            <w:r>
+              <w:rPr>
+                <w:rFonts w:ascii="Times New Roman" w:hAnsi="Times New Roman" w:cs="Times New Roman"/>
+                <w:sz w:val="20"/>
+                <w:szCs w:val="20"/>
+              </w:rPr>
+              <w:t xml:space="preserve">3</w:t>
+            </w:r>
+          </w:p>
+        </w:tc>
+        <w:tc>
+          <w:tcPr>
+            <w:tcW w:w="900" w:type="dxa"/>
+            <w:tcBorders>
+              <w:top w:val="nil"/>
+              <w:left w:val="nil"/>
+              <w:bottom w:val="nil"/>
+              <w:right w:val="nil"/>
+            </w:tcBorders>
+          </w:tcPr>
+          <w:p>
+            <w:pPr>
+              <w:jc w:val="left"/>
+              <w:spacing w:after="0" w:line="240" w:lineRule="auto"/>
+            </w:pPr>
+            <w:r>
+              <w:rPr>
+                <w:rFonts w:ascii="Times New Roman" w:hAnsi="Times New Roman" w:cs="Times New Roman"/>
+                <w:sz w:val="20"/>
+                <w:szCs w:val="20"/>
+              </w:rPr>
+              <w:t xml:space="preserve">3</w:t>
+            </w:r>
+          </w:p>
+        </w:tc>
+        <w:tc>
+          <w:tcPr>
+            <w:tcW w:w="950" w:type="dxa"/>
+            <w:tcBorders>
+              <w:top w:val="nil"/>
+              <w:left w:val="nil"/>
+              <w:bottom w:val="nil"/>
+              <w:right w:val="nil"/>
+            </w:tcBorders>
+          </w:tcPr>
+          <w:p>
+            <w:pPr>
+              <w:jc w:val="left"/>
+              <w:spacing w:after="0" w:line="240" w:lineRule="auto"/>
+            </w:pPr>
+            <w:r>
+              <w:rPr>
+                <w:rFonts w:ascii="Times New Roman" w:hAnsi="Times New Roman" w:cs="Times New Roman"/>
+                <w:sz w:val="20"/>
+                <w:szCs w:val="20"/>
+              </w:rPr>
+              <w:t xml:space="preserve">skôr stredne ťažká</w:t>
+            </w:r>
+          </w:p>
+        </w:tc>
+        <w:tc>
+          <w:tcPr>
+            <w:tcW w:w="1100" w:type="dxa"/>
+            <w:tcBorders>
+              <w:top w:val="nil"/>
+              <w:left w:val="nil"/>
+              <w:bottom w:val="nil"/>
+              <w:right w:val="nil"/>
+            </w:tcBorders>
+          </w:tcPr>
+          <w:p>
+            <w:pPr>
+              <w:jc w:val="left"/>
+              <w:spacing w:after="0" w:line="240" w:lineRule="auto"/>
+            </w:pPr>
+            <w:r>
+              <w:rPr>
+                <w:rFonts w:ascii="Times New Roman" w:hAnsi="Times New Roman" w:cs="Times New Roman"/>
+                <w:sz w:val="20"/>
+                <w:szCs w:val="20"/>
+              </w:rPr>
+              <w:t xml:space="preserve">skôr stredne ťažká</w:t>
+            </w:r>
+          </w:p>
+        </w:tc>
+        <w:tc>
+          <w:tcPr>
+            <w:tcW w:w="750" w:type="dxa"/>
+            <w:tcBorders>
+              <w:top w:val="nil"/>
+              <w:left w:val="nil"/>
+              <w:bottom w:val="nil"/>
+              <w:right w:val="nil"/>
+            </w:tcBorders>
+          </w:tcPr>
+          <w:p>
+            <w:pPr>
+              <w:jc w:val="left"/>
+              <w:spacing w:after="0" w:line="240" w:lineRule="auto"/>
+            </w:pPr>
+            <w:r>
+              <w:rPr>
+                <w:rFonts w:ascii="Times New Roman" w:hAnsi="Times New Roman" w:cs="Times New Roman"/>
+                <w:sz w:val="20"/>
+                <w:szCs w:val="20"/>
+              </w:rPr>
+              <w:t xml:space="preserve">66.7</w:t>
+            </w:r>
+          </w:p>
+        </w:tc>
+      </w:tr>
+      <w:tr>
+        <w:tc>
+          <w:tcPr>
+            <w:tcW w:w="500" w:type="dxa"/>
+            <w:tcBorders>
+              <w:top w:val="nil"/>
+              <w:left w:val="nil"/>
+              <w:bottom w:val="nil"/>
+              <w:right w:val="nil"/>
+            </w:tcBorders>
+          </w:tcPr>
+          <w:p>
+            <w:pPr>
+              <w:jc w:val="left"/>
+              <w:spacing w:after="0" w:line="240" w:lineRule="auto"/>
+            </w:pPr>
+            <w:r>
+              <w:rPr>
+                <w:rFonts w:ascii="Times New Roman" w:hAnsi="Times New Roman" w:cs="Times New Roman"/>
+                <w:sz w:val="20"/>
+                <w:szCs w:val="20"/>
+              </w:rPr>
+              <w:t xml:space="preserve">9</w:t>
+            </w:r>
+          </w:p>
+        </w:tc>
+        <w:tc>
+          <w:tcPr>
+            <w:tcW w:w="2500" w:type="dxa"/>
+            <w:tcBorders>
+              <w:top w:val="nil"/>
+              <w:left w:val="nil"/>
+              <w:bottom w:val="nil"/>
+              <w:right w:val="nil"/>
+            </w:tcBorders>
+          </w:tcPr>
+          <w:p>
+            <w:pPr>
+              <w:jc w:val="left"/>
+              <w:spacing w:after="0" w:line="240" w:lineRule="auto"/>
+            </w:pPr>
+            <w:r>
+              <w:rPr>
+                <w:rFonts w:ascii="Times New Roman" w:hAnsi="Times New Roman" w:cs="Times New Roman"/>
+                <w:sz w:val="20"/>
+                <w:szCs w:val="20"/>
+              </w:rPr>
+              <w:t xml:space="preserve">Výkonovo zaťažená žena s rumináciami</w:t>
+            </w:r>
+          </w:p>
+        </w:tc>
+        <w:tc>
+          <w:tcPr>
+            <w:tcW w:w="850" w:type="dxa"/>
+            <w:tcBorders>
+              <w:top w:val="nil"/>
+              <w:left w:val="nil"/>
+              <w:bottom w:val="nil"/>
+              <w:right w:val="nil"/>
+            </w:tcBorders>
+          </w:tcPr>
+          <w:p>
+            <w:pPr>
+              <w:jc w:val="left"/>
+              <w:spacing w:after="0" w:line="240" w:lineRule="auto"/>
+            </w:pPr>
+            <w:r>
+              <w:rPr>
+                <w:rFonts w:ascii="Times New Roman" w:hAnsi="Times New Roman" w:cs="Times New Roman"/>
+                <w:sz w:val="20"/>
+                <w:szCs w:val="20"/>
+              </w:rPr>
+              <w:t xml:space="preserve">3.12</w:t>
+            </w:r>
+          </w:p>
+        </w:tc>
+        <w:tc>
+          <w:tcPr>
+            <w:tcW w:w="900" w:type="dxa"/>
+            <w:tcBorders>
+              <w:top w:val="nil"/>
+              <w:left w:val="nil"/>
+              <w:bottom w:val="nil"/>
+              <w:right w:val="nil"/>
+            </w:tcBorders>
+          </w:tcPr>
+          <w:p>
+            <w:pPr>
+              <w:jc w:val="left"/>
+              <w:spacing w:after="0" w:line="240" w:lineRule="auto"/>
+            </w:pPr>
+            <w:r>
+              <w:rPr>
+                <w:rFonts w:ascii="Times New Roman" w:hAnsi="Times New Roman" w:cs="Times New Roman"/>
+                <w:sz w:val="20"/>
+                <w:szCs w:val="20"/>
+              </w:rPr>
+              <w:t xml:space="preserve">2.83</w:t>
+            </w:r>
+          </w:p>
+        </w:tc>
+        <w:tc>
+          <w:tcPr>
+            <w:tcW w:w="850" w:type="dxa"/>
+            <w:tcBorders>
+              <w:top w:val="nil"/>
+              <w:left w:val="nil"/>
+              <w:bottom w:val="nil"/>
+              <w:right w:val="nil"/>
+            </w:tcBorders>
+          </w:tcPr>
+          <w:p>
+            <w:pPr>
+              <w:jc w:val="left"/>
+              <w:spacing w:after="0" w:line="240" w:lineRule="auto"/>
+            </w:pPr>
+            <w:r>
+              <w:rPr>
+                <w:rFonts w:ascii="Times New Roman" w:hAnsi="Times New Roman" w:cs="Times New Roman"/>
+                <w:sz w:val="20"/>
+                <w:szCs w:val="20"/>
+              </w:rPr>
+              <w:t xml:space="preserve">3</w:t>
+            </w:r>
+          </w:p>
+        </w:tc>
+        <w:tc>
+          <w:tcPr>
+            <w:tcW w:w="900" w:type="dxa"/>
+            <w:tcBorders>
+              <w:top w:val="nil"/>
+              <w:left w:val="nil"/>
+              <w:bottom w:val="nil"/>
+              <w:right w:val="nil"/>
+            </w:tcBorders>
+          </w:tcPr>
+          <w:p>
+            <w:pPr>
+              <w:jc w:val="left"/>
+              <w:spacing w:after="0" w:line="240" w:lineRule="auto"/>
+            </w:pPr>
+            <w:r>
+              <w:rPr>
+                <w:rFonts w:ascii="Times New Roman" w:hAnsi="Times New Roman" w:cs="Times New Roman"/>
+                <w:sz w:val="20"/>
+                <w:szCs w:val="20"/>
+              </w:rPr>
+              <w:t xml:space="preserve">3.17</w:t>
+            </w:r>
+          </w:p>
+        </w:tc>
+        <w:tc>
+          <w:tcPr>
+            <w:tcW w:w="950" w:type="dxa"/>
+            <w:tcBorders>
+              <w:top w:val="nil"/>
+              <w:left w:val="nil"/>
+              <w:bottom w:val="nil"/>
+              <w:right w:val="nil"/>
+            </w:tcBorders>
+          </w:tcPr>
+          <w:p>
+            <w:pPr>
+              <w:jc w:val="left"/>
+              <w:spacing w:after="0" w:line="240" w:lineRule="auto"/>
+            </w:pPr>
+            <w:r>
+              <w:rPr>
+                <w:rFonts w:ascii="Times New Roman" w:hAnsi="Times New Roman" w:cs="Times New Roman"/>
+                <w:sz w:val="20"/>
+                <w:szCs w:val="20"/>
+              </w:rPr>
+              <w:t xml:space="preserve">skôr stredná</w:t>
+            </w:r>
+          </w:p>
+        </w:tc>
+        <w:tc>
+          <w:tcPr>
+            <w:tcW w:w="1100" w:type="dxa"/>
+            <w:tcBorders>
+              <w:top w:val="nil"/>
+              <w:left w:val="nil"/>
+              <w:bottom w:val="nil"/>
+              <w:right w:val="nil"/>
+            </w:tcBorders>
+          </w:tcPr>
+          <w:p>
+            <w:pPr>
+              <w:jc w:val="left"/>
+              <w:spacing w:after="0" w:line="240" w:lineRule="auto"/>
+            </w:pPr>
+            <w:r>
+              <w:rPr>
+                <w:rFonts w:ascii="Times New Roman" w:hAnsi="Times New Roman" w:cs="Times New Roman"/>
+                <w:sz w:val="20"/>
+                <w:szCs w:val="20"/>
+              </w:rPr>
+              <w:t xml:space="preserve">skôr stredne ťažká</w:t>
+            </w:r>
+          </w:p>
+        </w:tc>
+        <w:tc>
+          <w:tcPr>
+            <w:tcW w:w="750" w:type="dxa"/>
+            <w:tcBorders>
+              <w:top w:val="nil"/>
+              <w:left w:val="nil"/>
+              <w:bottom w:val="nil"/>
+              <w:right w:val="nil"/>
+            </w:tcBorders>
+          </w:tcPr>
+          <w:p>
+            <w:pPr>
+              <w:jc w:val="left"/>
+              <w:spacing w:after="0" w:line="240" w:lineRule="auto"/>
+            </w:pPr>
+            <w:r>
+              <w:rPr>
+                <w:rFonts w:ascii="Times New Roman" w:hAnsi="Times New Roman" w:cs="Times New Roman"/>
+                <w:sz w:val="20"/>
+                <w:szCs w:val="20"/>
+              </w:rPr>
+              <w:t xml:space="preserve">50</w:t>
+            </w:r>
+          </w:p>
+        </w:tc>
+      </w:tr>
+      <w:tr>
+        <w:tc>
+          <w:tcPr>
+            <w:tcW w:w="500" w:type="dxa"/>
+            <w:tcBorders>
+              <w:top w:val="nil"/>
+              <w:left w:val="nil"/>
+              <w:bottom w:val="nil"/>
+              <w:right w:val="nil"/>
+            </w:tcBorders>
+          </w:tcPr>
+          <w:p>
+            <w:pPr>
+              <w:jc w:val="left"/>
+              <w:spacing w:after="0" w:line="240" w:lineRule="auto"/>
+            </w:pPr>
+            <w:r>
+              <w:rPr>
+                <w:rFonts w:ascii="Times New Roman" w:hAnsi="Times New Roman" w:cs="Times New Roman"/>
+                <w:sz w:val="20"/>
+                <w:szCs w:val="20"/>
+              </w:rPr>
+              <w:t xml:space="preserve">8</w:t>
+            </w:r>
+          </w:p>
+        </w:tc>
+        <w:tc>
+          <w:tcPr>
+            <w:tcW w:w="2500" w:type="dxa"/>
+            <w:tcBorders>
+              <w:top w:val="nil"/>
+              <w:left w:val="nil"/>
+              <w:bottom w:val="nil"/>
+              <w:right w:val="nil"/>
+            </w:tcBorders>
+          </w:tcPr>
+          <w:p>
+            <w:pPr>
+              <w:jc w:val="left"/>
+              <w:spacing w:after="0" w:line="240" w:lineRule="auto"/>
+            </w:pPr>
+            <w:r>
+              <w:rPr>
+                <w:rFonts w:ascii="Times New Roman" w:hAnsi="Times New Roman" w:cs="Times New Roman"/>
+                <w:sz w:val="20"/>
+                <w:szCs w:val="20"/>
+              </w:rPr>
+              <w:t xml:space="preserve">Starší muž po strate rutiny</w:t>
+            </w:r>
+          </w:p>
+        </w:tc>
+        <w:tc>
+          <w:tcPr>
+            <w:tcW w:w="850" w:type="dxa"/>
+            <w:tcBorders>
+              <w:top w:val="nil"/>
+              <w:left w:val="nil"/>
+              <w:bottom w:val="nil"/>
+              <w:right w:val="nil"/>
+            </w:tcBorders>
+          </w:tcPr>
+          <w:p>
+            <w:pPr>
+              <w:jc w:val="left"/>
+              <w:spacing w:after="0" w:line="240" w:lineRule="auto"/>
+            </w:pPr>
+            <w:r>
+              <w:rPr>
+                <w:rFonts w:ascii="Times New Roman" w:hAnsi="Times New Roman" w:cs="Times New Roman"/>
+                <w:sz w:val="20"/>
+                <w:szCs w:val="20"/>
+              </w:rPr>
+              <w:t xml:space="preserve">3.12</w:t>
+            </w:r>
+          </w:p>
+        </w:tc>
+        <w:tc>
+          <w:tcPr>
+            <w:tcW w:w="900" w:type="dxa"/>
+            <w:tcBorders>
+              <w:top w:val="nil"/>
+              <w:left w:val="nil"/>
+              <w:bottom w:val="nil"/>
+              <w:right w:val="nil"/>
+            </w:tcBorders>
+          </w:tcPr>
+          <w:p>
+            <w:pPr>
+              <w:jc w:val="left"/>
+              <w:spacing w:after="0" w:line="240" w:lineRule="auto"/>
+            </w:pPr>
+            <w:r>
+              <w:rPr>
+                <w:rFonts w:ascii="Times New Roman" w:hAnsi="Times New Roman" w:cs="Times New Roman"/>
+                <w:sz w:val="20"/>
+                <w:szCs w:val="20"/>
+              </w:rPr>
+              <w:t xml:space="preserve">2.83</w:t>
+            </w:r>
+          </w:p>
+        </w:tc>
+        <w:tc>
+          <w:tcPr>
+            <w:tcW w:w="850" w:type="dxa"/>
+            <w:tcBorders>
+              <w:top w:val="nil"/>
+              <w:left w:val="nil"/>
+              <w:bottom w:val="nil"/>
+              <w:right w:val="nil"/>
+            </w:tcBorders>
+          </w:tcPr>
+          <w:p>
+            <w:pPr>
+              <w:jc w:val="left"/>
+              <w:spacing w:after="0" w:line="240" w:lineRule="auto"/>
+            </w:pPr>
+            <w:r>
+              <w:rPr>
+                <w:rFonts w:ascii="Times New Roman" w:hAnsi="Times New Roman" w:cs="Times New Roman"/>
+                <w:sz w:val="20"/>
+                <w:szCs w:val="20"/>
+              </w:rPr>
+              <w:t xml:space="preserve">2.833</w:t>
+            </w:r>
+          </w:p>
+        </w:tc>
+        <w:tc>
+          <w:tcPr>
+            <w:tcW w:w="900" w:type="dxa"/>
+            <w:tcBorders>
+              <w:top w:val="nil"/>
+              <w:left w:val="nil"/>
+              <w:bottom w:val="nil"/>
+              <w:right w:val="nil"/>
+            </w:tcBorders>
+          </w:tcPr>
+          <w:p>
+            <w:pPr>
+              <w:jc w:val="left"/>
+              <w:spacing w:after="0" w:line="240" w:lineRule="auto"/>
+            </w:pPr>
+            <w:r>
+              <w:rPr>
+                <w:rFonts w:ascii="Times New Roman" w:hAnsi="Times New Roman" w:cs="Times New Roman"/>
+                <w:sz w:val="20"/>
+                <w:szCs w:val="20"/>
+              </w:rPr>
+              <w:t xml:space="preserve">3.33</w:t>
+            </w:r>
+          </w:p>
+        </w:tc>
+        <w:tc>
+          <w:tcPr>
+            <w:tcW w:w="950" w:type="dxa"/>
+            <w:tcBorders>
+              <w:top w:val="nil"/>
+              <w:left w:val="nil"/>
+              <w:bottom w:val="nil"/>
+              <w:right w:val="nil"/>
+            </w:tcBorders>
+          </w:tcPr>
+          <w:p>
+            <w:pPr>
+              <w:jc w:val="left"/>
+              <w:spacing w:after="0" w:line="240" w:lineRule="auto"/>
+            </w:pPr>
+            <w:r>
+              <w:rPr>
+                <w:rFonts w:ascii="Times New Roman" w:hAnsi="Times New Roman" w:cs="Times New Roman"/>
+                <w:sz w:val="20"/>
+                <w:szCs w:val="20"/>
+              </w:rPr>
+              <w:t xml:space="preserve">skôr mierna</w:t>
+            </w:r>
+          </w:p>
+        </w:tc>
+        <w:tc>
+          <w:tcPr>
+            <w:tcW w:w="1100" w:type="dxa"/>
+            <w:tcBorders>
+              <w:top w:val="nil"/>
+              <w:left w:val="nil"/>
+              <w:bottom w:val="nil"/>
+              <w:right w:val="nil"/>
+            </w:tcBorders>
+          </w:tcPr>
+          <w:p>
+            <w:pPr>
+              <w:jc w:val="left"/>
+              <w:spacing w:after="0" w:line="240" w:lineRule="auto"/>
+            </w:pPr>
+            <w:r>
+              <w:rPr>
+                <w:rFonts w:ascii="Times New Roman" w:hAnsi="Times New Roman" w:cs="Times New Roman"/>
+                <w:sz w:val="20"/>
+                <w:szCs w:val="20"/>
+              </w:rPr>
+              <w:t xml:space="preserve">skôr stredne ťažká</w:t>
+            </w:r>
+          </w:p>
+        </w:tc>
+        <w:tc>
+          <w:tcPr>
+            <w:tcW w:w="750" w:type="dxa"/>
+            <w:tcBorders>
+              <w:top w:val="nil"/>
+              <w:left w:val="nil"/>
+              <w:bottom w:val="nil"/>
+              <w:right w:val="nil"/>
+            </w:tcBorders>
+          </w:tcPr>
+          <w:p>
+            <w:pPr>
+              <w:jc w:val="left"/>
+              <w:spacing w:after="0" w:line="240" w:lineRule="auto"/>
+            </w:pPr>
+            <w:r>
+              <w:rPr>
+                <w:rFonts w:ascii="Times New Roman" w:hAnsi="Times New Roman" w:cs="Times New Roman"/>
+                <w:sz w:val="20"/>
+                <w:szCs w:val="20"/>
+              </w:rPr>
+              <w:t xml:space="preserve">33.3</w:t>
+            </w:r>
+          </w:p>
+        </w:tc>
+      </w:tr>
+      <w:tr>
+        <w:tc>
+          <w:tcPr>
+            <w:tcW w:w="500" w:type="dxa"/>
+            <w:tcBorders>
+              <w:top w:val="nil"/>
+              <w:left w:val="nil"/>
+              <w:bottom w:val="nil"/>
+              <w:right w:val="nil"/>
+            </w:tcBorders>
+          </w:tcPr>
+          <w:p>
+            <w:pPr>
+              <w:jc w:val="left"/>
+              <w:spacing w:after="0" w:line="240" w:lineRule="auto"/>
+            </w:pPr>
+            <w:r>
+              <w:rPr>
+                <w:rFonts w:ascii="Times New Roman" w:hAnsi="Times New Roman" w:cs="Times New Roman"/>
+                <w:sz w:val="20"/>
+                <w:szCs w:val="20"/>
+              </w:rPr>
+              <w:t xml:space="preserve">10</w:t>
+            </w:r>
+          </w:p>
+        </w:tc>
+        <w:tc>
+          <w:tcPr>
+            <w:tcW w:w="2500" w:type="dxa"/>
+            <w:tcBorders>
+              <w:top w:val="nil"/>
+              <w:left w:val="nil"/>
+              <w:bottom w:val="nil"/>
+              <w:right w:val="nil"/>
+            </w:tcBorders>
+          </w:tcPr>
+          <w:p>
+            <w:pPr>
+              <w:jc w:val="left"/>
+              <w:spacing w:after="0" w:line="240" w:lineRule="auto"/>
+            </w:pPr>
+            <w:r>
+              <w:rPr>
+                <w:rFonts w:ascii="Times New Roman" w:hAnsi="Times New Roman" w:cs="Times New Roman"/>
+                <w:sz w:val="20"/>
+                <w:szCs w:val="20"/>
+              </w:rPr>
+              <w:t xml:space="preserve">Muž s rutinou, stagnáciou a pasívnym A9</w:t>
+            </w:r>
+          </w:p>
+        </w:tc>
+        <w:tc>
+          <w:tcPr>
+            <w:tcW w:w="850" w:type="dxa"/>
+            <w:tcBorders>
+              <w:top w:val="nil"/>
+              <w:left w:val="nil"/>
+              <w:bottom w:val="nil"/>
+              <w:right w:val="nil"/>
+            </w:tcBorders>
+          </w:tcPr>
+          <w:p>
+            <w:pPr>
+              <w:jc w:val="left"/>
+              <w:spacing w:after="0" w:line="240" w:lineRule="auto"/>
+            </w:pPr>
+            <w:r>
+              <w:rPr>
+                <w:rFonts w:ascii="Times New Roman" w:hAnsi="Times New Roman" w:cs="Times New Roman"/>
+                <w:sz w:val="20"/>
+                <w:szCs w:val="20"/>
+              </w:rPr>
+              <w:t xml:space="preserve">3.14</w:t>
+            </w:r>
+          </w:p>
+        </w:tc>
+        <w:tc>
+          <w:tcPr>
+            <w:tcW w:w="900" w:type="dxa"/>
+            <w:tcBorders>
+              <w:top w:val="nil"/>
+              <w:left w:val="nil"/>
+              <w:bottom w:val="nil"/>
+              <w:right w:val="nil"/>
+            </w:tcBorders>
+          </w:tcPr>
+          <w:p>
+            <w:pPr>
+              <w:jc w:val="left"/>
+              <w:spacing w:after="0" w:line="240" w:lineRule="auto"/>
+            </w:pPr>
+            <w:r>
+              <w:rPr>
+                <w:rFonts w:ascii="Times New Roman" w:hAnsi="Times New Roman" w:cs="Times New Roman"/>
+                <w:sz w:val="20"/>
+                <w:szCs w:val="20"/>
+              </w:rPr>
+              <w:t xml:space="preserve">3.17</w:t>
+            </w:r>
+          </w:p>
+        </w:tc>
+        <w:tc>
+          <w:tcPr>
+            <w:tcW w:w="850" w:type="dxa"/>
+            <w:tcBorders>
+              <w:top w:val="nil"/>
+              <w:left w:val="nil"/>
+              <w:bottom w:val="nil"/>
+              <w:right w:val="nil"/>
+            </w:tcBorders>
+          </w:tcPr>
+          <w:p>
+            <w:pPr>
+              <w:jc w:val="left"/>
+              <w:spacing w:after="0" w:line="240" w:lineRule="auto"/>
+            </w:pPr>
+            <w:r>
+              <w:rPr>
+                <w:rFonts w:ascii="Times New Roman" w:hAnsi="Times New Roman" w:cs="Times New Roman"/>
+                <w:sz w:val="20"/>
+                <w:szCs w:val="20"/>
+              </w:rPr>
+              <w:t xml:space="preserve">2.833</w:t>
+            </w:r>
+          </w:p>
+        </w:tc>
+        <w:tc>
+          <w:tcPr>
+            <w:tcW w:w="900" w:type="dxa"/>
+            <w:tcBorders>
+              <w:top w:val="nil"/>
+              <w:left w:val="nil"/>
+              <w:bottom w:val="nil"/>
+              <w:right w:val="nil"/>
+            </w:tcBorders>
+          </w:tcPr>
+          <w:p>
+            <w:pPr>
+              <w:jc w:val="left"/>
+              <w:spacing w:after="0" w:line="240" w:lineRule="auto"/>
+            </w:pPr>
+            <w:r>
+              <w:rPr>
+                <w:rFonts w:ascii="Times New Roman" w:hAnsi="Times New Roman" w:cs="Times New Roman"/>
+                <w:sz w:val="20"/>
+                <w:szCs w:val="20"/>
+              </w:rPr>
+              <w:t xml:space="preserve">3.17</w:t>
+            </w:r>
+          </w:p>
+        </w:tc>
+        <w:tc>
+          <w:tcPr>
+            <w:tcW w:w="950" w:type="dxa"/>
+            <w:tcBorders>
+              <w:top w:val="nil"/>
+              <w:left w:val="nil"/>
+              <w:bottom w:val="nil"/>
+              <w:right w:val="nil"/>
+            </w:tcBorders>
+          </w:tcPr>
+          <w:p>
+            <w:pPr>
+              <w:jc w:val="left"/>
+              <w:spacing w:after="0" w:line="240" w:lineRule="auto"/>
+            </w:pPr>
+            <w:r>
+              <w:rPr>
+                <w:rFonts w:ascii="Times New Roman" w:hAnsi="Times New Roman" w:cs="Times New Roman"/>
+                <w:sz w:val="20"/>
+                <w:szCs w:val="20"/>
+              </w:rPr>
+              <w:t xml:space="preserve">skôr stredná</w:t>
+            </w:r>
+          </w:p>
+        </w:tc>
+        <w:tc>
+          <w:tcPr>
+            <w:tcW w:w="1100" w:type="dxa"/>
+            <w:tcBorders>
+              <w:top w:val="nil"/>
+              <w:left w:val="nil"/>
+              <w:bottom w:val="nil"/>
+              <w:right w:val="nil"/>
+            </w:tcBorders>
+          </w:tcPr>
+          <w:p>
+            <w:pPr>
+              <w:jc w:val="left"/>
+              <w:spacing w:after="0" w:line="240" w:lineRule="auto"/>
+            </w:pPr>
+            <w:r>
+              <w:rPr>
+                <w:rFonts w:ascii="Times New Roman" w:hAnsi="Times New Roman" w:cs="Times New Roman"/>
+                <w:sz w:val="20"/>
+                <w:szCs w:val="20"/>
+              </w:rPr>
+              <w:t xml:space="preserve">skôr stredne ťažká</w:t>
+            </w:r>
+          </w:p>
+        </w:tc>
+        <w:tc>
+          <w:tcPr>
+            <w:tcW w:w="750" w:type="dxa"/>
+            <w:tcBorders>
+              <w:top w:val="nil"/>
+              <w:left w:val="nil"/>
+              <w:bottom w:val="nil"/>
+              <w:right w:val="nil"/>
+            </w:tcBorders>
+          </w:tcPr>
+          <w:p>
+            <w:pPr>
+              <w:jc w:val="left"/>
+              <w:spacing w:after="0" w:line="240" w:lineRule="auto"/>
+            </w:pPr>
+            <w:r>
+              <w:rPr>
+                <w:rFonts w:ascii="Times New Roman" w:hAnsi="Times New Roman" w:cs="Times New Roman"/>
+                <w:sz w:val="20"/>
+                <w:szCs w:val="20"/>
+              </w:rPr>
+              <w:t xml:space="preserve">0</w:t>
+            </w:r>
+          </w:p>
+        </w:tc>
+      </w:tr>
+      <w:tr>
+        <w:tc>
+          <w:tcPr>
+            <w:tcW w:w="500" w:type="dxa"/>
+            <w:tcBorders>
+              <w:top w:val="nil"/>
+              <w:left w:val="nil"/>
+              <w:bottom w:val="nil"/>
+              <w:right w:val="nil"/>
+            </w:tcBorders>
+          </w:tcPr>
+          <w:p>
+            <w:pPr>
+              <w:jc w:val="left"/>
+              <w:spacing w:after="0" w:line="240" w:lineRule="auto"/>
+            </w:pPr>
+            <w:r>
+              <w:rPr>
+                <w:rFonts w:ascii="Times New Roman" w:hAnsi="Times New Roman" w:cs="Times New Roman"/>
+                <w:sz w:val="20"/>
+                <w:szCs w:val="20"/>
+              </w:rPr>
+              <w:t xml:space="preserve">7</w:t>
+            </w:r>
+          </w:p>
+        </w:tc>
+        <w:tc>
+          <w:tcPr>
+            <w:tcW w:w="2500" w:type="dxa"/>
+            <w:tcBorders>
+              <w:top w:val="nil"/>
+              <w:left w:val="nil"/>
+              <w:bottom w:val="nil"/>
+              <w:right w:val="nil"/>
+            </w:tcBorders>
+          </w:tcPr>
+          <w:p>
+            <w:pPr>
+              <w:jc w:val="left"/>
+              <w:spacing w:after="0" w:line="240" w:lineRule="auto"/>
+            </w:pPr>
+            <w:r>
+              <w:rPr>
+                <w:rFonts w:ascii="Times New Roman" w:hAnsi="Times New Roman" w:cs="Times New Roman"/>
+                <w:sz w:val="20"/>
+                <w:szCs w:val="20"/>
+              </w:rPr>
+              <w:t xml:space="preserve">Staršia vdova so stratou rytmu</w:t>
+            </w:r>
+          </w:p>
+        </w:tc>
+        <w:tc>
+          <w:tcPr>
+            <w:tcW w:w="850" w:type="dxa"/>
+            <w:tcBorders>
+              <w:top w:val="nil"/>
+              <w:left w:val="nil"/>
+              <w:bottom w:val="nil"/>
+              <w:right w:val="nil"/>
+            </w:tcBorders>
+          </w:tcPr>
+          <w:p>
+            <w:pPr>
+              <w:jc w:val="left"/>
+              <w:spacing w:after="0" w:line="240" w:lineRule="auto"/>
+            </w:pPr>
+            <w:r>
+              <w:rPr>
+                <w:rFonts w:ascii="Times New Roman" w:hAnsi="Times New Roman" w:cs="Times New Roman"/>
+                <w:sz w:val="20"/>
+                <w:szCs w:val="20"/>
+              </w:rPr>
+              <w:t xml:space="preserve">3.19</w:t>
+            </w:r>
+          </w:p>
+        </w:tc>
+        <w:tc>
+          <w:tcPr>
+            <w:tcW w:w="900" w:type="dxa"/>
+            <w:tcBorders>
+              <w:top w:val="nil"/>
+              <w:left w:val="nil"/>
+              <w:bottom w:val="nil"/>
+              <w:right w:val="nil"/>
+            </w:tcBorders>
+          </w:tcPr>
+          <w:p>
+            <w:pPr>
+              <w:jc w:val="left"/>
+              <w:spacing w:after="0" w:line="240" w:lineRule="auto"/>
+            </w:pPr>
+            <w:r>
+              <w:rPr>
+                <w:rFonts w:ascii="Times New Roman" w:hAnsi="Times New Roman" w:cs="Times New Roman"/>
+                <w:sz w:val="20"/>
+                <w:szCs w:val="20"/>
+              </w:rPr>
+              <w:t xml:space="preserve">3.17</w:t>
+            </w:r>
+          </w:p>
+        </w:tc>
+        <w:tc>
+          <w:tcPr>
+            <w:tcW w:w="850" w:type="dxa"/>
+            <w:tcBorders>
+              <w:top w:val="nil"/>
+              <w:left w:val="nil"/>
+              <w:bottom w:val="nil"/>
+              <w:right w:val="nil"/>
+            </w:tcBorders>
+          </w:tcPr>
+          <w:p>
+            <w:pPr>
+              <w:jc w:val="left"/>
+              <w:spacing w:after="0" w:line="240" w:lineRule="auto"/>
+            </w:pPr>
+            <w:r>
+              <w:rPr>
+                <w:rFonts w:ascii="Times New Roman" w:hAnsi="Times New Roman" w:cs="Times New Roman"/>
+                <w:sz w:val="20"/>
+                <w:szCs w:val="20"/>
+              </w:rPr>
+              <w:t xml:space="preserve">3</w:t>
+            </w:r>
+          </w:p>
+        </w:tc>
+        <w:tc>
+          <w:tcPr>
+            <w:tcW w:w="900" w:type="dxa"/>
+            <w:tcBorders>
+              <w:top w:val="nil"/>
+              <w:left w:val="nil"/>
+              <w:bottom w:val="nil"/>
+              <w:right w:val="nil"/>
+            </w:tcBorders>
+          </w:tcPr>
+          <w:p>
+            <w:pPr>
+              <w:jc w:val="left"/>
+              <w:spacing w:after="0" w:line="240" w:lineRule="auto"/>
+            </w:pPr>
+            <w:r>
+              <w:rPr>
+                <w:rFonts w:ascii="Times New Roman" w:hAnsi="Times New Roman" w:cs="Times New Roman"/>
+                <w:sz w:val="20"/>
+                <w:szCs w:val="20"/>
+              </w:rPr>
+              <w:t xml:space="preserve">3.17</w:t>
+            </w:r>
+          </w:p>
+        </w:tc>
+        <w:tc>
+          <w:tcPr>
+            <w:tcW w:w="950" w:type="dxa"/>
+            <w:tcBorders>
+              <w:top w:val="nil"/>
+              <w:left w:val="nil"/>
+              <w:bottom w:val="nil"/>
+              <w:right w:val="nil"/>
+            </w:tcBorders>
+          </w:tcPr>
+          <w:p>
+            <w:pPr>
+              <w:jc w:val="left"/>
+              <w:spacing w:after="0" w:line="240" w:lineRule="auto"/>
+            </w:pPr>
+            <w:r>
+              <w:rPr>
+                <w:rFonts w:ascii="Times New Roman" w:hAnsi="Times New Roman" w:cs="Times New Roman"/>
+                <w:sz w:val="20"/>
+                <w:szCs w:val="20"/>
+              </w:rPr>
+              <w:t xml:space="preserve">skôr stredná</w:t>
+            </w:r>
+          </w:p>
+        </w:tc>
+        <w:tc>
+          <w:tcPr>
+            <w:tcW w:w="1100" w:type="dxa"/>
+            <w:tcBorders>
+              <w:top w:val="nil"/>
+              <w:left w:val="nil"/>
+              <w:bottom w:val="nil"/>
+              <w:right w:val="nil"/>
+            </w:tcBorders>
+          </w:tcPr>
+          <w:p>
+            <w:pPr>
+              <w:jc w:val="left"/>
+              <w:spacing w:after="0" w:line="240" w:lineRule="auto"/>
+            </w:pPr>
+            <w:r>
+              <w:rPr>
+                <w:rFonts w:ascii="Times New Roman" w:hAnsi="Times New Roman" w:cs="Times New Roman"/>
+                <w:sz w:val="20"/>
+                <w:szCs w:val="20"/>
+              </w:rPr>
+              <w:t xml:space="preserve">skôr stredne ťažká</w:t>
+            </w:r>
+          </w:p>
+        </w:tc>
+        <w:tc>
+          <w:tcPr>
+            <w:tcW w:w="750" w:type="dxa"/>
+            <w:tcBorders>
+              <w:top w:val="nil"/>
+              <w:left w:val="nil"/>
+              <w:bottom w:val="nil"/>
+              <w:right w:val="nil"/>
+            </w:tcBorders>
+          </w:tcPr>
+          <w:p>
+            <w:pPr>
+              <w:jc w:val="left"/>
+              <w:spacing w:after="0" w:line="240" w:lineRule="auto"/>
+            </w:pPr>
+            <w:r>
+              <w:rPr>
+                <w:rFonts w:ascii="Times New Roman" w:hAnsi="Times New Roman" w:cs="Times New Roman"/>
+                <w:sz w:val="20"/>
+                <w:szCs w:val="20"/>
+              </w:rPr>
+              <w:t xml:space="preserve">50</w:t>
+            </w:r>
+          </w:p>
+        </w:tc>
+      </w:tr>
+      <w:tr>
+        <w:tc>
+          <w:tcPr>
+            <w:tcW w:w="500" w:type="dxa"/>
+            <w:tcBorders>
+              <w:top w:val="nil"/>
+              <w:left w:val="nil"/>
+              <w:bottom w:val="single" w:sz="10" w:space="0" w:color="000000"/>
+              <w:right w:val="nil"/>
+            </w:tcBorders>
+          </w:tcPr>
+          <w:p>
+            <w:pPr>
+              <w:jc w:val="left"/>
+              <w:spacing w:after="0" w:line="240" w:lineRule="auto"/>
+            </w:pPr>
+            <w:r>
+              <w:rPr>
+                <w:rFonts w:ascii="Times New Roman" w:hAnsi="Times New Roman" w:cs="Times New Roman"/>
+                <w:sz w:val="20"/>
+                <w:szCs w:val="20"/>
+              </w:rPr>
+              <w:t xml:space="preserve">11</w:t>
+            </w:r>
+          </w:p>
+        </w:tc>
+        <w:tc>
+          <w:tcPr>
+            <w:tcW w:w="2500" w:type="dxa"/>
+            <w:tcBorders>
+              <w:top w:val="nil"/>
+              <w:left w:val="nil"/>
+              <w:bottom w:val="single" w:sz="10" w:space="0" w:color="000000"/>
+              <w:right w:val="nil"/>
+            </w:tcBorders>
+          </w:tcPr>
+          <w:p>
+            <w:pPr>
+              <w:jc w:val="left"/>
+              <w:spacing w:after="0" w:line="240" w:lineRule="auto"/>
+            </w:pPr>
+            <w:r>
+              <w:rPr>
+                <w:rFonts w:ascii="Times New Roman" w:hAnsi="Times New Roman" w:cs="Times New Roman"/>
+                <w:sz w:val="20"/>
+                <w:szCs w:val="20"/>
+              </w:rPr>
+              <w:t xml:space="preserve">Žena s nízkym príjmom a sociálnym stiahnutím</w:t>
+            </w:r>
+          </w:p>
+        </w:tc>
+        <w:tc>
+          <w:tcPr>
+            <w:tcW w:w="850" w:type="dxa"/>
+            <w:tcBorders>
+              <w:top w:val="nil"/>
+              <w:left w:val="nil"/>
+              <w:bottom w:val="single" w:sz="10" w:space="0" w:color="000000"/>
+              <w:right w:val="nil"/>
+            </w:tcBorders>
+          </w:tcPr>
+          <w:p>
+            <w:pPr>
+              <w:jc w:val="left"/>
+              <w:spacing w:after="0" w:line="240" w:lineRule="auto"/>
+            </w:pPr>
+            <w:r>
+              <w:rPr>
+                <w:rFonts w:ascii="Times New Roman" w:hAnsi="Times New Roman" w:cs="Times New Roman"/>
+                <w:sz w:val="20"/>
+                <w:szCs w:val="20"/>
+              </w:rPr>
+              <w:t xml:space="preserve">3.21</w:t>
+            </w:r>
+          </w:p>
+        </w:tc>
+        <w:tc>
+          <w:tcPr>
+            <w:tcW w:w="900" w:type="dxa"/>
+            <w:tcBorders>
+              <w:top w:val="nil"/>
+              <w:left w:val="nil"/>
+              <w:bottom w:val="single" w:sz="10" w:space="0" w:color="000000"/>
+              <w:right w:val="nil"/>
+            </w:tcBorders>
+          </w:tcPr>
+          <w:p>
+            <w:pPr>
+              <w:jc w:val="left"/>
+              <w:spacing w:after="0" w:line="240" w:lineRule="auto"/>
+            </w:pPr>
+            <w:r>
+              <w:rPr>
+                <w:rFonts w:ascii="Times New Roman" w:hAnsi="Times New Roman" w:cs="Times New Roman"/>
+                <w:sz w:val="20"/>
+                <w:szCs w:val="20"/>
+              </w:rPr>
+              <w:t xml:space="preserve">3.33</w:t>
+            </w:r>
+          </w:p>
+        </w:tc>
+        <w:tc>
+          <w:tcPr>
+            <w:tcW w:w="850" w:type="dxa"/>
+            <w:tcBorders>
+              <w:top w:val="nil"/>
+              <w:left w:val="nil"/>
+              <w:bottom w:val="single" w:sz="10" w:space="0" w:color="000000"/>
+              <w:right w:val="nil"/>
+            </w:tcBorders>
+          </w:tcPr>
+          <w:p>
+            <w:pPr>
+              <w:jc w:val="left"/>
+              <w:spacing w:after="0" w:line="240" w:lineRule="auto"/>
+            </w:pPr>
+            <w:r>
+              <w:rPr>
+                <w:rFonts w:ascii="Times New Roman" w:hAnsi="Times New Roman" w:cs="Times New Roman"/>
+                <w:sz w:val="20"/>
+                <w:szCs w:val="20"/>
+              </w:rPr>
+              <w:t xml:space="preserve">3</w:t>
+            </w:r>
+          </w:p>
+        </w:tc>
+        <w:tc>
+          <w:tcPr>
+            <w:tcW w:w="900" w:type="dxa"/>
+            <w:tcBorders>
+              <w:top w:val="nil"/>
+              <w:left w:val="nil"/>
+              <w:bottom w:val="single" w:sz="10" w:space="0" w:color="000000"/>
+              <w:right w:val="nil"/>
+            </w:tcBorders>
+          </w:tcPr>
+          <w:p>
+            <w:pPr>
+              <w:jc w:val="left"/>
+              <w:spacing w:after="0" w:line="240" w:lineRule="auto"/>
+            </w:pPr>
+            <w:r>
+              <w:rPr>
+                <w:rFonts w:ascii="Times New Roman" w:hAnsi="Times New Roman" w:cs="Times New Roman"/>
+                <w:sz w:val="20"/>
+                <w:szCs w:val="20"/>
+              </w:rPr>
+              <w:t xml:space="preserve">3.33</w:t>
+            </w:r>
+          </w:p>
+        </w:tc>
+        <w:tc>
+          <w:tcPr>
+            <w:tcW w:w="950" w:type="dxa"/>
+            <w:tcBorders>
+              <w:top w:val="nil"/>
+              <w:left w:val="nil"/>
+              <w:bottom w:val="single" w:sz="10" w:space="0" w:color="000000"/>
+              <w:right w:val="nil"/>
+            </w:tcBorders>
+          </w:tcPr>
+          <w:p>
+            <w:pPr>
+              <w:jc w:val="left"/>
+              <w:spacing w:after="0" w:line="240" w:lineRule="auto"/>
+            </w:pPr>
+            <w:r>
+              <w:rPr>
+                <w:rFonts w:ascii="Times New Roman" w:hAnsi="Times New Roman" w:cs="Times New Roman"/>
+                <w:sz w:val="20"/>
+                <w:szCs w:val="20"/>
+              </w:rPr>
+              <w:t xml:space="preserve">skôr stredná</w:t>
+            </w:r>
+          </w:p>
+        </w:tc>
+        <w:tc>
+          <w:tcPr>
+            <w:tcW w:w="1100" w:type="dxa"/>
+            <w:tcBorders>
+              <w:top w:val="nil"/>
+              <w:left w:val="nil"/>
+              <w:bottom w:val="single" w:sz="10" w:space="0" w:color="000000"/>
+              <w:right w:val="nil"/>
+            </w:tcBorders>
+          </w:tcPr>
+          <w:p>
+            <w:pPr>
+              <w:jc w:val="left"/>
+              <w:spacing w:after="0" w:line="240" w:lineRule="auto"/>
+            </w:pPr>
+            <w:r>
+              <w:rPr>
+                <w:rFonts w:ascii="Times New Roman" w:hAnsi="Times New Roman" w:cs="Times New Roman"/>
+                <w:sz w:val="20"/>
+                <w:szCs w:val="20"/>
+              </w:rPr>
+              <w:t xml:space="preserve">skôr stredná</w:t>
+            </w:r>
+          </w:p>
+        </w:tc>
+        <w:tc>
+          <w:tcPr>
+            <w:tcW w:w="750" w:type="dxa"/>
+            <w:tcBorders>
+              <w:top w:val="nil"/>
+              <w:left w:val="nil"/>
+              <w:bottom w:val="single" w:sz="10" w:space="0" w:color="000000"/>
+              <w:right w:val="nil"/>
+            </w:tcBorders>
+          </w:tcPr>
+          <w:p>
+            <w:pPr>
+              <w:jc w:val="left"/>
+              <w:spacing w:after="0" w:line="240" w:lineRule="auto"/>
+            </w:pPr>
+            <w:r>
+              <w:rPr>
+                <w:rFonts w:ascii="Times New Roman" w:hAnsi="Times New Roman" w:cs="Times New Roman"/>
+                <w:sz w:val="20"/>
+                <w:szCs w:val="20"/>
+              </w:rPr>
+              <w:t xml:space="preserve">83.3</w:t>
+            </w:r>
+          </w:p>
+        </w:tc>
+      </w:tr>
+    </w:tbl>
+    <w:p>
+      <w:pPr>
+        <w:jc w:val="left"/>
+        <w:spacing w:after="180" w:line="240" w:lineRule="auto"/>
+      </w:pPr>
+      <w:r>
+        <w:rPr>
+          <w:rFonts w:ascii="Times New Roman" w:hAnsi="Times New Roman" w:cs="Times New Roman"/>
+          <w:i/>
+          <w:iCs/>
+          <w:sz w:val="18"/>
+          <w:szCs w:val="18"/>
+        </w:rPr>
+        <w:t xml:space="preserve">Poznámka. </w:t>
+      </w:r>
+      <w:r>
+        <w:rPr>
+          <w:rFonts w:ascii="Times New Roman" w:hAnsi="Times New Roman" w:cs="Times New Roman"/>
+          <w:sz w:val="18"/>
+          <w:szCs w:val="18"/>
+        </w:rPr>
+        <w:t xml:space="preserve">Zhoda so závažnosťou vyjadruje podiel expertov, ktorých odhad severity sa zhodol so zamýšľanou cieľovou úrovňou seedu.</w:t>
       </w:r>
     </w:p>
     <w:sectPr>

--- a/tables/styled_preview/results_tables_preview.docx
+++ b/tables/styled_preview/results_tables_preview.docx
@@ -29,13 +29,14 @@
           <w:sz w:val="24"/>
           <w:szCs w:val="24"/>
         </w:rPr>
-        <w:t xml:space="preserve">Toto je nový natívny DOCX preview build so štýlovým presetom `pevš-final-preview`. Tabuľky sú užšie než textový blok, používajú Times New Roman, len horizontálne čiary a zjednotený caption/note systém.</w:t>
+        <w:t xml:space="preserve">Toto je nový natívny DOCX preview build so štýlovým presetom `pevš-final-preview`. Tabuľky sú užšie než textový blok, používajú Times New Roman, len horizontálne čiary a caption systém podľa lokálneho sprievodcu.</w:t>
       </w:r>
     </w:p>
     <w:p>
       <w:pPr>
         <w:jc w:val="left"/>
-        <w:spacing w:after="80" w:line="240" w:lineRule="auto"/>
+        <w:ind w:left="1013" w:right="1013"/>
+        <w:spacing w:after="70" w:line="276" w:lineRule="auto"/>
       </w:pPr>
       <w:r>
         <w:rPr>
@@ -45,8 +46,15 @@
           <w:sz w:val="20"/>
           <w:szCs w:val="20"/>
         </w:rPr>
-        <w:t xml:space="preserve">Tabuľka 1. </w:t>
+        <w:t xml:space="preserve">Tabuľka 1</w:t>
       </w:r>
+    </w:p>
+    <w:p>
+      <w:pPr>
+        <w:jc w:val="left"/>
+        <w:ind w:left="1013" w:right="1013"/>
+        <w:spacing w:after="80" w:line="276" w:lineRule="auto"/>
+      </w:pPr>
       <w:r>
         <w:rPr>
           <w:rFonts w:ascii="Times New Roman" w:hAnsi="Times New Roman" w:cs="Times New Roman"/>
@@ -55,7 +63,7 @@
           <w:sz w:val="20"/>
           <w:szCs w:val="20"/>
         </w:rPr>
-        <w:t xml:space="preserve">Základná charakteristika datasetu.</w:t>
+        <w:t xml:space="preserve">Základná charakteristika datasetu</w:t>
       </w:r>
     </w:p>
     <w:tbl>
@@ -186,7 +194,7 @@
                 <w:sz w:val="20"/>
                 <w:szCs w:val="20"/>
               </w:rPr>
-              <w:t xml:space="preserve">Clean dáta</w:t>
+              <w:t xml:space="preserve">Vyčistené dáta</w:t>
             </w:r>
           </w:p>
         </w:tc>
@@ -238,7 +246,7 @@
                 <w:sz w:val="20"/>
                 <w:szCs w:val="20"/>
               </w:rPr>
-              <w:t xml:space="preserve">1</w:t>
+              <w:t xml:space="preserve">6</w:t>
             </w:r>
           </w:p>
         </w:tc>
@@ -265,7 +273,7 @@
                 <w:sz w:val="20"/>
                 <w:szCs w:val="20"/>
               </w:rPr>
-              <w:t xml:space="preserve">Počet transkriptov</w:t>
+              <w:t xml:space="preserve">Počet prepisov rozhovorov</w:t>
             </w:r>
           </w:p>
         </w:tc>
@@ -290,7 +298,7 @@
                 <w:sz w:val="20"/>
                 <w:szCs w:val="20"/>
               </w:rPr>
-              <w:t xml:space="preserve">4</w:t>
+              <w:t xml:space="preserve">72</w:t>
             </w:r>
           </w:p>
         </w:tc>
@@ -342,7 +350,7 @@
                 <w:sz w:val="20"/>
                 <w:szCs w:val="20"/>
               </w:rPr>
-              <w:t xml:space="preserve">4</w:t>
+              <w:t xml:space="preserve">12</w:t>
             </w:r>
           </w:p>
         </w:tc>
@@ -394,7 +402,7 @@
                 <w:sz w:val="20"/>
                 <w:szCs w:val="20"/>
               </w:rPr>
-              <w:t xml:space="preserve">4</w:t>
+              <w:t xml:space="preserve">199</w:t>
             </w:r>
           </w:p>
         </w:tc>
@@ -421,7 +429,7 @@
                 <w:sz w:val="20"/>
                 <w:szCs w:val="20"/>
               </w:rPr>
-              <w:t xml:space="preserve">Priemerný počet hodnotení na transkript</w:t>
+              <w:t xml:space="preserve">Priemerný počet hodnotení na prepis rozhovoru</w:t>
             </w:r>
           </w:p>
         </w:tc>
@@ -446,7 +454,7 @@
                 <w:sz w:val="20"/>
                 <w:szCs w:val="20"/>
               </w:rPr>
-              <w:t xml:space="preserve">1</w:t>
+              <w:t xml:space="preserve">2.764</w:t>
             </w:r>
           </w:p>
         </w:tc>
@@ -473,7 +481,7 @@
                 <w:sz w:val="20"/>
                 <w:szCs w:val="20"/>
               </w:rPr>
-              <w:t xml:space="preserve">Minimálny počet hodnotení na transkript</w:t>
+              <w:t xml:space="preserve">Minimálny počet hodnotení na prepis rozhovoru</w:t>
             </w:r>
           </w:p>
         </w:tc>
@@ -498,7 +506,7 @@
                 <w:sz w:val="20"/>
                 <w:szCs w:val="20"/>
               </w:rPr>
-              <w:t xml:space="preserve">1</w:t>
+              <w:t xml:space="preserve">2</w:t>
             </w:r>
           </w:p>
         </w:tc>
@@ -525,7 +533,7 @@
                 <w:sz w:val="20"/>
                 <w:szCs w:val="20"/>
               </w:rPr>
-              <w:t xml:space="preserve">Maximálny počet hodnotení na transkript</w:t>
+              <w:t xml:space="preserve">Maximálny počet hodnotení na prepis rozhovoru</w:t>
             </w:r>
           </w:p>
         </w:tc>
@@ -550,7 +558,7 @@
                 <w:sz w:val="20"/>
                 <w:szCs w:val="20"/>
               </w:rPr>
-              <w:t xml:space="preserve">1</w:t>
+              <w:t xml:space="preserve">6</w:t>
             </w:r>
           </w:p>
         </w:tc>
@@ -577,7 +585,7 @@
                 <w:sz w:val="20"/>
                 <w:szCs w:val="20"/>
               </w:rPr>
-              <w:t xml:space="preserve">Režim výpočtu chyby závažnosti</w:t>
+              <w:t xml:space="preserve">Spôsob výpočtu chyby závažnosti</w:t>
             </w:r>
           </w:p>
         </w:tc>
@@ -602,7 +610,7 @@
                 <w:sz w:val="20"/>
                 <w:szCs w:val="20"/>
               </w:rPr>
-              <w:t xml:space="preserve">direct_1to5</w:t>
+              <w:t xml:space="preserve">Priama absolútna chyba na škále 1-5</w:t>
             </w:r>
           </w:p>
         </w:tc>
@@ -629,7 +637,7 @@
                 <w:sz w:val="20"/>
                 <w:szCs w:val="20"/>
               </w:rPr>
-              <w:t xml:space="preserve">Počet hodnotení bez guardrailu</w:t>
+              <w:t xml:space="preserve">Počet hodnotení v G0</w:t>
             </w:r>
           </w:p>
         </w:tc>
@@ -654,7 +662,7 @@
                 <w:sz w:val="20"/>
                 <w:szCs w:val="20"/>
               </w:rPr>
-              <w:t xml:space="preserve">4</w:t>
+              <w:t xml:space="preserve">118</w:t>
             </w:r>
           </w:p>
         </w:tc>
@@ -681,7 +689,7 @@
                 <w:sz w:val="20"/>
                 <w:szCs w:val="20"/>
               </w:rPr>
-              <w:t xml:space="preserve">Počet hodnotení pre profil P1</w:t>
+              <w:t xml:space="preserve">Počet hodnotení v G1</w:t>
             </w:r>
           </w:p>
         </w:tc>
@@ -706,7 +714,7 @@
                 <w:sz w:val="20"/>
                 <w:szCs w:val="20"/>
               </w:rPr>
-              <w:t xml:space="preserve">4</w:t>
+              <w:t xml:space="preserve">81</w:t>
             </w:r>
           </w:p>
         </w:tc>
@@ -733,7 +741,7 @@
                 <w:sz w:val="20"/>
                 <w:szCs w:val="20"/>
               </w:rPr>
-              <w:t xml:space="preserve">Bez guardrailu × profil P1</w:t>
+              <w:t xml:space="preserve">Počet hodnotení pre P1</w:t>
             </w:r>
           </w:p>
         </w:tc>
@@ -758,7 +766,7 @@
                 <w:sz w:val="20"/>
                 <w:szCs w:val="20"/>
               </w:rPr>
-              <w:t xml:space="preserve">4</w:t>
+              <w:t xml:space="preserve">78</w:t>
             </w:r>
           </w:p>
         </w:tc>
@@ -781,7 +789,8 @@
     <w:p>
       <w:pPr>
         <w:jc w:val="left"/>
-        <w:spacing w:after="80" w:line="240" w:lineRule="auto"/>
+        <w:ind w:left="213" w:right="213"/>
+        <w:spacing w:after="70" w:line="276" w:lineRule="auto"/>
       </w:pPr>
       <w:r>
         <w:rPr>
@@ -791,8 +800,15 @@
           <w:sz w:val="20"/>
           <w:szCs w:val="20"/>
         </w:rPr>
-        <w:t xml:space="preserve">Tabuľka 4. </w:t>
+        <w:t xml:space="preserve">Tabuľka 2</w:t>
       </w:r>
+    </w:p>
+    <w:p>
+      <w:pPr>
+        <w:jc w:val="left"/>
+        <w:ind w:left="213" w:right="213"/>
+        <w:spacing w:after="80" w:line="276" w:lineRule="auto"/>
+      </w:pPr>
       <w:r>
         <w:rPr>
           <w:rFonts w:ascii="Times New Roman" w:hAnsi="Times New Roman" w:cs="Times New Roman"/>
@@ -801,7 +817,7 @@
           <w:sz w:val="20"/>
           <w:szCs w:val="20"/>
         </w:rPr>
-        <w:t xml:space="preserve">Vnútorná konzistencia ratingových blokov.</w:t>
+        <w:t xml:space="preserve">Vnútorná konzistencia ratingových blokov</w:t>
       </w:r>
     </w:p>
     <w:tbl>
@@ -1097,7 +1113,7 @@
                 <w:sz w:val="20"/>
                 <w:szCs w:val="20"/>
               </w:rPr>
-              <w:t xml:space="preserve">4</w:t>
+              <w:t xml:space="preserve">199</w:t>
             </w:r>
           </w:p>
         </w:tc>
@@ -1122,7 +1138,7 @@
                 <w:sz w:val="20"/>
                 <w:szCs w:val="20"/>
               </w:rPr>
-              <w:t xml:space="preserve">-0.933</w:t>
+              <w:t xml:space="preserve">0.843</w:t>
             </w:r>
           </w:p>
         </w:tc>
@@ -1147,57 +1163,57 @@
                 <w:sz w:val="20"/>
                 <w:szCs w:val="20"/>
               </w:rPr>
+              <w:t xml:space="preserve">0.854</w:t>
+            </w:r>
+          </w:p>
+        </w:tc>
+        <w:tc>
+          <w:tcPr>
+            <w:tcW w:w="900" w:type="dxa"/>
+            <w:tcBorders>
+              <w:top w:val="nil"/>
+              <w:left w:val="nil"/>
+              <w:bottom w:val="nil"/>
+              <w:right w:val="nil"/>
+            </w:tcBorders>
+          </w:tcPr>
+          <w:p>
+            <w:pPr>
+              <w:jc w:val="left"/>
+              <w:spacing w:after="0" w:line="240" w:lineRule="auto"/>
+            </w:pPr>
+            <w:r>
+              <w:rPr>
+                <w:rFonts w:ascii="Times New Roman" w:hAnsi="Times New Roman" w:cs="Times New Roman"/>
+                <w:sz w:val="20"/>
+                <w:szCs w:val="20"/>
+              </w:rPr>
+              <w:t xml:space="preserve">OK</w:t>
+            </w:r>
+          </w:p>
+        </w:tc>
+        <w:tc>
+          <w:tcPr>
+            <w:tcW w:w="2200" w:type="dxa"/>
+            <w:tcBorders>
+              <w:top w:val="nil"/>
+              <w:left w:val="nil"/>
+              <w:bottom w:val="nil"/>
+              <w:right w:val="nil"/>
+            </w:tcBorders>
+          </w:tcPr>
+          <w:p>
+            <w:pPr>
+              <w:jc w:val="left"/>
+              <w:spacing w:after="0" w:line="240" w:lineRule="auto"/>
+            </w:pPr>
+            <w:r>
+              <w:rPr>
+                <w:rFonts w:ascii="Times New Roman" w:hAnsi="Times New Roman" w:cs="Times New Roman"/>
+                <w:sz w:val="20"/>
+                <w:szCs w:val="20"/>
+              </w:rPr>
               <w:t xml:space="preserve"/>
-            </w:r>
-          </w:p>
-        </w:tc>
-        <w:tc>
-          <w:tcPr>
-            <w:tcW w:w="900" w:type="dxa"/>
-            <w:tcBorders>
-              <w:top w:val="nil"/>
-              <w:left w:val="nil"/>
-              <w:bottom w:val="nil"/>
-              <w:right w:val="nil"/>
-            </w:tcBorders>
-          </w:tcPr>
-          <w:p>
-            <w:pPr>
-              <w:jc w:val="left"/>
-              <w:spacing w:after="0" w:line="240" w:lineRule="auto"/>
-            </w:pPr>
-            <w:r>
-              <w:rPr>
-                <w:rFonts w:ascii="Times New Roman" w:hAnsi="Times New Roman" w:cs="Times New Roman"/>
-                <w:sz w:val="20"/>
-                <w:szCs w:val="20"/>
-              </w:rPr>
-              <w:t xml:space="preserve">OK</w:t>
-            </w:r>
-          </w:p>
-        </w:tc>
-        <w:tc>
-          <w:tcPr>
-            <w:tcW w:w="2200" w:type="dxa"/>
-            <w:tcBorders>
-              <w:top w:val="nil"/>
-              <w:left w:val="nil"/>
-              <w:bottom w:val="nil"/>
-              <w:right w:val="nil"/>
-            </w:tcBorders>
-          </w:tcPr>
-          <w:p>
-            <w:pPr>
-              <w:jc w:val="left"/>
-              <w:spacing w:after="0" w:line="240" w:lineRule="auto"/>
-            </w:pPr>
-            <w:r>
-              <w:rPr>
-                <w:rFonts w:ascii="Times New Roman" w:hAnsi="Times New Roman" w:cs="Times New Roman"/>
-                <w:sz w:val="20"/>
-                <w:szCs w:val="20"/>
-              </w:rPr>
-              <w:t xml:space="preserve">Cronbachovo α bolo odhadnuté; McDonaldovo ω sa nepodarilo vypočítať.</w:t>
             </w:r>
           </w:p>
         </w:tc>
@@ -1224,7 +1240,7 @@
                 <w:sz w:val="20"/>
                 <w:szCs w:val="20"/>
               </w:rPr>
-              <w:t xml:space="preserve">Jadro klinickej vierohodnosti</w:t>
+              <w:t xml:space="preserve">Jadro indexu klinickej vierohodnosti</w:t>
             </w:r>
           </w:p>
         </w:tc>
@@ -1274,7 +1290,7 @@
                 <w:sz w:val="20"/>
                 <w:szCs w:val="20"/>
               </w:rPr>
-              <w:t xml:space="preserve">4</w:t>
+              <w:t xml:space="preserve">199</w:t>
             </w:r>
           </w:p>
         </w:tc>
@@ -1299,7 +1315,7 @@
                 <w:sz w:val="20"/>
                 <w:szCs w:val="20"/>
               </w:rPr>
-              <w:t xml:space="preserve">-8</w:t>
+              <w:t xml:space="preserve">0.772</w:t>
             </w:r>
           </w:p>
         </w:tc>
@@ -1324,57 +1340,57 @@
                 <w:sz w:val="20"/>
                 <w:szCs w:val="20"/>
               </w:rPr>
+              <w:t xml:space="preserve">0.779</w:t>
+            </w:r>
+          </w:p>
+        </w:tc>
+        <w:tc>
+          <w:tcPr>
+            <w:tcW w:w="900" w:type="dxa"/>
+            <w:tcBorders>
+              <w:top w:val="nil"/>
+              <w:left w:val="nil"/>
+              <w:bottom w:val="nil"/>
+              <w:right w:val="nil"/>
+            </w:tcBorders>
+          </w:tcPr>
+          <w:p>
+            <w:pPr>
+              <w:jc w:val="left"/>
+              <w:spacing w:after="0" w:line="240" w:lineRule="auto"/>
+            </w:pPr>
+            <w:r>
+              <w:rPr>
+                <w:rFonts w:ascii="Times New Roman" w:hAnsi="Times New Roman" w:cs="Times New Roman"/>
+                <w:sz w:val="20"/>
+                <w:szCs w:val="20"/>
+              </w:rPr>
+              <w:t xml:space="preserve">OK</w:t>
+            </w:r>
+          </w:p>
+        </w:tc>
+        <w:tc>
+          <w:tcPr>
+            <w:tcW w:w="2200" w:type="dxa"/>
+            <w:tcBorders>
+              <w:top w:val="nil"/>
+              <w:left w:val="nil"/>
+              <w:bottom w:val="nil"/>
+              <w:right w:val="nil"/>
+            </w:tcBorders>
+          </w:tcPr>
+          <w:p>
+            <w:pPr>
+              <w:jc w:val="left"/>
+              <w:spacing w:after="0" w:line="240" w:lineRule="auto"/>
+            </w:pPr>
+            <w:r>
+              <w:rPr>
+                <w:rFonts w:ascii="Times New Roman" w:hAnsi="Times New Roman" w:cs="Times New Roman"/>
+                <w:sz w:val="20"/>
+                <w:szCs w:val="20"/>
+              </w:rPr>
               <w:t xml:space="preserve"/>
-            </w:r>
-          </w:p>
-        </w:tc>
-        <w:tc>
-          <w:tcPr>
-            <w:tcW w:w="900" w:type="dxa"/>
-            <w:tcBorders>
-              <w:top w:val="nil"/>
-              <w:left w:val="nil"/>
-              <w:bottom w:val="nil"/>
-              <w:right w:val="nil"/>
-            </w:tcBorders>
-          </w:tcPr>
-          <w:p>
-            <w:pPr>
-              <w:jc w:val="left"/>
-              <w:spacing w:after="0" w:line="240" w:lineRule="auto"/>
-            </w:pPr>
-            <w:r>
-              <w:rPr>
-                <w:rFonts w:ascii="Times New Roman" w:hAnsi="Times New Roman" w:cs="Times New Roman"/>
-                <w:sz w:val="20"/>
-                <w:szCs w:val="20"/>
-              </w:rPr>
-              <w:t xml:space="preserve">OK</w:t>
-            </w:r>
-          </w:p>
-        </w:tc>
-        <w:tc>
-          <w:tcPr>
-            <w:tcW w:w="2200" w:type="dxa"/>
-            <w:tcBorders>
-              <w:top w:val="nil"/>
-              <w:left w:val="nil"/>
-              <w:bottom w:val="nil"/>
-              <w:right w:val="nil"/>
-            </w:tcBorders>
-          </w:tcPr>
-          <w:p>
-            <w:pPr>
-              <w:jc w:val="left"/>
-              <w:spacing w:after="0" w:line="240" w:lineRule="auto"/>
-            </w:pPr>
-            <w:r>
-              <w:rPr>
-                <w:rFonts w:ascii="Times New Roman" w:hAnsi="Times New Roman" w:cs="Times New Roman"/>
-                <w:sz w:val="20"/>
-                <w:szCs w:val="20"/>
-              </w:rPr>
-              <w:t xml:space="preserve">Cronbachovo α bolo odhadnuté; McDonaldovo ω sa nepodarilo vypočítať.</w:t>
             </w:r>
           </w:p>
         </w:tc>
@@ -1451,7 +1467,7 @@
                 <w:sz w:val="20"/>
                 <w:szCs w:val="20"/>
               </w:rPr>
-              <w:t xml:space="preserve">4</w:t>
+              <w:t xml:space="preserve">199</w:t>
             </w:r>
           </w:p>
         </w:tc>
@@ -1476,7 +1492,7 @@
                 <w:sz w:val="20"/>
                 <w:szCs w:val="20"/>
               </w:rPr>
-              <w:t xml:space="preserve">-Inf</w:t>
+              <w:t xml:space="preserve">0.741</w:t>
             </w:r>
           </w:p>
         </w:tc>
@@ -1501,57 +1517,57 @@
                 <w:sz w:val="20"/>
                 <w:szCs w:val="20"/>
               </w:rPr>
+              <w:t xml:space="preserve">0.76</w:t>
+            </w:r>
+          </w:p>
+        </w:tc>
+        <w:tc>
+          <w:tcPr>
+            <w:tcW w:w="900" w:type="dxa"/>
+            <w:tcBorders>
+              <w:top w:val="nil"/>
+              <w:left w:val="nil"/>
+              <w:bottom w:val="single" w:sz="10" w:space="0" w:color="000000"/>
+              <w:right w:val="nil"/>
+            </w:tcBorders>
+          </w:tcPr>
+          <w:p>
+            <w:pPr>
+              <w:jc w:val="left"/>
+              <w:spacing w:after="0" w:line="240" w:lineRule="auto"/>
+            </w:pPr>
+            <w:r>
+              <w:rPr>
+                <w:rFonts w:ascii="Times New Roman" w:hAnsi="Times New Roman" w:cs="Times New Roman"/>
+                <w:sz w:val="20"/>
+                <w:szCs w:val="20"/>
+              </w:rPr>
+              <w:t xml:space="preserve">OK</w:t>
+            </w:r>
+          </w:p>
+        </w:tc>
+        <w:tc>
+          <w:tcPr>
+            <w:tcW w:w="2200" w:type="dxa"/>
+            <w:tcBorders>
+              <w:top w:val="nil"/>
+              <w:left w:val="nil"/>
+              <w:bottom w:val="single" w:sz="10" w:space="0" w:color="000000"/>
+              <w:right w:val="nil"/>
+            </w:tcBorders>
+          </w:tcPr>
+          <w:p>
+            <w:pPr>
+              <w:jc w:val="left"/>
+              <w:spacing w:after="0" w:line="240" w:lineRule="auto"/>
+            </w:pPr>
+            <w:r>
+              <w:rPr>
+                <w:rFonts w:ascii="Times New Roman" w:hAnsi="Times New Roman" w:cs="Times New Roman"/>
+                <w:sz w:val="20"/>
+                <w:szCs w:val="20"/>
+              </w:rPr>
               <w:t xml:space="preserve"/>
-            </w:r>
-          </w:p>
-        </w:tc>
-        <w:tc>
-          <w:tcPr>
-            <w:tcW w:w="900" w:type="dxa"/>
-            <w:tcBorders>
-              <w:top w:val="nil"/>
-              <w:left w:val="nil"/>
-              <w:bottom w:val="single" w:sz="10" w:space="0" w:color="000000"/>
-              <w:right w:val="nil"/>
-            </w:tcBorders>
-          </w:tcPr>
-          <w:p>
-            <w:pPr>
-              <w:jc w:val="left"/>
-              <w:spacing w:after="0" w:line="240" w:lineRule="auto"/>
-            </w:pPr>
-            <w:r>
-              <w:rPr>
-                <w:rFonts w:ascii="Times New Roman" w:hAnsi="Times New Roman" w:cs="Times New Roman"/>
-                <w:sz w:val="20"/>
-                <w:szCs w:val="20"/>
-              </w:rPr>
-              <w:t xml:space="preserve">OK</w:t>
-            </w:r>
-          </w:p>
-        </w:tc>
-        <w:tc>
-          <w:tcPr>
-            <w:tcW w:w="2200" w:type="dxa"/>
-            <w:tcBorders>
-              <w:top w:val="nil"/>
-              <w:left w:val="nil"/>
-              <w:bottom w:val="single" w:sz="10" w:space="0" w:color="000000"/>
-              <w:right w:val="nil"/>
-            </w:tcBorders>
-          </w:tcPr>
-          <w:p>
-            <w:pPr>
-              <w:jc w:val="left"/>
-              <w:spacing w:after="0" w:line="240" w:lineRule="auto"/>
-            </w:pPr>
-            <w:r>
-              <w:rPr>
-                <w:rFonts w:ascii="Times New Roman" w:hAnsi="Times New Roman" w:cs="Times New Roman"/>
-                <w:sz w:val="20"/>
-                <w:szCs w:val="20"/>
-              </w:rPr>
-              <w:t xml:space="preserve">Cronbachovo α bolo odhadnuté; McDonaldovo ω sa nepodarilo vypočítať.</w:t>
             </w:r>
           </w:p>
         </w:tc>
@@ -1584,7 +1600,8 @@
     <w:p>
       <w:pPr>
         <w:jc w:val="left"/>
-        <w:spacing w:after="80" w:line="240" w:lineRule="auto"/>
+        <w:ind w:left="213" w:right="213"/>
+        <w:spacing w:after="70" w:line="276" w:lineRule="auto"/>
       </w:pPr>
       <w:r>
         <w:rPr>
@@ -1594,8 +1611,15 @@
           <w:sz w:val="20"/>
           <w:szCs w:val="20"/>
         </w:rPr>
-        <w:t xml:space="preserve">Tabuľka 5. </w:t>
+        <w:t xml:space="preserve">Tabuľka 3</w:t>
       </w:r>
+    </w:p>
+    <w:p>
+      <w:pPr>
+        <w:jc w:val="left"/>
+        <w:ind w:left="213" w:right="213"/>
+        <w:spacing w:after="80" w:line="276" w:lineRule="auto"/>
+      </w:pPr>
       <w:r>
         <w:rPr>
           <w:rFonts w:ascii="Times New Roman" w:hAnsi="Times New Roman" w:cs="Times New Roman"/>
@@ -1604,7 +1628,7 @@
           <w:sz w:val="20"/>
           <w:szCs w:val="20"/>
         </w:rPr>
-        <w:t xml:space="preserve">Interrater reliabilita hlavných outcome-ov.</w:t>
+        <w:t xml:space="preserve">Interrater reliabilita hlavných outcome-ov</w:t>
       </w:r>
     </w:p>
     <w:tbl>
@@ -1850,7 +1874,7 @@
                 <w:sz w:val="20"/>
                 <w:szCs w:val="20"/>
               </w:rPr>
-              <w:t xml:space="preserve">Kompozit klinickej plausibility</w:t>
+              <w:t xml:space="preserve">Kompozit klinickej vierohodnosti</w:t>
             </w:r>
           </w:p>
         </w:tc>
@@ -1975,7 +1999,7 @@
                 <w:sz w:val="20"/>
                 <w:szCs w:val="20"/>
               </w:rPr>
-              <w:t xml:space="preserve">Preskočené</w:t>
+              <w:t xml:space="preserve">OK</w:t>
             </w:r>
           </w:p>
         </w:tc>
@@ -2000,7 +2024,7 @@
                 <w:sz w:val="20"/>
                 <w:szCs w:val="20"/>
               </w:rPr>
-              <w:t xml:space="preserve">Pre ICC treba aspoň 2 transkripty a 2 hodnotiteľov.</w:t>
+              <w:t xml:space="preserve"/>
             </w:r>
           </w:p>
         </w:tc>
@@ -2027,7 +2051,7 @@
                 <w:sz w:val="20"/>
                 <w:szCs w:val="20"/>
               </w:rPr>
-              <w:t xml:space="preserve">Kompozit defektov / red flags</w:t>
+              <w:t xml:space="preserve">Kompozit defektov</w:t>
             </w:r>
           </w:p>
         </w:tc>
@@ -2152,7 +2176,7 @@
                 <w:sz w:val="20"/>
                 <w:szCs w:val="20"/>
               </w:rPr>
-              <w:t xml:space="preserve">Preskočené</w:t>
+              <w:t xml:space="preserve">OK</w:t>
             </w:r>
           </w:p>
         </w:tc>
@@ -2177,7 +2201,7 @@
                 <w:sz w:val="20"/>
                 <w:szCs w:val="20"/>
               </w:rPr>
-              <w:t xml:space="preserve">Pre ICC treba aspoň 2 transkripty a 2 hodnotiteľov.</w:t>
+              <w:t xml:space="preserve"/>
             </w:r>
           </w:p>
         </w:tc>
@@ -2329,7 +2353,7 @@
                 <w:sz w:val="20"/>
                 <w:szCs w:val="20"/>
               </w:rPr>
-              <w:t xml:space="preserve">Preskočené</w:t>
+              <w:t xml:space="preserve">OK</w:t>
             </w:r>
           </w:p>
         </w:tc>
@@ -2354,7 +2378,7 @@
                 <w:sz w:val="20"/>
                 <w:szCs w:val="20"/>
               </w:rPr>
-              <w:t xml:space="preserve">Pre ICC treba aspoň 2 transkripty a 2 hodnotiteľov.</w:t>
+              <w:t xml:space="preserve"/>
             </w:r>
           </w:p>
         </w:tc>
@@ -2506,7 +2530,7 @@
                 <w:sz w:val="20"/>
                 <w:szCs w:val="20"/>
               </w:rPr>
-              <w:t xml:space="preserve">Preskočené</w:t>
+              <w:t xml:space="preserve">OK</w:t>
             </w:r>
           </w:p>
         </w:tc>
@@ -2531,7 +2555,7 @@
                 <w:sz w:val="20"/>
                 <w:szCs w:val="20"/>
               </w:rPr>
-              <w:t xml:space="preserve">Pre ICC treba aspoň 2 transkripty a 2 hodnotiteľov.</w:t>
+              <w:t xml:space="preserve"/>
             </w:r>
           </w:p>
         </w:tc>
@@ -2564,7 +2588,8 @@
     <w:p>
       <w:pPr>
         <w:jc w:val="left"/>
-        <w:spacing w:after="80" w:line="240" w:lineRule="auto"/>
+        <w:ind w:left="313" w:right="313"/>
+        <w:spacing w:after="70" w:line="276" w:lineRule="auto"/>
       </w:pPr>
       <w:r>
         <w:rPr>
@@ -2574,8 +2599,15 @@
           <w:sz w:val="20"/>
           <w:szCs w:val="20"/>
         </w:rPr>
-        <w:t xml:space="preserve">Tabuľka 6. </w:t>
+        <w:t xml:space="preserve">Tabuľka 4</w:t>
       </w:r>
+    </w:p>
+    <w:p>
+      <w:pPr>
+        <w:jc w:val="left"/>
+        <w:ind w:left="313" w:right="313"/>
+        <w:spacing w:after="80" w:line="276" w:lineRule="auto"/>
+      </w:pPr>
       <w:r>
         <w:rPr>
           <w:rFonts w:ascii="Times New Roman" w:hAnsi="Times New Roman" w:cs="Times New Roman"/>
@@ -2584,7 +2616,7 @@
           <w:sz w:val="20"/>
           <w:szCs w:val="20"/>
         </w:rPr>
-        <w:t xml:space="preserve">Súhrn jadrových zmiešaných modelov.</w:t>
+        <w:t xml:space="preserve">Súhrn jadrových zmiešaných modelov</w:t>
       </w:r>
     </w:p>
     <w:tbl>
@@ -2802,7 +2834,7 @@
                 <w:sz w:val="20"/>
                 <w:szCs w:val="20"/>
               </w:rPr>
-              <w:t xml:space="preserve">Kompozit klinickej plausibility</w:t>
+              <w:t xml:space="preserve">Kompozit klinickej vierohodnosti</w:t>
             </w:r>
           </w:p>
         </w:tc>
@@ -2852,7 +2884,7 @@
                 <w:sz w:val="20"/>
                 <w:szCs w:val="20"/>
               </w:rPr>
-              <w:t xml:space="preserve"/>
+              <w:t xml:space="preserve">3.803</w:t>
             </w:r>
           </w:p>
         </w:tc>
@@ -2877,7 +2909,7 @@
                 <w:sz w:val="20"/>
                 <w:szCs w:val="20"/>
               </w:rPr>
-              <w:t xml:space="preserve"/>
+              <w:t xml:space="preserve">3.399</w:t>
             </w:r>
           </w:p>
         </w:tc>
@@ -2902,7 +2934,7 @@
                 <w:sz w:val="20"/>
                 <w:szCs w:val="20"/>
               </w:rPr>
-              <w:t xml:space="preserve"/>
+              <w:t xml:space="preserve">4.207</w:t>
             </w:r>
           </w:p>
         </w:tc>
@@ -2927,7 +2959,7 @@
                 <w:sz w:val="20"/>
                 <w:szCs w:val="20"/>
               </w:rPr>
-              <w:t xml:space="preserve">Preskočené</w:t>
+              <w:t xml:space="preserve">OK</w:t>
             </w:r>
           </w:p>
         </w:tc>
@@ -2954,7 +2986,7 @@
                 <w:sz w:val="20"/>
                 <w:szCs w:val="20"/>
               </w:rPr>
-              <w:t xml:space="preserve">Kompozit defektov / red flags</w:t>
+              <w:t xml:space="preserve">Kompozit klinickej vierohodnosti</w:t>
             </w:r>
           </w:p>
         </w:tc>
@@ -3004,7 +3036,7 @@
                 <w:sz w:val="20"/>
                 <w:szCs w:val="20"/>
               </w:rPr>
-              <w:t xml:space="preserve"/>
+              <w:t xml:space="preserve">0.028</w:t>
             </w:r>
           </w:p>
         </w:tc>
@@ -3029,7 +3061,7 @@
                 <w:sz w:val="20"/>
                 <w:szCs w:val="20"/>
               </w:rPr>
-              <w:t xml:space="preserve"/>
+              <w:t xml:space="preserve">-0.154</w:t>
             </w:r>
           </w:p>
         </w:tc>
@@ -3054,7 +3086,7 @@
                 <w:sz w:val="20"/>
                 <w:szCs w:val="20"/>
               </w:rPr>
-              <w:t xml:space="preserve"/>
+              <w:t xml:space="preserve">0.211</w:t>
             </w:r>
           </w:p>
         </w:tc>
@@ -3079,7 +3111,7 @@
                 <w:sz w:val="20"/>
                 <w:szCs w:val="20"/>
               </w:rPr>
-              <w:t xml:space="preserve">Preskočené</w:t>
+              <w:t xml:space="preserve">OK</w:t>
             </w:r>
           </w:p>
         </w:tc>
@@ -3106,7 +3138,7 @@
                 <w:sz w:val="20"/>
                 <w:szCs w:val="20"/>
               </w:rPr>
-              <w:t xml:space="preserve">Priemerná absolútna chyba A1-A9 voči seedu</w:t>
+              <w:t xml:space="preserve">Kompozit klinickej vierohodnosti</w:t>
             </w:r>
           </w:p>
         </w:tc>
@@ -3156,7 +3188,7 @@
                 <w:sz w:val="20"/>
                 <w:szCs w:val="20"/>
               </w:rPr>
-              <w:t xml:space="preserve"/>
+              <w:t xml:space="preserve">-0.016</w:t>
             </w:r>
           </w:p>
         </w:tc>
@@ -3181,7 +3213,7 @@
                 <w:sz w:val="20"/>
                 <w:szCs w:val="20"/>
               </w:rPr>
-              <w:t xml:space="preserve"/>
+              <w:t xml:space="preserve">-0.193</w:t>
             </w:r>
           </w:p>
         </w:tc>
@@ -3206,7 +3238,7 @@
                 <w:sz w:val="20"/>
                 <w:szCs w:val="20"/>
               </w:rPr>
-              <w:t xml:space="preserve"/>
+              <w:t xml:space="preserve">0.16</w:t>
             </w:r>
           </w:p>
         </w:tc>
@@ -3231,7 +3263,7 @@
                 <w:sz w:val="20"/>
                 <w:szCs w:val="20"/>
               </w:rPr>
-              <w:t xml:space="preserve">Preskočené</w:t>
+              <w:t xml:space="preserve">OK</w:t>
             </w:r>
           </w:p>
         </w:tc>
@@ -3258,7 +3290,7 @@
                 <w:sz w:val="20"/>
                 <w:szCs w:val="20"/>
               </w:rPr>
-              <w:t xml:space="preserve">Absolútna chyba S1 voči seedu</w:t>
+              <w:t xml:space="preserve">Kompozit klinickej vierohodnosti</w:t>
             </w:r>
           </w:p>
         </w:tc>
@@ -3308,7 +3340,7 @@
                 <w:sz w:val="20"/>
                 <w:szCs w:val="20"/>
               </w:rPr>
-              <w:t xml:space="preserve"/>
+              <w:t xml:space="preserve">-0.007</w:t>
             </w:r>
           </w:p>
         </w:tc>
@@ -3333,7 +3365,7 @@
                 <w:sz w:val="20"/>
                 <w:szCs w:val="20"/>
               </w:rPr>
-              <w:t xml:space="preserve"/>
+              <w:t xml:space="preserve">-0.183</w:t>
             </w:r>
           </w:p>
         </w:tc>
@@ -3358,7 +3390,7 @@
                 <w:sz w:val="20"/>
                 <w:szCs w:val="20"/>
               </w:rPr>
-              <w:t xml:space="preserve"/>
+              <w:t xml:space="preserve">0.17</w:t>
             </w:r>
           </w:p>
         </w:tc>
@@ -3383,7 +3415,7 @@
                 <w:sz w:val="20"/>
                 <w:szCs w:val="20"/>
               </w:rPr>
-              <w:t xml:space="preserve">Preskočené</w:t>
+              <w:t xml:space="preserve">OK</w:t>
             </w:r>
           </w:p>
         </w:tc>
@@ -3410,7 +3442,7 @@
                 <w:sz w:val="20"/>
                 <w:szCs w:val="20"/>
               </w:rPr>
-              <w:t xml:space="preserve">Absolútna chyba S2 voči seedu</w:t>
+              <w:t xml:space="preserve">Kompozit klinickej vierohodnosti</w:t>
             </w:r>
           </w:p>
         </w:tc>
@@ -3460,7 +3492,7 @@
                 <w:sz w:val="20"/>
                 <w:szCs w:val="20"/>
               </w:rPr>
-              <w:t xml:space="preserve"/>
+              <w:t xml:space="preserve">0.024</w:t>
             </w:r>
           </w:p>
         </w:tc>
@@ -3485,7 +3517,7 @@
                 <w:sz w:val="20"/>
                 <w:szCs w:val="20"/>
               </w:rPr>
-              <w:t xml:space="preserve"/>
+              <w:t xml:space="preserve">-0.247</w:t>
             </w:r>
           </w:p>
         </w:tc>
@@ -3510,7 +3542,7 @@
                 <w:sz w:val="20"/>
                 <w:szCs w:val="20"/>
               </w:rPr>
-              <w:t xml:space="preserve"/>
+              <w:t xml:space="preserve">0.296</w:t>
             </w:r>
           </w:p>
         </w:tc>
@@ -3535,7 +3567,7 @@
                 <w:sz w:val="20"/>
                 <w:szCs w:val="20"/>
               </w:rPr>
-              <w:t xml:space="preserve">Preskočené</w:t>
+              <w:t xml:space="preserve">OK</w:t>
             </w:r>
           </w:p>
         </w:tc>
@@ -3562,7 +3594,7 @@
                 <w:sz w:val="20"/>
                 <w:szCs w:val="20"/>
               </w:rPr>
-              <w:t xml:space="preserve">Prirodzenosť jazyka a štýlu odpovedí</w:t>
+              <w:t xml:space="preserve">Kompozit klinickej vierohodnosti</w:t>
             </w:r>
           </w:p>
         </w:tc>
@@ -3587,7 +3619,7 @@
                 <w:sz w:val="20"/>
                 <w:szCs w:val="20"/>
               </w:rPr>
-              <w:t xml:space="preserve">CLMM</w:t>
+              <w:t xml:space="preserve">LMM</w:t>
             </w:r>
           </w:p>
         </w:tc>
@@ -3612,7 +3644,7 @@
                 <w:sz w:val="20"/>
                 <w:szCs w:val="20"/>
               </w:rPr>
-              <w:t xml:space="preserve"/>
+              <w:t xml:space="preserve">0.019</w:t>
             </w:r>
           </w:p>
         </w:tc>
@@ -3637,7 +3669,7 @@
                 <w:sz w:val="20"/>
                 <w:szCs w:val="20"/>
               </w:rPr>
-              <w:t xml:space="preserve"/>
+              <w:t xml:space="preserve">-0.25</w:t>
             </w:r>
           </w:p>
         </w:tc>
@@ -3662,7 +3694,7 @@
                 <w:sz w:val="20"/>
                 <w:szCs w:val="20"/>
               </w:rPr>
-              <w:t xml:space="preserve"/>
+              <w:t xml:space="preserve">0.289</w:t>
             </w:r>
           </w:p>
         </w:tc>
@@ -3687,7 +3719,7 @@
                 <w:sz w:val="20"/>
                 <w:szCs w:val="20"/>
               </w:rPr>
-              <w:t xml:space="preserve">Preskočené</w:t>
+              <w:t xml:space="preserve">OK</w:t>
             </w:r>
           </w:p>
         </w:tc>
@@ -3714,7 +3746,7 @@
                 <w:sz w:val="20"/>
                 <w:szCs w:val="20"/>
               </w:rPr>
-              <w:t xml:space="preserve">Použiteľnosť rozhovoru na tréningové / výučbové účely</w:t>
+              <w:t xml:space="preserve">Kompozit defektov</w:t>
             </w:r>
           </w:p>
         </w:tc>
@@ -3739,7 +3771,7 @@
                 <w:sz w:val="20"/>
                 <w:szCs w:val="20"/>
               </w:rPr>
-              <w:t xml:space="preserve">CLMM</w:t>
+              <w:t xml:space="preserve">LMM</w:t>
             </w:r>
           </w:p>
         </w:tc>
@@ -3764,7 +3796,7 @@
                 <w:sz w:val="20"/>
                 <w:szCs w:val="20"/>
               </w:rPr>
-              <w:t xml:space="preserve"/>
+              <w:t xml:space="preserve">2.155</w:t>
             </w:r>
           </w:p>
         </w:tc>
@@ -3789,7 +3821,7 @@
                 <w:sz w:val="20"/>
                 <w:szCs w:val="20"/>
               </w:rPr>
-              <w:t xml:space="preserve"/>
+              <w:t xml:space="preserve">1.792</w:t>
             </w:r>
           </w:p>
         </w:tc>
@@ -3814,7 +3846,7 @@
                 <w:sz w:val="20"/>
                 <w:szCs w:val="20"/>
               </w:rPr>
-              <w:t xml:space="preserve"/>
+              <w:t xml:space="preserve">2.519</w:t>
             </w:r>
           </w:p>
         </w:tc>
@@ -3839,7 +3871,7 @@
                 <w:sz w:val="20"/>
                 <w:szCs w:val="20"/>
               </w:rPr>
-              <w:t xml:space="preserve">Preskočené</w:t>
+              <w:t xml:space="preserve">OK</w:t>
             </w:r>
           </w:p>
         </w:tc>
@@ -3866,7 +3898,7 @@
                 <w:sz w:val="20"/>
                 <w:szCs w:val="20"/>
               </w:rPr>
-              <w:t xml:space="preserve">Ľudský odhad celkovej závažnosti depresívnej symptomatiky</w:t>
+              <w:t xml:space="preserve">Kompozit defektov</w:t>
             </w:r>
           </w:p>
         </w:tc>
@@ -3891,7 +3923,7 @@
                 <w:sz w:val="20"/>
                 <w:szCs w:val="20"/>
               </w:rPr>
-              <w:t xml:space="preserve">CLMM</w:t>
+              <w:t xml:space="preserve">LMM</w:t>
             </w:r>
           </w:p>
         </w:tc>
@@ -3916,7 +3948,7 @@
                 <w:sz w:val="20"/>
                 <w:szCs w:val="20"/>
               </w:rPr>
-              <w:t xml:space="preserve"/>
+              <w:t xml:space="preserve">-0.131</w:t>
             </w:r>
           </w:p>
         </w:tc>
@@ -3941,7 +3973,7 @@
                 <w:sz w:val="20"/>
                 <w:szCs w:val="20"/>
               </w:rPr>
-              <w:t xml:space="preserve"/>
+              <w:t xml:space="preserve">-0.305</w:t>
             </w:r>
           </w:p>
         </w:tc>
@@ -3966,7 +3998,7 @@
                 <w:sz w:val="20"/>
                 <w:szCs w:val="20"/>
               </w:rPr>
-              <w:t xml:space="preserve"/>
+              <w:t xml:space="preserve">0.043</w:t>
             </w:r>
           </w:p>
         </w:tc>
@@ -3991,7 +4023,7 @@
                 <w:sz w:val="20"/>
                 <w:szCs w:val="20"/>
               </w:rPr>
-              <w:t xml:space="preserve">Preskočené</w:t>
+              <w:t xml:space="preserve">OK</w:t>
             </w:r>
           </w:p>
         </w:tc>
@@ -4024,7 +4056,8 @@
     <w:p>
       <w:pPr>
         <w:jc w:val="left"/>
-        <w:spacing w:after="80" w:line="240" w:lineRule="auto"/>
+        <w:ind w:left="13" w:right="13"/>
+        <w:spacing w:after="70" w:line="276" w:lineRule="auto"/>
       </w:pPr>
       <w:r>
         <w:rPr>
@@ -4034,8 +4067,15 @@
           <w:sz w:val="20"/>
           <w:szCs w:val="20"/>
         </w:rPr>
-        <w:t xml:space="preserve">Tabuľka S4. </w:t>
+        <w:t xml:space="preserve">Tabuľka 5</w:t>
       </w:r>
+    </w:p>
+    <w:p>
+      <w:pPr>
+        <w:jc w:val="left"/>
+        <w:ind w:left="13" w:right="13"/>
+        <w:spacing w:after="80" w:line="276" w:lineRule="auto"/>
+      </w:pPr>
       <w:r>
         <w:rPr>
           <w:rFonts w:ascii="Times New Roman" w:hAnsi="Times New Roman" w:cs="Times New Roman"/>
@@ -4044,7 +4084,7 @@
           <w:sz w:val="20"/>
           <w:szCs w:val="20"/>
         </w:rPr>
-        <w:t xml:space="preserve">Predbežná expertná kontrola položiek ratingového nástroja.</w:t>
+        <w:t xml:space="preserve">Predbežná expertná kontrola položiek ratingového nástroja</w:t>
       </w:r>
     </w:p>
     <w:tbl>
@@ -6748,7 +6788,7 @@
     <w:p>
       <w:pPr>
         <w:jc w:val="left"/>
-        <w:spacing w:after="80" w:line="240" w:lineRule="auto"/>
+        <w:spacing w:after="70" w:line="276" w:lineRule="auto"/>
       </w:pPr>
       <w:r>
         <w:rPr>
@@ -6758,8 +6798,14 @@
           <w:sz w:val="20"/>
           <w:szCs w:val="20"/>
         </w:rPr>
-        <w:t xml:space="preserve">Tabuľka S5. </w:t>
+        <w:t xml:space="preserve">Tabuľka 6</w:t>
       </w:r>
+    </w:p>
+    <w:p>
+      <w:pPr>
+        <w:jc w:val="left"/>
+        <w:spacing w:after="80" w:line="276" w:lineRule="auto"/>
+      </w:pPr>
       <w:r>
         <w:rPr>
           <w:rFonts w:ascii="Times New Roman" w:hAnsi="Times New Roman" w:cs="Times New Roman"/>
@@ -6768,7 +6814,7 @@
           <w:sz w:val="20"/>
           <w:szCs w:val="20"/>
         </w:rPr>
-        <w:t xml:space="preserve">Predbežná expertná kontrola seed scenárov.</w:t>
+        <w:t xml:space="preserve">Predbežná expertná kontrola seed scenárov</w:t>
       </w:r>
     </w:p>
     <w:tbl>
@@ -7170,7 +7216,7 @@
                 <w:sz w:val="20"/>
                 <w:szCs w:val="20"/>
               </w:rPr>
-              <w:t xml:space="preserve">2.667</w:t>
+              <w:t xml:space="preserve">2.67</w:t>
             </w:r>
           </w:p>
         </w:tc>
@@ -7397,7 +7443,7 @@
                 <w:sz w:val="20"/>
                 <w:szCs w:val="20"/>
               </w:rPr>
-              <w:t xml:space="preserve">2.667</w:t>
+              <w:t xml:space="preserve">2.67</w:t>
             </w:r>
           </w:p>
         </w:tc>
@@ -7624,7 +7670,7 @@
                 <w:sz w:val="20"/>
                 <w:szCs w:val="20"/>
               </w:rPr>
-              <w:t xml:space="preserve">2.833</w:t>
+              <w:t xml:space="preserve">2.83</w:t>
             </w:r>
           </w:p>
         </w:tc>
@@ -7851,7 +7897,7 @@
                 <w:sz w:val="20"/>
                 <w:szCs w:val="20"/>
               </w:rPr>
-              <w:t xml:space="preserve">2.667</w:t>
+              <w:t xml:space="preserve">2.67</w:t>
             </w:r>
           </w:p>
         </w:tc>
@@ -8078,7 +8124,7 @@
                 <w:sz w:val="20"/>
                 <w:szCs w:val="20"/>
               </w:rPr>
-              <w:t xml:space="preserve">2.667</w:t>
+              <w:t xml:space="preserve">2.67</w:t>
             </w:r>
           </w:p>
         </w:tc>
@@ -8305,7 +8351,7 @@
                 <w:sz w:val="20"/>
                 <w:szCs w:val="20"/>
               </w:rPr>
-              <w:t xml:space="preserve">2.667</w:t>
+              <w:t xml:space="preserve">2.67</w:t>
             </w:r>
           </w:p>
         </w:tc>
@@ -8986,7 +9032,7 @@
                 <w:sz w:val="20"/>
                 <w:szCs w:val="20"/>
               </w:rPr>
-              <w:t xml:space="preserve">2.833</w:t>
+              <w:t xml:space="preserve">2.83</w:t>
             </w:r>
           </w:p>
         </w:tc>
@@ -9213,7 +9259,7 @@
                 <w:sz w:val="20"/>
                 <w:szCs w:val="20"/>
               </w:rPr>
-              <w:t xml:space="preserve">2.833</w:t>
+              <w:t xml:space="preserve">2.83</w:t>
             </w:r>
           </w:p>
         </w:tc>
